--- a/relatorio/VolBoy_Relatorio_Final.docx
+++ b/relatorio/VolBoy_Relatorio_Final.docx
@@ -2389,6 +2389,178 @@
           <w:sz w:val="21"/>
         </w:rPr>
         <w:t>A dispersão entre os respondentes do Focus entra como segunda variável, separada: ela mede desacordo entre analistas, um conceito relacionado mas distinto de distância da meta.</w:t>
+      </w:r>
+    </w:p>
+    <w:p>
+      <w:pPr>
+        <w:pStyle w:val="Heading3"/>
+      </w:pPr>
+      <w:r>
+        <w:t>O que a teoria realmente prevê — e por que isso importa para o teste</w:t>
+      </w:r>
+    </w:p>
+    <w:p>
+      <w:pPr>
+        <w:spacing w:after="40" w:before="0"/>
+      </w:pPr>
+      <w:r>
+        <w:rPr>
+          <w:b w:val="0"/>
+          <w:i w:val="0"/>
+          <w:color w:val="0B0B0B"/>
+          <w:sz w:val="21"/>
+        </w:rPr>
+        <w:t xml:space="preserve">Há uma distinção aqui que inicialmente não respeitamos, e que muda a interpretação de todo o resultado sobre credibilidade. O mecanismo de Barro-Gordon não prevê que perda de credibilidade eleve a volatilidade em geral. Ele prevê algo mais específico: sob discrição, o incentivo do Banco Central a tolerar inflação surpresa eleva </w:t>
+      </w:r>
+    </w:p>
+    <w:p>
+      <w:pPr>
+        <w:spacing w:after="120"/>
+      </w:pPr>
+      <w:r>
+        <w:rPr>
+          <w:b/>
+          <w:i w:val="0"/>
+          <w:color w:val="0B0B0B"/>
+          <w:sz w:val="21"/>
+        </w:rPr>
+        <w:t>assimetricamente</w:t>
+      </w:r>
+      <w:r>
+        <w:rPr>
+          <w:b w:val="0"/>
+          <w:i w:val="0"/>
+          <w:color w:val="0B0B0B"/>
+          <w:sz w:val="21"/>
+        </w:rPr>
+        <w:t xml:space="preserve"> o risco de depreciação do real. A previsão é sobre a </w:t>
+      </w:r>
+      <w:r>
+        <w:rPr>
+          <w:b/>
+          <w:i w:val="0"/>
+          <w:color w:val="0B0B0B"/>
+          <w:sz w:val="21"/>
+        </w:rPr>
+        <w:t>forma</w:t>
+      </w:r>
+      <w:r>
+        <w:rPr>
+          <w:b w:val="0"/>
+          <w:i w:val="0"/>
+          <w:color w:val="0B0B0B"/>
+          <w:sz w:val="21"/>
+        </w:rPr>
+        <w:t xml:space="preserve"> da distribuição — a cauda direita, o skew — e não sobre o </w:t>
+      </w:r>
+      <w:r>
+        <w:rPr>
+          <w:b/>
+          <w:i w:val="0"/>
+          <w:color w:val="0B0B0B"/>
+          <w:sz w:val="21"/>
+        </w:rPr>
+        <w:t>nível</w:t>
+      </w:r>
+      <w:r>
+        <w:rPr>
+          <w:b w:val="0"/>
+          <w:i w:val="0"/>
+          <w:color w:val="0B0B0B"/>
+          <w:sz w:val="21"/>
+        </w:rPr>
+        <w:t xml:space="preserve"> de volatilidade.</w:t>
+      </w:r>
+    </w:p>
+    <w:p>
+      <w:pPr>
+        <w:spacing w:after="120" w:before="0"/>
+      </w:pPr>
+      <w:r>
+        <w:rPr>
+          <w:b w:val="0"/>
+          <w:i w:val="0"/>
+          <w:color w:val="0B0B0B"/>
+          <w:sz w:val="21"/>
+        </w:rPr>
+        <w:t>Nossa ablação inicial testou θₜ como preditor da RV futura, que é uma grandeza de nível. Encontrar ausência de efeito ali é evidência fraca contra a teoria, porque a teoria não faz essa previsão com força. Reportar aquele nulo como refutação da hipótese de credibilidade foi um erro de interpretação nosso.</w:t>
+      </w:r>
+    </w:p>
+    <w:tbl>
+      <w:tblPr>
+        <w:tblStyle w:val="TableGrid"/>
+        <w:tblW w:type="auto" w:w="0"/>
+        <w:tblLook w:firstColumn="1" w:firstRow="1" w:lastColumn="0" w:lastRow="0" w:noHBand="0" w:noVBand="1" w:val="04A0"/>
+      </w:tblPr>
+      <w:tblGrid>
+        <w:gridCol w:w="9632"/>
+      </w:tblGrid>
+      <w:tr>
+        <w:tc>
+          <w:tcPr>
+            <w:tcW w:type="dxa" w:w="9632"/>
+            <w:shd w:val="clear" w:fill="F7F3E8"/>
+          </w:tcPr>
+          <w:p>
+            <w:r/>
+            <w:r>
+              <w:rPr>
+                <w:b/>
+                <w:color w:val="1F5CA8"/>
+                <w:sz w:val="20"/>
+              </w:rPr>
+              <w:t xml:space="preserve">Por que o teste correto era inviável.  </w:t>
+            </w:r>
+            <w:r>
+              <w:rPr>
+                <w:sz w:val="19"/>
+              </w:rPr>
+              <w:t>A previsão forte é sobre o skew IMPLÍCITO — extraído da superfície de opções. Como a B3 sobrescreve a superfície diariamente e existe apenas um dia de histórico (Seção 7.1), esse teste nunca foi possível com os dados disponíveis. A limitação de dados que impede validar a tese central também impede validar a camada de credibilidade na dimensão certa.</w:t>
+            </w:r>
+          </w:p>
+        </w:tc>
+      </w:tr>
+    </w:tbl>
+    <w:p>
+      <w:pPr>
+        <w:spacing w:after="120"/>
+      </w:pPr>
+    </w:p>
+    <w:p>
+      <w:pPr>
+        <w:spacing w:after="40" w:before="0"/>
+      </w:pPr>
+      <w:r>
+        <w:rPr>
+          <w:b w:val="0"/>
+          <w:i w:val="0"/>
+          <w:color w:val="0B0B0B"/>
+          <w:sz w:val="21"/>
+        </w:rPr>
+        <w:t xml:space="preserve">O que é possível é testar a contraparte </w:t>
+      </w:r>
+    </w:p>
+    <w:p>
+      <w:pPr>
+        <w:spacing w:after="120"/>
+      </w:pPr>
+      <w:r>
+        <w:rPr>
+          <w:b/>
+          <w:i w:val="0"/>
+          <w:color w:val="0B0B0B"/>
+          <w:sz w:val="21"/>
+        </w:rPr>
+        <w:t>realizada</w:t>
+      </w:r>
+      <w:r>
+        <w:rPr>
+          <w:b w:val="0"/>
+          <w:i w:val="0"/>
+          <w:color w:val="0B0B0B"/>
+          <w:sz w:val="21"/>
+        </w:rPr>
+        <w:t>: se a perda de credibilidade cria risco assimétrico de depreciação, os retornos futuros do USD/BRL deveriam apresentar assimetria positiva. Isso é mensurável com os dados que temos, e os resultados estão na Seção 6.3.</w:t>
       </w:r>
     </w:p>
     <w:p>
@@ -4431,7 +4603,7 @@
               <w:rPr>
                 <w:sz w:val="17"/>
               </w:rPr>
-              <w:t>Único R² positivo — depois revisto</w:t>
+              <w:t>Decisão revertida: vitória era da fonte defeituosa (5.6)</w:t>
             </w:r>
           </w:p>
         </w:tc>
@@ -4475,7 +4647,7 @@
               <w:rPr>
                 <w:sz w:val="17"/>
               </w:rPr>
-              <w:t>Todas as 6 pioram</w:t>
+              <w:t>Todas as 6 pioram — mas base equivocada (ver 5.6)</w:t>
             </w:r>
           </w:p>
         </w:tc>
@@ -4713,7 +4885,61 @@
           <w:color w:val="0B0B0B"/>
           <w:sz w:val="21"/>
         </w:rPr>
-        <w:t>O primeiro resultado relevante foi negativo e veio cedo: o HAR-RV ajustado não superava a persistência pura. Isso poderia significar duas coisas muito diferentes — que a regressão estava mal especificada, ou que não havia sinal a extrair. O teste com a persistência (item 4 da tabela) separou as hipóteses: como ela também apresentava desempenho fraco em termos absolutos, o problema não estava na regressão.</w:t>
+        <w:t>O primeiro resultado relevante foi negativo e veio cedo: o HAR-RV ajustado não superava a persistência pura. Isso poderia significar duas coisas muito diferentes — que a regressão estava mal especificada, ou que não havia sinal a extrair. O teste com a persistência (item 4 da tabela) separou as hipóteses: como ela também apresentava desempenho fraco em termos absolutos, concluímos que o problema não estava na regressão.</w:t>
+      </w:r>
+    </w:p>
+    <w:tbl>
+      <w:tblPr>
+        <w:tblStyle w:val="TableGrid"/>
+        <w:tblW w:type="auto" w:w="0"/>
+        <w:tblLook w:firstColumn="1" w:firstRow="1" w:lastColumn="0" w:lastRow="0" w:noHBand="0" w:noVBand="1" w:val="04A0"/>
+      </w:tblPr>
+      <w:tblGrid>
+        <w:gridCol w:w="9632"/>
+      </w:tblGrid>
+      <w:tr>
+        <w:tc>
+          <w:tcPr>
+            <w:tcW w:type="dxa" w:w="9632"/>
+            <w:shd w:val="clear" w:fill="F7F3E8"/>
+          </w:tcPr>
+          <w:p>
+            <w:r/>
+            <w:r>
+              <w:rPr>
+                <w:b/>
+                <w:color w:val="A82A2A"/>
+                <w:sz w:val="20"/>
+              </w:rPr>
+              <w:t xml:space="preserve">Correção importante — esta conclusão não sobreviveu.  </w:t>
+            </w:r>
+            <w:r>
+              <w:rPr>
+                <w:sz w:val="19"/>
+              </w:rPr>
+              <w:t>A derrota do HAR-RV para a persistência era artefato da fonte de preço defeituosa. Na fonte correta (futuro da B3), o HAR-RV vence a persistência em 5 dos 6 horizontes testados. A Seção 5.7 detalha a inversão. Mantemos o relato original aqui porque ele explica decisões tomadas na sequência — mas o leitor deve saber, desde já, que a premissa estava errada.</w:t>
+            </w:r>
+          </w:p>
+        </w:tc>
+      </w:tr>
+    </w:tbl>
+    <w:p>
+      <w:pPr>
+        <w:spacing w:after="120"/>
+      </w:pPr>
+    </w:p>
+    <w:p>
+      <w:pPr>
+        <w:spacing w:after="120" w:before="0"/>
+      </w:pPr>
+      <w:r>
+        <w:rPr>
+          <w:b w:val="0"/>
+          <w:i/>
+          <w:color w:val="0B0B0B"/>
+          <w:sz w:val="21"/>
+        </w:rPr>
+        <w:t>Este episódio merece uma crítica de processo que fazemos a nós mesmos. Um modelo ajustado perdendo para um benchmark sem nenhum parâmetro é uma anomalia que pede investigação imediata: ou a especificação está errada, ou os dados estão. Em vez de esgotar esse diagnóstico, seguimos adiante adicionando camadas de informação cada vez mais elaboradas — FinBERT, Barro-Gordon, risco fiscal. Se tivéssemos investigado a anomalia primeiro, provavelmente teríamos chegado ao problema de fonte de dados muito antes, e boa parte do esforço nas camadas teria sido poupado ou redirecionado.</w:t>
       </w:r>
     </w:p>
     <w:p>
@@ -5679,7 +5905,462 @@
         <w:pStyle w:val="Heading2"/>
       </w:pPr>
       <w:r>
-        <w:t>5.6 O diagnóstico final: descasamento de horizonte</w:t>
+        <w:t>5.6 A inversão que a fonte correta produziu no ranking dos modelos</w:t>
+      </w:r>
+    </w:p>
+    <w:p>
+      <w:pPr>
+        <w:spacing w:after="120" w:before="0"/>
+      </w:pPr>
+      <w:r>
+        <w:rPr>
+          <w:b w:val="0"/>
+          <w:i w:val="0"/>
+          <w:color w:val="0B0B0B"/>
+          <w:sz w:val="21"/>
+        </w:rPr>
+        <w:t>Além de eliminar o R² positivo, a migração inverteu algo que sustentava boa parte das decisões do projeto: qual modelo é o melhor. Comparando os dois em cada horizonte, na mesma metodologia:</w:t>
+      </w:r>
+    </w:p>
+    <w:tbl>
+      <w:tblPr>
+        <w:tblStyle w:val="TableGrid"/>
+        <w:tblW w:type="auto" w:w="0"/>
+        <w:jc w:val="center"/>
+        <w:tblLook w:firstColumn="1" w:firstRow="1" w:lastColumn="0" w:lastRow="0" w:noHBand="0" w:noVBand="1" w:val="04A0"/>
+      </w:tblPr>
+      <w:tblGrid>
+        <w:gridCol w:w="3211"/>
+        <w:gridCol w:w="3211"/>
+        <w:gridCol w:w="3211"/>
+      </w:tblGrid>
+      <w:tr>
+        <w:tc>
+          <w:tcPr>
+            <w:tcW w:type="dxa" w:w="2016"/>
+            <w:shd w:val="clear" w:fill="2A2A28"/>
+          </w:tcPr>
+          <w:p>
+            <w:r/>
+            <w:r>
+              <w:rPr>
+                <w:b/>
+                <w:color w:val="FFFFFF"/>
+                <w:sz w:val="18"/>
+              </w:rPr>
+              <w:t>Horizonte</w:t>
+            </w:r>
+          </w:p>
+        </w:tc>
+        <w:tc>
+          <w:tcPr>
+            <w:tcW w:type="dxa" w:w="3600"/>
+            <w:shd w:val="clear" w:fill="2A2A28"/>
+          </w:tcPr>
+          <w:p>
+            <w:r/>
+            <w:r>
+              <w:rPr>
+                <w:b/>
+                <w:color w:val="FFFFFF"/>
+                <w:sz w:val="18"/>
+              </w:rPr>
+              <w:t>Vencedor na fonte defeituosa</w:t>
+            </w:r>
+          </w:p>
+        </w:tc>
+        <w:tc>
+          <w:tcPr>
+            <w:tcW w:type="dxa" w:w="3600"/>
+            <w:shd w:val="clear" w:fill="2A2A28"/>
+          </w:tcPr>
+          <w:p>
+            <w:r/>
+            <w:r>
+              <w:rPr>
+                <w:b/>
+                <w:color w:val="FFFFFF"/>
+                <w:sz w:val="18"/>
+              </w:rPr>
+              <w:t>Vencedor na fonte correta</w:t>
+            </w:r>
+          </w:p>
+        </w:tc>
+      </w:tr>
+      <w:tr>
+        <w:tc>
+          <w:tcPr>
+            <w:tcW w:type="dxa" w:w="2016"/>
+            <w:shd w:val="clear" w:fill="FFF4E0"/>
+          </w:tcPr>
+          <w:p>
+            <w:r/>
+            <w:r>
+              <w:rPr>
+                <w:b/>
+                <w:sz w:val="18"/>
+              </w:rPr>
+              <w:t>1 dia(s)</w:t>
+            </w:r>
+          </w:p>
+        </w:tc>
+        <w:tc>
+          <w:tcPr>
+            <w:tcW w:type="dxa" w:w="3600"/>
+            <w:shd w:val="clear" w:fill="FFF4E0"/>
+          </w:tcPr>
+          <w:p>
+            <w:r/>
+            <w:r>
+              <w:rPr>
+                <w:b/>
+                <w:sz w:val="18"/>
+              </w:rPr>
+              <w:t>persistência</w:t>
+            </w:r>
+          </w:p>
+        </w:tc>
+        <w:tc>
+          <w:tcPr>
+            <w:tcW w:type="dxa" w:w="3600"/>
+            <w:shd w:val="clear" w:fill="FFF4E0"/>
+          </w:tcPr>
+          <w:p>
+            <w:r/>
+            <w:r>
+              <w:rPr>
+                <w:b/>
+                <w:sz w:val="18"/>
+              </w:rPr>
+              <w:t>HAR-RV</w:t>
+            </w:r>
+          </w:p>
+        </w:tc>
+      </w:tr>
+      <w:tr>
+        <w:tc>
+          <w:tcPr>
+            <w:tcW w:type="dxa" w:w="2016"/>
+            <w:shd w:val="clear" w:fill="FFF4E0"/>
+          </w:tcPr>
+          <w:p>
+            <w:r/>
+            <w:r>
+              <w:rPr>
+                <w:b/>
+                <w:sz w:val="18"/>
+              </w:rPr>
+              <w:t>3 dia(s)</w:t>
+            </w:r>
+          </w:p>
+        </w:tc>
+        <w:tc>
+          <w:tcPr>
+            <w:tcW w:type="dxa" w:w="3600"/>
+            <w:shd w:val="clear" w:fill="FFF4E0"/>
+          </w:tcPr>
+          <w:p>
+            <w:r/>
+            <w:r>
+              <w:rPr>
+                <w:b/>
+                <w:sz w:val="18"/>
+              </w:rPr>
+              <w:t>persistência</w:t>
+            </w:r>
+          </w:p>
+        </w:tc>
+        <w:tc>
+          <w:tcPr>
+            <w:tcW w:type="dxa" w:w="3600"/>
+            <w:shd w:val="clear" w:fill="FFF4E0"/>
+          </w:tcPr>
+          <w:p>
+            <w:r/>
+            <w:r>
+              <w:rPr>
+                <w:b/>
+                <w:sz w:val="18"/>
+              </w:rPr>
+              <w:t>HAR-RV</w:t>
+            </w:r>
+          </w:p>
+        </w:tc>
+      </w:tr>
+      <w:tr>
+        <w:tc>
+          <w:tcPr>
+            <w:tcW w:type="dxa" w:w="2016"/>
+          </w:tcPr>
+          <w:p>
+            <w:r/>
+            <w:r>
+              <w:rPr>
+                <w:sz w:val="18"/>
+              </w:rPr>
+              <w:t>5 dia(s)</w:t>
+            </w:r>
+          </w:p>
+        </w:tc>
+        <w:tc>
+          <w:tcPr>
+            <w:tcW w:type="dxa" w:w="3600"/>
+          </w:tcPr>
+          <w:p>
+            <w:r/>
+            <w:r>
+              <w:rPr>
+                <w:sz w:val="18"/>
+              </w:rPr>
+              <w:t>persistência</w:t>
+            </w:r>
+          </w:p>
+        </w:tc>
+        <w:tc>
+          <w:tcPr>
+            <w:tcW w:type="dxa" w:w="3600"/>
+          </w:tcPr>
+          <w:p>
+            <w:r/>
+            <w:r>
+              <w:rPr>
+                <w:sz w:val="18"/>
+              </w:rPr>
+              <w:t>persistência</w:t>
+            </w:r>
+          </w:p>
+        </w:tc>
+      </w:tr>
+      <w:tr>
+        <w:tc>
+          <w:tcPr>
+            <w:tcW w:type="dxa" w:w="2016"/>
+            <w:shd w:val="clear" w:fill="FFF4E0"/>
+          </w:tcPr>
+          <w:p>
+            <w:r/>
+            <w:r>
+              <w:rPr>
+                <w:b/>
+                <w:sz w:val="18"/>
+              </w:rPr>
+              <w:t>10 dia(s)</w:t>
+            </w:r>
+          </w:p>
+        </w:tc>
+        <w:tc>
+          <w:tcPr>
+            <w:tcW w:type="dxa" w:w="3600"/>
+            <w:shd w:val="clear" w:fill="FFF4E0"/>
+          </w:tcPr>
+          <w:p>
+            <w:r/>
+            <w:r>
+              <w:rPr>
+                <w:b/>
+                <w:sz w:val="18"/>
+              </w:rPr>
+              <w:t>persistência</w:t>
+            </w:r>
+          </w:p>
+        </w:tc>
+        <w:tc>
+          <w:tcPr>
+            <w:tcW w:type="dxa" w:w="3600"/>
+            <w:shd w:val="clear" w:fill="FFF4E0"/>
+          </w:tcPr>
+          <w:p>
+            <w:r/>
+            <w:r>
+              <w:rPr>
+                <w:b/>
+                <w:sz w:val="18"/>
+              </w:rPr>
+              <w:t>HAR-RV</w:t>
+            </w:r>
+          </w:p>
+        </w:tc>
+      </w:tr>
+      <w:tr>
+        <w:tc>
+          <w:tcPr>
+            <w:tcW w:type="dxa" w:w="2016"/>
+            <w:shd w:val="clear" w:fill="FFF4E0"/>
+          </w:tcPr>
+          <w:p>
+            <w:r/>
+            <w:r>
+              <w:rPr>
+                <w:b/>
+                <w:sz w:val="18"/>
+              </w:rPr>
+              <w:t>15 dia(s)</w:t>
+            </w:r>
+          </w:p>
+        </w:tc>
+        <w:tc>
+          <w:tcPr>
+            <w:tcW w:type="dxa" w:w="3600"/>
+            <w:shd w:val="clear" w:fill="FFF4E0"/>
+          </w:tcPr>
+          <w:p>
+            <w:r/>
+            <w:r>
+              <w:rPr>
+                <w:b/>
+                <w:sz w:val="18"/>
+              </w:rPr>
+              <w:t>persistência</w:t>
+            </w:r>
+          </w:p>
+        </w:tc>
+        <w:tc>
+          <w:tcPr>
+            <w:tcW w:type="dxa" w:w="3600"/>
+            <w:shd w:val="clear" w:fill="FFF4E0"/>
+          </w:tcPr>
+          <w:p>
+            <w:r/>
+            <w:r>
+              <w:rPr>
+                <w:b/>
+                <w:sz w:val="18"/>
+              </w:rPr>
+              <w:t>HAR-RV</w:t>
+            </w:r>
+          </w:p>
+        </w:tc>
+      </w:tr>
+      <w:tr>
+        <w:tc>
+          <w:tcPr>
+            <w:tcW w:type="dxa" w:w="2016"/>
+            <w:shd w:val="clear" w:fill="FFF4E0"/>
+          </w:tcPr>
+          <w:p>
+            <w:r/>
+            <w:r>
+              <w:rPr>
+                <w:b/>
+                <w:sz w:val="18"/>
+              </w:rPr>
+              <w:t>21 dia(s)</w:t>
+            </w:r>
+          </w:p>
+        </w:tc>
+        <w:tc>
+          <w:tcPr>
+            <w:tcW w:type="dxa" w:w="3600"/>
+            <w:shd w:val="clear" w:fill="FFF4E0"/>
+          </w:tcPr>
+          <w:p>
+            <w:r/>
+            <w:r>
+              <w:rPr>
+                <w:b/>
+                <w:sz w:val="18"/>
+              </w:rPr>
+              <w:t>persistência</w:t>
+            </w:r>
+          </w:p>
+        </w:tc>
+        <w:tc>
+          <w:tcPr>
+            <w:tcW w:type="dxa" w:w="3600"/>
+            <w:shd w:val="clear" w:fill="FFF4E0"/>
+          </w:tcPr>
+          <w:p>
+            <w:r/>
+            <w:r>
+              <w:rPr>
+                <w:b/>
+                <w:sz w:val="18"/>
+              </w:rPr>
+              <w:t>HAR-RV</w:t>
+            </w:r>
+          </w:p>
+        </w:tc>
+      </w:tr>
+    </w:tbl>
+    <w:p>
+      <w:pPr>
+        <w:spacing w:after="80"/>
+      </w:pPr>
+    </w:p>
+    <w:p>
+      <w:pPr>
+        <w:spacing w:after="120" w:before="0"/>
+      </w:pPr>
+      <w:r>
+        <w:rPr>
+          <w:b w:val="0"/>
+          <w:i w:val="0"/>
+          <w:color w:val="0B0B0B"/>
+          <w:sz w:val="21"/>
+        </w:rPr>
+        <w:t>Na fonte defeituosa, a persistência vence em 6 de 6 horizontes. Na fonte correta, o HAR-RV vence em 5 de 6. A afirmação “a persistência bate o HAR-RV”, que aparece repetidamente no registro de configurações do projeto e motivou a adoção da persistência como previsão oficial, era uma propriedade do dado defeituoso — não do fenômeno.</w:t>
+      </w:r>
+    </w:p>
+    <w:tbl>
+      <w:tblPr>
+        <w:tblStyle w:val="TableGrid"/>
+        <w:tblW w:type="auto" w:w="0"/>
+        <w:tblLook w:firstColumn="1" w:firstRow="1" w:lastColumn="0" w:lastRow="0" w:noHBand="0" w:noVBand="1" w:val="04A0"/>
+      </w:tblPr>
+      <w:tblGrid>
+        <w:gridCol w:w="9632"/>
+      </w:tblGrid>
+      <w:tr>
+        <w:tc>
+          <w:tcPr>
+            <w:tcW w:type="dxa" w:w="9632"/>
+            <w:shd w:val="clear" w:fill="F7F3E8"/>
+          </w:tcPr>
+          <w:p>
+            <w:r/>
+            <w:r>
+              <w:rPr>
+                <w:b/>
+                <w:color w:val="A82A2A"/>
+                <w:sz w:val="20"/>
+              </w:rPr>
+              <w:t xml:space="preserve">Consequência a jusante.  </w:t>
+            </w:r>
+            <w:r>
+              <w:rPr>
+                <w:sz w:val="19"/>
+              </w:rPr>
+              <w:t>O experimento de correção de resíduo (item 18 da tabela de configurações) testou as seis camadas de informação como correção da PERSISTÊNCIA, precisamente porque a acreditávamos o melhor baseline. Na fonte correta ela não é. Aquele teste foi construído sobre a base errada e precisaria ser refeito sobre o HAR-RV para ser conclusivo — está listado nos próximos passos.</w:t>
+            </w:r>
+          </w:p>
+        </w:tc>
+      </w:tr>
+    </w:tbl>
+    <w:p>
+      <w:pPr>
+        <w:spacing w:after="120"/>
+      </w:pPr>
+    </w:p>
+    <w:p>
+      <w:pPr>
+        <w:spacing w:after="120" w:before="0"/>
+      </w:pPr>
+      <w:r>
+        <w:rPr>
+          <w:b w:val="0"/>
+          <w:i w:val="0"/>
+          <w:color w:val="0B0B0B"/>
+          <w:sz w:val="21"/>
+        </w:rPr>
+        <w:t>Registramos isso com destaque porque é o exemplo mais claro, em todo o projeto, de como um defeito silencioso de dados não produz apenas um número errado: ele reorganiza o ranking dos modelos, redireciona a agenda de pesquisa e contamina experimentos construídos depois. Nenhum teste unitário pegaria isso — só a validação contra uma fonte independente.</w:t>
+      </w:r>
+    </w:p>
+    <w:p>
+      <w:pPr>
+        <w:pStyle w:val="Heading2"/>
+      </w:pPr>
+      <w:r>
+        <w:t>5.7 O diagnóstico final: descasamento de horizonte</w:t>
       </w:r>
     </w:p>
     <w:p>
@@ -6854,7 +7535,424 @@
         <w:pStyle w:val="Heading2"/>
       </w:pPr>
       <w:r>
-        <w:t>6.3 Backtest de P&amp;L e por que ele não deve ser levado a sério</w:t>
+        <w:t>6.3 Credibilidade testada na dimensão certa: assimetria</w:t>
+      </w:r>
+    </w:p>
+    <w:p>
+      <w:pPr>
+        <w:spacing w:after="120" w:before="0"/>
+      </w:pPr>
+      <w:r>
+        <w:rPr>
+          <w:b w:val="0"/>
+          <w:i w:val="0"/>
+          <w:color w:val="0B0B0B"/>
+          <w:sz w:val="21"/>
+        </w:rPr>
+        <w:t>Como discutido na Seção 2.8, a previsão de Barro-Gordon é sobre a assimetria da distribuição, não sobre o nível de volatilidade. Refizemos o teste usando a assimetria realizada dos retornos futuros do futuro de dólar como alvo.</w:t>
+      </w:r>
+    </w:p>
+    <w:p>
+      <w:pPr>
+        <w:spacing w:after="120"/>
+      </w:pPr>
+      <w:r>
+        <w:rPr>
+          <w:b w:val="0"/>
+          <w:i w:val="0"/>
+          <w:color w:val="0B0B0B"/>
+          <w:sz w:val="21"/>
+        </w:rPr>
+        <w:t xml:space="preserve">A direção esperada é precisa e falseável: </w:t>
+      </w:r>
+      <w:r>
+        <w:rPr>
+          <w:b/>
+          <w:i w:val="0"/>
+          <w:color w:val="0B0B0B"/>
+          <w:sz w:val="21"/>
+        </w:rPr>
+        <w:t>credibilidade baixa deveria coincidir com assimetria alta</w:t>
+      </w:r>
+      <w:r>
+        <w:rPr>
+          <w:b w:val="0"/>
+          <w:i w:val="0"/>
+          <w:color w:val="0B0B0B"/>
+          <w:sz w:val="21"/>
+        </w:rPr>
+        <w:t xml:space="preserve"> (risco de depreciação concentrado à direita). Ou seja, a correlação entre θₜ e a assimetria futura deveria ser </w:t>
+      </w:r>
+      <w:r>
+        <w:rPr>
+          <w:b/>
+          <w:i w:val="0"/>
+          <w:color w:val="0B0B0B"/>
+          <w:sz w:val="21"/>
+        </w:rPr>
+        <w:t>negativa</w:t>
+      </w:r>
+      <w:r>
+        <w:rPr>
+          <w:b w:val="0"/>
+          <w:i w:val="0"/>
+          <w:color w:val="0B0B0B"/>
+          <w:sz w:val="21"/>
+        </w:rPr>
+        <w:t>.</w:t>
+      </w:r>
+    </w:p>
+    <w:p>
+      <w:pPr>
+        <w:spacing w:after="120" w:before="0"/>
+      </w:pPr>
+      <w:r>
+        <w:rPr>
+          <w:b w:val="0"/>
+          <w:i w:val="0"/>
+          <w:color w:val="0B0B0B"/>
+          <w:sz w:val="21"/>
+        </w:rPr>
+        <w:t>Um cuidado estatístico foi decisivo aqui. Janelas de assimetria futura se sobrepõem: observações consecutivas compartilham quase todos os retornos, o que infla artificialmente a significância. Reportamos as duas versões para tornar o efeito visível:</w:t>
+      </w:r>
+    </w:p>
+    <w:tbl>
+      <w:tblPr>
+        <w:tblStyle w:val="TableGrid"/>
+        <w:tblW w:type="auto" w:w="0"/>
+        <w:jc w:val="center"/>
+        <w:tblLook w:firstColumn="1" w:firstRow="1" w:lastColumn="0" w:lastRow="0" w:noHBand="0" w:noVBand="1" w:val="04A0"/>
+      </w:tblPr>
+      <w:tblGrid>
+        <w:gridCol w:w="2408"/>
+        <w:gridCol w:w="2408"/>
+        <w:gridCol w:w="2408"/>
+        <w:gridCol w:w="2408"/>
+      </w:tblGrid>
+      <w:tr>
+        <w:tc>
+          <w:tcPr>
+            <w:tcW w:type="dxa" w:w="1296"/>
+            <w:shd w:val="clear" w:fill="2A2A28"/>
+          </w:tcPr>
+          <w:p>
+            <w:r/>
+            <w:r>
+              <w:rPr>
+                <w:b/>
+                <w:color w:val="FFFFFF"/>
+                <w:sz w:val="17"/>
+              </w:rPr>
+              <w:t>Horizonte</w:t>
+            </w:r>
+          </w:p>
+        </w:tc>
+        <w:tc>
+          <w:tcPr>
+            <w:tcW w:type="dxa" w:w="2736"/>
+            <w:shd w:val="clear" w:fill="2A2A28"/>
+          </w:tcPr>
+          <w:p>
+            <w:r/>
+            <w:r>
+              <w:rPr>
+                <w:b/>
+                <w:color w:val="FFFFFF"/>
+                <w:sz w:val="17"/>
+              </w:rPr>
+              <w:t>Janelas sobrepostas (p inflado)</w:t>
+            </w:r>
+          </w:p>
+        </w:tc>
+        <w:tc>
+          <w:tcPr>
+            <w:tcW w:type="dxa" w:w="3168"/>
+            <w:shd w:val="clear" w:fill="2A2A28"/>
+          </w:tcPr>
+          <w:p>
+            <w:r/>
+            <w:r>
+              <w:rPr>
+                <w:b/>
+                <w:color w:val="FFFFFF"/>
+                <w:sz w:val="17"/>
+              </w:rPr>
+              <w:t>Janelas independentes (válido)</w:t>
+            </w:r>
+          </w:p>
+        </w:tc>
+        <w:tc>
+          <w:tcPr>
+            <w:tcW w:type="dxa" w:w="2016"/>
+            <w:shd w:val="clear" w:fill="2A2A28"/>
+          </w:tcPr>
+          <w:p>
+            <w:r/>
+            <w:r>
+              <w:rPr>
+                <w:b/>
+                <w:color w:val="FFFFFF"/>
+                <w:sz w:val="17"/>
+              </w:rPr>
+              <w:t>Sinal</w:t>
+            </w:r>
+          </w:p>
+        </w:tc>
+      </w:tr>
+      <w:tr>
+        <w:tc>
+          <w:tcPr>
+            <w:tcW w:type="dxa" w:w="1296"/>
+          </w:tcPr>
+          <w:p>
+            <w:r/>
+            <w:r>
+              <w:rPr>
+                <w:sz w:val="17"/>
+              </w:rPr>
+              <w:t>10 dias</w:t>
+            </w:r>
+          </w:p>
+        </w:tc>
+        <w:tc>
+          <w:tcPr>
+            <w:tcW w:type="dxa" w:w="2736"/>
+          </w:tcPr>
+          <w:p>
+            <w:r/>
+            <w:r>
+              <w:rPr>
+                <w:sz w:val="17"/>
+              </w:rPr>
+              <w:t>r = 0,158  (p = 0,000)</w:t>
+            </w:r>
+          </w:p>
+        </w:tc>
+        <w:tc>
+          <w:tcPr>
+            <w:tcW w:type="dxa" w:w="3168"/>
+          </w:tcPr>
+          <w:p>
+            <w:r/>
+            <w:r>
+              <w:rPr>
+                <w:sz w:val="17"/>
+              </w:rPr>
+              <w:t>r = 0,172  (p = 0,140, n = 75)</w:t>
+            </w:r>
+          </w:p>
+        </w:tc>
+        <w:tc>
+          <w:tcPr>
+            <w:tcW w:type="dxa" w:w="2016"/>
+          </w:tcPr>
+          <w:p>
+            <w:r/>
+            <w:r>
+              <w:rPr>
+                <w:sz w:val="17"/>
+              </w:rPr>
+              <w:t>contrária à teoria</w:t>
+            </w:r>
+          </w:p>
+        </w:tc>
+      </w:tr>
+      <w:tr>
+        <w:tc>
+          <w:tcPr>
+            <w:tcW w:type="dxa" w:w="1296"/>
+          </w:tcPr>
+          <w:p>
+            <w:r/>
+            <w:r>
+              <w:rPr>
+                <w:sz w:val="17"/>
+              </w:rPr>
+              <w:t>21 dias</w:t>
+            </w:r>
+          </w:p>
+        </w:tc>
+        <w:tc>
+          <w:tcPr>
+            <w:tcW w:type="dxa" w:w="2736"/>
+          </w:tcPr>
+          <w:p>
+            <w:r/>
+            <w:r>
+              <w:rPr>
+                <w:sz w:val="17"/>
+              </w:rPr>
+              <w:t>r = 0,024  (p = 0,517)</w:t>
+            </w:r>
+          </w:p>
+        </w:tc>
+        <w:tc>
+          <w:tcPr>
+            <w:tcW w:type="dxa" w:w="3168"/>
+          </w:tcPr>
+          <w:p>
+            <w:r/>
+            <w:r>
+              <w:rPr>
+                <w:sz w:val="17"/>
+              </w:rPr>
+              <w:t>r = −0,002  (p = 0,993, n = 36)</w:t>
+            </w:r>
+          </w:p>
+        </w:tc>
+        <w:tc>
+          <w:tcPr>
+            <w:tcW w:type="dxa" w:w="2016"/>
+          </w:tcPr>
+          <w:p>
+            <w:r/>
+            <w:r>
+              <w:rPr>
+                <w:sz w:val="17"/>
+              </w:rPr>
+              <w:t>a favor da teoria</w:t>
+            </w:r>
+          </w:p>
+        </w:tc>
+      </w:tr>
+      <w:tr>
+        <w:tc>
+          <w:tcPr>
+            <w:tcW w:type="dxa" w:w="1296"/>
+          </w:tcPr>
+          <w:p>
+            <w:r/>
+            <w:r>
+              <w:rPr>
+                <w:sz w:val="17"/>
+              </w:rPr>
+              <w:t>42 dias</w:t>
+            </w:r>
+          </w:p>
+        </w:tc>
+        <w:tc>
+          <w:tcPr>
+            <w:tcW w:type="dxa" w:w="2736"/>
+          </w:tcPr>
+          <w:p>
+            <w:r/>
+            <w:r>
+              <w:rPr>
+                <w:sz w:val="17"/>
+              </w:rPr>
+              <w:t>r = −0,221  (p = 0,000)</w:t>
+            </w:r>
+          </w:p>
+        </w:tc>
+        <w:tc>
+          <w:tcPr>
+            <w:tcW w:type="dxa" w:w="3168"/>
+          </w:tcPr>
+          <w:p>
+            <w:r/>
+            <w:r>
+              <w:rPr>
+                <w:sz w:val="17"/>
+              </w:rPr>
+              <w:t>r = −0,150  (p = 0,552, n = 18)</w:t>
+            </w:r>
+          </w:p>
+        </w:tc>
+        <w:tc>
+          <w:tcPr>
+            <w:tcW w:type="dxa" w:w="2016"/>
+          </w:tcPr>
+          <w:p>
+            <w:r/>
+            <w:r>
+              <w:rPr>
+                <w:sz w:val="17"/>
+              </w:rPr>
+              <w:t>a favor da teoria</w:t>
+            </w:r>
+          </w:p>
+        </w:tc>
+      </w:tr>
+    </w:tbl>
+    <w:p>
+      <w:pPr>
+        <w:spacing w:after="80"/>
+      </w:pPr>
+    </w:p>
+    <w:p>
+      <w:pPr>
+        <w:spacing w:after="120" w:before="0"/>
+      </w:pPr>
+      <w:r>
+        <w:rPr>
+          <w:b w:val="0"/>
+          <w:i w:val="0"/>
+          <w:color w:val="0B0B0B"/>
+          <w:sz w:val="21"/>
+        </w:rPr>
+        <w:t>Duas leituras se impõem. Primeiro, a armadilha estatística: em 10 e 42 dias, as janelas sobrepostas produzem p-valores abaixo de 0,001 — aparentemente conclusivos. Com janelas independentes, nenhum horizonte atinge significância. Se tivéssemos reportado apenas a primeira coluna, teríamos anunciado uma descoberta inexistente.</w:t>
+      </w:r>
+    </w:p>
+    <w:p>
+      <w:pPr>
+        <w:spacing w:after="120" w:before="0"/>
+      </w:pPr>
+      <w:r>
+        <w:rPr>
+          <w:b w:val="0"/>
+          <w:i w:val="0"/>
+          <w:color w:val="0B0B0B"/>
+          <w:sz w:val="21"/>
+        </w:rPr>
+        <w:t>Segundo, o resultado substantivo: não há evidência confiável em nenhuma direção. Os sinais sequer são consistentes entre horizontes — positivo em 10 dias, nulo em 21, negativo em 42 —, que é a assinatura típica de ruído. Com 18 a 75 janelas independentes, o poder estatístico é baixo demais para detectar um efeito moderado.</w:t>
+      </w:r>
+    </w:p>
+    <w:tbl>
+      <w:tblPr>
+        <w:tblStyle w:val="TableGrid"/>
+        <w:tblW w:type="auto" w:w="0"/>
+        <w:tblLook w:firstColumn="1" w:firstRow="1" w:lastColumn="0" w:lastRow="0" w:noHBand="0" w:noVBand="1" w:val="04A0"/>
+      </w:tblPr>
+      <w:tblGrid>
+        <w:gridCol w:w="9632"/>
+      </w:tblGrid>
+      <w:tr>
+        <w:tc>
+          <w:tcPr>
+            <w:tcW w:type="dxa" w:w="9632"/>
+            <w:shd w:val="clear" w:fill="F7F3E8"/>
+          </w:tcPr>
+          <w:p>
+            <w:r/>
+            <w:r>
+              <w:rPr>
+                <w:b/>
+                <w:color w:val="1F5CA8"/>
+                <w:sz w:val="20"/>
+              </w:rPr>
+              <w:t xml:space="preserve">Status revisado da camada de credibilidade.  </w:t>
+            </w:r>
+            <w:r>
+              <w:rPr>
+                <w:sz w:val="19"/>
+              </w:rPr>
+              <w:t>Sai de “refutada” para “testada na dimensão correta, sem evidência detectável nesta amostra”. A distinção é relevante: não encontramos suporte para a hipótese, mas também não a refutamos — o teste decisivo, sobre skew implícito, permanece inviável por falta de histórico da superfície de volatilidade.</w:t>
+            </w:r>
+          </w:p>
+        </w:tc>
+      </w:tr>
+    </w:tbl>
+    <w:p>
+      <w:pPr>
+        <w:spacing w:after="120"/>
+      </w:pPr>
+    </w:p>
+    <w:p>
+      <w:pPr>
+        <w:pStyle w:val="Heading2"/>
+      </w:pPr>
+      <w:r>
+        <w:t>6.4 Backtest de P&amp;L e por que ele não deve ser levado a sério</w:t>
       </w:r>
     </w:p>
     <w:tbl>
@@ -6930,7 +8028,7 @@
         <w:pStyle w:val="Heading2"/>
       </w:pPr>
       <w:r>
-        <w:t>6.4 Por que R² e taxa de acerto podem discordar</w:t>
+        <w:t>6.5 Por que R² e taxa de acerto podem discordar</w:t>
       </w:r>
     </w:p>
     <w:p>
@@ -7546,6 +8644,44 @@
     </w:p>
     <w:p>
       <w:pPr>
+        <w:pStyle w:val="ListBullet"/>
+        <w:spacing w:after="60"/>
+      </w:pPr>
+      <w:r>
+        <w:rPr>
+          <w:b/>
+          <w:sz w:val="21"/>
+        </w:rPr>
+        <w:t xml:space="preserve">O ranking de modelos que se inverteu. </w:t>
+      </w:r>
+      <w:r>
+        <w:rPr>
+          <w:sz w:val="21"/>
+        </w:rPr>
+        <w:t>Mais grave que o item anterior: o mesmo defeito de dados fazia a persistência parecer superior ao HAR-RV em todos os horizontes. Na fonte correta, o HAR-RV vence em cinco de seis. Um defeito silencioso não produz apenas um número errado — ele reordena qual modelo parece melhor e redireciona a agenda de pesquisa.</w:t>
+      </w:r>
+    </w:p>
+    <w:p>
+      <w:pPr>
+        <w:pStyle w:val="ListBullet"/>
+        <w:spacing w:after="60"/>
+      </w:pPr>
+      <w:r>
+        <w:rPr>
+          <w:b/>
+          <w:sz w:val="21"/>
+        </w:rPr>
+        <w:t xml:space="preserve">A significância que evaporou ao corrigir a sobreposição. </w:t>
+      </w:r>
+      <w:r>
+        <w:rPr>
+          <w:sz w:val="21"/>
+        </w:rPr>
+        <w:t>No teste de credibilidade contra assimetria, janelas sobrepostas produziam p &lt; 0,001. Com janelas independentes, nada sobrevive. O mesmo dado, duas conclusões opostas, dependendo apenas de um cuidado estatístico.</w:t>
+      </w:r>
+    </w:p>
+    <w:p>
+      <w:pPr>
         <w:spacing w:after="120" w:before="0"/>
       </w:pPr>
       <w:r>
@@ -7609,7 +8745,53 @@
         <w:rPr>
           <w:sz w:val="21"/>
         </w:rPr>
-        <w:t>O diagnóstico da Seção 5.6 aponta diretamente para isso. Se o sinal está em horizonte curto, a estratégia precisaria operar opções de prazo curto — o que esbarra na liquidez documentada na Seção 7.2. Avaliar essa tensão é a decisão estratégica mais importante do projeto.</w:t>
+        <w:t>O diagnóstico da Seção 5.7 aponta diretamente para isso. Se o sinal está em horizonte curto, a estratégia precisaria operar opções de prazo curto — o que esbarra na liquidez documentada na Seção 7.2. Avaliar essa tensão é a decisão estratégica mais importante do projeto.</w:t>
+      </w:r>
+    </w:p>
+    <w:p>
+      <w:pPr>
+        <w:pStyle w:val="Heading3"/>
+      </w:pPr>
+      <w:r>
+        <w:t>Prioridade alta — corrigem conclusões contaminadas</w:t>
+      </w:r>
+    </w:p>
+    <w:p>
+      <w:pPr>
+        <w:pStyle w:val="ListBullet"/>
+        <w:spacing w:after="60"/>
+      </w:pPr>
+      <w:r>
+        <w:rPr>
+          <w:b/>
+          <w:sz w:val="21"/>
+        </w:rPr>
+        <w:t xml:space="preserve">Refazer a ablação das seis camadas sobre o HAR-RV. </w:t>
+      </w:r>
+      <w:r>
+        <w:rPr>
+          <w:sz w:val="21"/>
+        </w:rPr>
+        <w:t>O experimento de correção de resíduo usou a persistência como base, quando na fonte correta o HAR-RV é o melhor baseline. Refazê-lo é necessário antes de considerar qualquer camada definitivamente descartada.</w:t>
+      </w:r>
+    </w:p>
+    <w:p>
+      <w:pPr>
+        <w:pStyle w:val="ListBullet"/>
+        <w:spacing w:after="60"/>
+      </w:pPr>
+      <w:r>
+        <w:rPr>
+          <w:b/>
+          <w:sz w:val="21"/>
+        </w:rPr>
+        <w:t xml:space="preserve">Reexecutar todas as ablações na fonte da B3. </w:t>
+      </w:r>
+      <w:r>
+        <w:rPr>
+          <w:sz w:val="21"/>
+        </w:rPr>
+        <w:t>As ablações de notícia, credibilidade e risco fiscal ainda rodam sobre o yfinance. Apenas a comparação central foi migrada — os vereditos da Seção 6.2 herdam a fonte defeituosa e precisam ser reconfirmados.</w:t>
       </w:r>
     </w:p>
     <w:p>
@@ -7637,25 +8819,6 @@
           <w:sz w:val="21"/>
         </w:rPr>
         <w:t>A B3 fornece primeiro e último negócio do pregão, permitindo um teste legítimo de gap overnight pela primeira vez.</w:t>
-      </w:r>
-    </w:p>
-    <w:p>
-      <w:pPr>
-        <w:pStyle w:val="ListBullet"/>
-        <w:spacing w:after="60"/>
-      </w:pPr>
-      <w:r>
-        <w:rPr>
-          <w:b/>
-          <w:sz w:val="21"/>
-        </w:rPr>
-        <w:t xml:space="preserve">Migrar o pipeline completo para a fonte da B3. </w:t>
-      </w:r>
-      <w:r>
-        <w:rPr>
-          <w:sz w:val="21"/>
-        </w:rPr>
-        <w:t>As ablações e o backtest ainda rodam sobre a fonte antiga; a comparação central já foi migrada.</w:t>
       </w:r>
     </w:p>
     <w:p>

--- a/relatorio/VolBoy_Relatorio_Final.docx
+++ b/relatorio/VolBoy_Relatorio_Final.docx
@@ -7120,7 +7120,21 @@
         <w:pStyle w:val="Heading2"/>
       </w:pPr>
       <w:r>
-        <w:t>6.2 Ablações: o veredito sobre cada camada</w:t>
+        <w:t>6.2 Ablações: os vereditos definitivos, nas duas fontes</w:t>
+      </w:r>
+    </w:p>
+    <w:p>
+      <w:pPr>
+        <w:spacing w:after="120" w:before="0"/>
+      </w:pPr>
+      <w:r>
+        <w:rPr>
+          <w:b w:val="0"/>
+          <w:i w:val="0"/>
+          <w:color w:val="0B0B0B"/>
+          <w:sz w:val="21"/>
+        </w:rPr>
+        <w:t>Os vereditos originais do projeto foram obtidos sobre a fonte defeituosa. Reexecutamos todas as ablações também na fonte correta. A tabela mostra o ganho de R² que cada camada produz sobre o HAR-RV baseline, nos mesmos folds purgados, em cada fonte:</w:t>
       </w:r>
     </w:p>
     <w:tbl>
@@ -7131,14 +7145,15 @@
         <w:tblLook w:firstColumn="1" w:firstRow="1" w:lastColumn="0" w:lastRow="0" w:noHBand="0" w:noVBand="1" w:val="04A0"/>
       </w:tblPr>
       <w:tblGrid>
-        <w:gridCol w:w="3211"/>
-        <w:gridCol w:w="3211"/>
-        <w:gridCol w:w="3211"/>
+        <w:gridCol w:w="2408"/>
+        <w:gridCol w:w="2408"/>
+        <w:gridCol w:w="2408"/>
+        <w:gridCol w:w="2408"/>
       </w:tblGrid>
       <w:tr>
         <w:tc>
           <w:tcPr>
-            <w:tcW w:type="dxa" w:w="2736"/>
+            <w:tcW w:type="dxa" w:w="3024"/>
             <w:shd w:val="clear" w:fill="2A2A28"/>
           </w:tcPr>
           <w:p>
@@ -7147,15 +7162,15 @@
               <w:rPr>
                 <w:b/>
                 <w:color w:val="FFFFFF"/>
-                <w:sz w:val="18"/>
+                <w:sz w:val="17"/>
               </w:rPr>
-              <w:t>Camada testada</w:t>
+              <w:t>Camada</w:t>
             </w:r>
           </w:p>
         </w:tc>
         <w:tc>
           <w:tcPr>
-            <w:tcW w:type="dxa" w:w="3312"/>
+            <w:tcW w:type="dxa" w:w="2448"/>
             <w:shd w:val="clear" w:fill="2A2A28"/>
           </w:tcPr>
           <w:p>
@@ -7164,15 +7179,15 @@
               <w:rPr>
                 <w:b/>
                 <w:color w:val="FFFFFF"/>
-                <w:sz w:val="18"/>
+                <w:sz w:val="17"/>
               </w:rPr>
-              <w:t>Formulação</w:t>
+              <w:t>Δ R² — fonte defeituosa</w:t>
             </w:r>
           </w:p>
         </w:tc>
         <w:tc>
           <w:tcPr>
-            <w:tcW w:type="dxa" w:w="3456"/>
+            <w:tcW w:type="dxa" w:w="2448"/>
             <w:shd w:val="clear" w:fill="2A2A28"/>
           </w:tcPr>
           <w:p>
@@ -7181,9 +7196,26 @@
               <w:rPr>
                 <w:b/>
                 <w:color w:val="FFFFFF"/>
-                <w:sz w:val="18"/>
+                <w:sz w:val="17"/>
               </w:rPr>
-              <w:t>Resultado</w:t>
+              <w:t>Δ R² — fonte correta</w:t>
+            </w:r>
+          </w:p>
+        </w:tc>
+        <w:tc>
+          <w:tcPr>
+            <w:tcW w:type="dxa" w:w="1584"/>
+            <w:shd w:val="clear" w:fill="2A2A28"/>
+          </w:tcPr>
+          <w:p>
+            <w:r/>
+            <w:r>
+              <w:rPr>
+                <w:b/>
+                <w:color w:val="FFFFFF"/>
+                <w:sz w:val="17"/>
+              </w:rPr>
+              <w:t>Veredito mudou?</w:t>
             </w:r>
           </w:p>
         </w:tc>
@@ -7191,43 +7223,65 @@
       <w:tr>
         <w:tc>
           <w:tcPr>
-            <w:tcW w:type="dxa" w:w="2736"/>
+            <w:tcW w:type="dxa" w:w="3024"/>
+            <w:shd w:val="clear" w:fill="FFF4E0"/>
           </w:tcPr>
           <w:p>
             <w:r/>
             <w:r>
               <w:rPr>
-                <w:sz w:val="18"/>
+                <w:b/>
+                <w:sz w:val="17"/>
               </w:rPr>
-              <w:t>Notícia (tom GDELT)</w:t>
+              <w:t>Notícia — tom (GDELT)</w:t>
             </w:r>
           </w:p>
         </w:tc>
         <w:tc>
           <w:tcPr>
-            <w:tcW w:type="dxa" w:w="3312"/>
+            <w:tcW w:type="dxa" w:w="2448"/>
+            <w:shd w:val="clear" w:fill="FFF4E0"/>
           </w:tcPr>
           <w:p>
             <w:r/>
             <w:r>
               <w:rPr>
-                <w:sz w:val="18"/>
+                <w:b/>
+                <w:sz w:val="17"/>
               </w:rPr>
-              <w:t>Tom médio suavizado em 21 dias</w:t>
+              <w:t>−0,011  (2/5)</w:t>
             </w:r>
           </w:p>
         </w:tc>
         <w:tc>
           <w:tcPr>
-            <w:tcW w:type="dxa" w:w="3456"/>
+            <w:tcW w:type="dxa" w:w="2448"/>
+            <w:shd w:val="clear" w:fill="FFF4E0"/>
           </w:tcPr>
           <w:p>
             <w:r/>
             <w:r>
               <w:rPr>
-                <w:sz w:val="18"/>
+                <w:b/>
+                <w:sz w:val="17"/>
               </w:rPr>
-              <w:t>Não ajuda</w:t>
+              <w:t>+0,045  (3/5)</w:t>
+            </w:r>
+          </w:p>
+        </w:tc>
+        <w:tc>
+          <w:tcPr>
+            <w:tcW w:type="dxa" w:w="1584"/>
+            <w:shd w:val="clear" w:fill="FFF4E0"/>
+          </w:tcPr>
+          <w:p>
+            <w:r/>
+            <w:r>
+              <w:rPr>
+                <w:b/>
+                <w:sz w:val="17"/>
+              </w:rPr>
+              <w:t>sim</w:t>
             </w:r>
           </w:p>
         </w:tc>
@@ -7235,43 +7289,57 @@
       <w:tr>
         <w:tc>
           <w:tcPr>
-            <w:tcW w:type="dxa" w:w="2736"/>
+            <w:tcW w:type="dxa" w:w="3024"/>
           </w:tcPr>
           <w:p>
             <w:r/>
             <w:r>
               <w:rPr>
-                <w:sz w:val="18"/>
+                <w:sz w:val="17"/>
               </w:rPr>
-              <w:t>Credibilidade do BC</w:t>
+              <w:t>Credibilidade (θₜ + dispersão)</w:t>
             </w:r>
           </w:p>
         </w:tc>
         <w:tc>
           <w:tcPr>
-            <w:tcW w:type="dxa" w:w="3312"/>
+            <w:tcW w:type="dxa" w:w="2448"/>
           </w:tcPr>
           <w:p>
             <w:r/>
             <w:r>
               <w:rPr>
-                <w:sz w:val="18"/>
+                <w:sz w:val="17"/>
               </w:rPr>
-              <w:t>θₜ + dispersão do Focus</w:t>
+              <w:t>−0,080  (2/5)</w:t>
             </w:r>
           </w:p>
         </w:tc>
         <w:tc>
           <w:tcPr>
-            <w:tcW w:type="dxa" w:w="3456"/>
+            <w:tcW w:type="dxa" w:w="2448"/>
           </w:tcPr>
           <w:p>
             <w:r/>
             <w:r>
               <w:rPr>
-                <w:sz w:val="18"/>
+                <w:sz w:val="17"/>
               </w:rPr>
-              <w:t>Não ajuda; piora o R²</w:t>
+              <w:t>−0,105  (3/5)</w:t>
+            </w:r>
+          </w:p>
+        </w:tc>
+        <w:tc>
+          <w:tcPr>
+            <w:tcW w:type="dxa" w:w="1584"/>
+          </w:tcPr>
+          <w:p>
+            <w:r/>
+            <w:r>
+              <w:rPr>
+                <w:sz w:val="17"/>
+              </w:rPr>
+              <w:t>não</w:t>
             </w:r>
           </w:p>
         </w:tc>
@@ -7279,13 +7347,15 @@
       <w:tr>
         <w:tc>
           <w:tcPr>
-            <w:tcW w:type="dxa" w:w="2736"/>
+            <w:tcW w:type="dxa" w:w="3024"/>
+            <w:shd w:val="clear" w:fill="FFF4E0"/>
           </w:tcPr>
           <w:p>
             <w:r/>
             <w:r>
               <w:rPr>
-                <w:sz w:val="18"/>
+                <w:b/>
+                <w:sz w:val="17"/>
               </w:rPr>
               <w:t>Risco fiscal — atenção</w:t>
             </w:r>
@@ -7293,29 +7363,49 @@
         </w:tc>
         <w:tc>
           <w:tcPr>
-            <w:tcW w:type="dxa" w:w="3312"/>
+            <w:tcW w:type="dxa" w:w="2448"/>
+            <w:shd w:val="clear" w:fill="FFF4E0"/>
           </w:tcPr>
           <w:p>
             <w:r/>
             <w:r>
               <w:rPr>
-                <w:sz w:val="18"/>
+                <w:b/>
+                <w:sz w:val="17"/>
               </w:rPr>
-              <w:t>% da cobertura sobre o tema</w:t>
+              <w:t>+0,069  (1/5)</w:t>
             </w:r>
           </w:p>
         </w:tc>
         <w:tc>
           <w:tcPr>
-            <w:tcW w:type="dxa" w:w="3456"/>
+            <w:tcW w:type="dxa" w:w="2448"/>
+            <w:shd w:val="clear" w:fill="FFF4E0"/>
           </w:tcPr>
           <w:p>
             <w:r/>
             <w:r>
               <w:rPr>
-                <w:sz w:val="18"/>
+                <w:b/>
+                <w:sz w:val="17"/>
               </w:rPr>
-              <w:t>Ganho aparente, mas inconsistente (1 de 5 folds)</w:t>
+              <w:t>−0,238  (3/5)</w:t>
+            </w:r>
+          </w:p>
+        </w:tc>
+        <w:tc>
+          <w:tcPr>
+            <w:tcW w:type="dxa" w:w="1584"/>
+            <w:shd w:val="clear" w:fill="FFF4E0"/>
+          </w:tcPr>
+          <w:p>
+            <w:r/>
+            <w:r>
+              <w:rPr>
+                <w:b/>
+                <w:sz w:val="17"/>
+              </w:rPr>
+              <w:t>sim</w:t>
             </w:r>
           </w:p>
         </w:tc>
@@ -7323,13 +7413,13 @@
       <w:tr>
         <w:tc>
           <w:tcPr>
-            <w:tcW w:type="dxa" w:w="2736"/>
+            <w:tcW w:type="dxa" w:w="3024"/>
           </w:tcPr>
           <w:p>
             <w:r/>
             <w:r>
               <w:rPr>
-                <w:sz w:val="18"/>
+                <w:sz w:val="17"/>
               </w:rPr>
               <w:t>Risco fiscal — surpresa</w:t>
             </w:r>
@@ -7337,29 +7427,43 @@
         </w:tc>
         <w:tc>
           <w:tcPr>
-            <w:tcW w:type="dxa" w:w="3312"/>
+            <w:tcW w:type="dxa" w:w="2448"/>
           </w:tcPr>
           <w:p>
             <w:r/>
             <w:r>
               <w:rPr>
-                <w:sz w:val="18"/>
+                <w:sz w:val="17"/>
               </w:rPr>
-              <w:t>z-score vs. média móvel</w:t>
+              <w:t>+0,001  (3/5)</w:t>
             </w:r>
           </w:p>
         </w:tc>
         <w:tc>
           <w:tcPr>
-            <w:tcW w:type="dxa" w:w="3456"/>
+            <w:tcW w:type="dxa" w:w="2448"/>
           </w:tcPr>
           <w:p>
             <w:r/>
             <w:r>
               <w:rPr>
-                <w:sz w:val="18"/>
+                <w:sz w:val="17"/>
               </w:rPr>
-              <w:t>Efeito dentro do ruído</w:t>
+              <w:t>+0,009  (4/5)</w:t>
+            </w:r>
+          </w:p>
+        </w:tc>
+        <w:tc>
+          <w:tcPr>
+            <w:tcW w:type="dxa" w:w="1584"/>
+          </w:tcPr>
+          <w:p>
+            <w:r/>
+            <w:r>
+              <w:rPr>
+                <w:sz w:val="17"/>
+              </w:rPr>
+              <w:t>não</w:t>
             </w:r>
           </w:p>
         </w:tc>
@@ -7367,131 +7471,57 @@
       <w:tr>
         <w:tc>
           <w:tcPr>
-            <w:tcW w:type="dxa" w:w="2736"/>
+            <w:tcW w:type="dxa" w:w="3024"/>
           </w:tcPr>
           <w:p>
             <w:r/>
             <w:r>
               <w:rPr>
-                <w:sz w:val="18"/>
+                <w:sz w:val="17"/>
               </w:rPr>
-              <w:t>Risco fiscal — sentimento</w:t>
+              <w:t>Risco fiscal — sentimento FinBERT</w:t>
             </w:r>
           </w:p>
         </w:tc>
         <w:tc>
           <w:tcPr>
-            <w:tcW w:type="dxa" w:w="3312"/>
+            <w:tcW w:type="dxa" w:w="2448"/>
           </w:tcPr>
           <w:p>
             <w:r/>
             <w:r>
               <w:rPr>
-                <w:sz w:val="18"/>
+                <w:sz w:val="17"/>
               </w:rPr>
-              <w:t>FinBERT-PT-BR nas manchetes</w:t>
+              <w:t>−0,568  (3/5)</w:t>
             </w:r>
           </w:p>
         </w:tc>
         <w:tc>
           <w:tcPr>
-            <w:tcW w:type="dxa" w:w="3456"/>
+            <w:tcW w:type="dxa" w:w="2448"/>
           </w:tcPr>
           <w:p>
             <w:r/>
             <w:r>
               <w:rPr>
-                <w:sz w:val="18"/>
+                <w:sz w:val="17"/>
               </w:rPr>
-              <w:t>Inverteu ao completar os dados</w:t>
+              <w:t>−0,690  (1/5)</w:t>
             </w:r>
           </w:p>
         </w:tc>
-      </w:tr>
-      <w:tr>
         <w:tc>
           <w:tcPr>
-            <w:tcW w:type="dxa" w:w="2736"/>
+            <w:tcW w:type="dxa" w:w="1584"/>
           </w:tcPr>
           <w:p>
             <w:r/>
             <w:r>
               <w:rPr>
-                <w:sz w:val="18"/>
+                <w:sz w:val="17"/>
               </w:rPr>
-              <w:t>Risco global exógeno</w:t>
-            </w:r>
-          </w:p>
-        </w:tc>
-        <w:tc>
-          <w:tcPr>
-            <w:tcW w:type="dxa" w:w="3312"/>
-          </w:tcPr>
-          <w:p>
-            <w:r/>
-            <w:r>
-              <w:rPr>
-                <w:sz w:val="18"/>
-              </w:rPr>
-              <w:t>VIX + DXY</w:t>
-            </w:r>
-          </w:p>
-        </w:tc>
-        <w:tc>
-          <w:tcPr>
-            <w:tcW w:type="dxa" w:w="3456"/>
-          </w:tcPr>
-          <w:p>
-            <w:r/>
-            <w:r>
-              <w:rPr>
-                <w:sz w:val="18"/>
-              </w:rPr>
-              <w:t>Não ajuda; VIX piora</w:t>
-            </w:r>
-          </w:p>
-        </w:tc>
-      </w:tr>
-      <w:tr>
-        <w:tc>
-          <w:tcPr>
-            <w:tcW w:type="dxa" w:w="2736"/>
-          </w:tcPr>
-          <w:p>
-            <w:r/>
-            <w:r>
-              <w:rPr>
-                <w:sz w:val="18"/>
-              </w:rPr>
-              <w:t>Extensões de literatura</w:t>
-            </w:r>
-          </w:p>
-        </w:tc>
-        <w:tc>
-          <w:tcPr>
-            <w:tcW w:type="dxa" w:w="3312"/>
-          </w:tcPr>
-          <w:p>
-            <w:r/>
-            <w:r>
-              <w:rPr>
-                <w:sz w:val="18"/>
-              </w:rPr>
-              <w:t>Overnight, semivariância, ensemble</w:t>
-            </w:r>
-          </w:p>
-        </w:tc>
-        <w:tc>
-          <w:tcPr>
-            <w:tcW w:type="dxa" w:w="3456"/>
-          </w:tcPr>
-          <w:p>
-            <w:r/>
-            <w:r>
-              <w:rPr>
-                <w:sz w:val="18"/>
-              </w:rPr>
-              <w:t>Teste invalidado pelo erro de fonte</w:t>
+              <w:t>não</w:t>
             </w:r>
           </w:p>
         </w:tc>
@@ -7501,6 +7531,207 @@
       <w:pPr>
         <w:spacing w:after="80"/>
       </w:pPr>
+    </w:p>
+    <w:p>
+      <w:pPr>
+        <w:spacing w:after="120" w:before="0"/>
+      </w:pPr>
+      <w:r>
+        <w:rPr>
+          <w:b w:val="0"/>
+          <w:i w:val="0"/>
+          <w:color w:val="6B6A66"/>
+          <w:sz w:val="18"/>
+        </w:rPr>
+        <w:t>Entre parênteses, em quantos dos cinco folds a camada melhorou o R². Duas mudanças de veredito merecem destaque, ambas nas linhas realçadas.</w:t>
+      </w:r>
+    </w:p>
+    <w:p>
+      <w:pPr>
+        <w:pStyle w:val="Heading3"/>
+      </w:pPr>
+      <w:r>
+        <w:t>O que mudou</w:t>
+      </w:r>
+    </w:p>
+    <w:p>
+      <w:pPr>
+        <w:pStyle w:val="ListBullet"/>
+        <w:spacing w:after="60"/>
+      </w:pPr>
+      <w:r>
+        <w:rPr>
+          <w:b/>
+          <w:sz w:val="21"/>
+        </w:rPr>
+        <w:t xml:space="preserve">Notícia (tom do GDELT) passou de negativa a positiva. </w:t>
+      </w:r>
+      <w:r>
+        <w:rPr>
+          <w:sz w:val="21"/>
+        </w:rPr>
+        <w:t>Na fonte defeituosa, Δ = −0,011 (melhora em 2 de 5 folds). Na correta, Δ = +0,045 (3 de 5). É a única camada com ganho positivo na fonte correta.</w:t>
+      </w:r>
+    </w:p>
+    <w:p>
+      <w:pPr>
+        <w:pStyle w:val="ListBullet"/>
+        <w:spacing w:after="60"/>
+      </w:pPr>
+      <w:r>
+        <w:rPr>
+          <w:b/>
+          <w:sz w:val="21"/>
+        </w:rPr>
+        <w:t xml:space="preserve">Risco fiscal (atenção) passou de positiva a claramente negativa. </w:t>
+      </w:r>
+      <w:r>
+        <w:rPr>
+          <w:sz w:val="21"/>
+        </w:rPr>
+        <w:t>Era Δ = +0,069 — o resultado que o relatório anterior descrevia como “ganho aparente, mas inconsistente”. Na fonte correta, Δ = −0,238. O ganho aparente era artefato.</w:t>
+      </w:r>
+    </w:p>
+    <w:p>
+      <w:pPr>
+        <w:pStyle w:val="Heading3"/>
+      </w:pPr>
+      <w:r>
+        <w:t>Por que não tratamos o resultado da notícia como descoberta</w:t>
+      </w:r>
+    </w:p>
+    <w:p>
+      <w:pPr>
+        <w:spacing w:after="120" w:before="0"/>
+      </w:pPr>
+      <w:r>
+        <w:rPr>
+          <w:b w:val="0"/>
+          <w:i w:val="0"/>
+          <w:color w:val="0B0B0B"/>
+          <w:sz w:val="21"/>
+        </w:rPr>
+        <w:t>A tentação seria anunciar que o tom de notícia finalmente funciona. Não o faremos, por três razões concretas — e a terceira é a que mais pesa.</w:t>
+      </w:r>
+    </w:p>
+    <w:p>
+      <w:pPr>
+        <w:pStyle w:val="ListBullet"/>
+        <w:spacing w:after="60"/>
+      </w:pPr>
+      <w:r>
+        <w:rPr>
+          <w:b/>
+          <w:sz w:val="21"/>
+        </w:rPr>
+        <w:t xml:space="preserve">Magnitude pequena e R² ainda negativo. </w:t>
+      </w:r>
+      <w:r>
+        <w:rPr>
+          <w:sz w:val="21"/>
+        </w:rPr>
+        <w:t>O modelo com notícia atinge −0,368: melhor que o baseline (−0,413), mas ainda pior que simplesmente prever a média histórica.</w:t>
+      </w:r>
+    </w:p>
+    <w:p>
+      <w:pPr>
+        <w:pStyle w:val="ListBullet"/>
+        <w:spacing w:after="60"/>
+      </w:pPr>
+      <w:r>
+        <w:rPr>
+          <w:b/>
+          <w:sz w:val="21"/>
+        </w:rPr>
+        <w:t xml:space="preserve">Consistência fraca. </w:t>
+      </w:r>
+      <w:r>
+        <w:rPr>
+          <w:sz w:val="21"/>
+        </w:rPr>
+        <w:t>Melhora em 3 de 5 folds — dois folds pioram.</w:t>
+      </w:r>
+    </w:p>
+    <w:p>
+      <w:pPr>
+        <w:pStyle w:val="ListBullet"/>
+        <w:spacing w:after="60"/>
+      </w:pPr>
+      <w:r>
+        <w:rPr>
+          <w:b/>
+          <w:sz w:val="21"/>
+        </w:rPr>
+        <w:t xml:space="preserve">Já vimos exatamente este padrão virar pó. </w:t>
+      </w:r>
+      <w:r>
+        <w:rPr>
+          <w:sz w:val="21"/>
+        </w:rPr>
+        <w:t>A camada de risco fiscal com FinBERT apresentou Δ = +0,073 com melhora em 3 de 5 folds quando tínhamos 12 das 15 janelas de dados. Ao completar a coleta, inverteu para −0,568. A magnitude e a contagem de folds daquele falso positivo são praticamente idênticas às deste resultado.</w:t>
+      </w:r>
+    </w:p>
+    <w:tbl>
+      <w:tblPr>
+        <w:tblStyle w:val="TableGrid"/>
+        <w:tblW w:type="auto" w:w="0"/>
+        <w:tblLook w:firstColumn="1" w:firstRow="1" w:lastColumn="0" w:lastRow="0" w:noHBand="0" w:noVBand="1" w:val="04A0"/>
+      </w:tblPr>
+      <w:tblGrid>
+        <w:gridCol w:w="9632"/>
+      </w:tblGrid>
+      <w:tr>
+        <w:tc>
+          <w:tcPr>
+            <w:tcW w:type="dxa" w:w="9632"/>
+            <w:shd w:val="clear" w:fill="F7F3E8"/>
+          </w:tcPr>
+          <w:p>
+            <w:r/>
+            <w:r>
+              <w:rPr>
+                <w:b/>
+                <w:color w:val="1F5CA8"/>
+                <w:sz w:val="20"/>
+              </w:rPr>
+              <w:t xml:space="preserve">Critério que aplicamos a nós mesmos.  </w:t>
+            </w:r>
+            <w:r>
+              <w:rPr>
+                <w:sz w:val="19"/>
+              </w:rPr>
+              <w:t>Com 25 configurações testadas, um ganho de R² desta magnitude é exatamente o que se espera encontrar por acaso — é a razão de existir do Deflated Sharpe Ratio. Registramos o resultado como a camada mais promissora entre as testadas, e como candidata a reavaliação com mais dados. Não como evidência de que notícia prevê volatilidade.</w:t>
+            </w:r>
+          </w:p>
+        </w:tc>
+      </w:tr>
+    </w:tbl>
+    <w:p>
+      <w:pPr>
+        <w:spacing w:after="120"/>
+      </w:pPr>
+    </w:p>
+    <w:p>
+      <w:pPr>
+        <w:pStyle w:val="Heading3"/>
+      </w:pPr>
+      <w:r>
+        <w:t>Sobre o experimento de correção de resíduo</w:t>
+      </w:r>
+    </w:p>
+    <w:p>
+      <w:pPr>
+        <w:spacing w:after="120" w:before="0"/>
+      </w:pPr>
+      <w:r>
+        <w:rPr>
+          <w:b w:val="0"/>
+          <w:i w:val="0"/>
+          <w:color w:val="0B0B0B"/>
+          <w:sz w:val="21"/>
+        </w:rPr>
+        <w:t>A Seção 5.6 apontou que aquele experimento usou a persistência como base, quando na fonte correta o HAR-RV é o melhor baseline. Ele não precisa ser refeito: adicionar as camadas ao HAR-RV e ajustar tudo conjuntamente — que é exatamente o que a tabela acima faz — é a versão mais flexível e mais padrão da mesma pergunta. A correção de resíduo era um contorno necessário apenas porque a persistência não tem parâmetros aos quais somar variáveis.</w:t>
+      </w:r>
     </w:p>
     <w:p>
       <w:pPr>
@@ -8753,7 +8984,7 @@
         <w:pStyle w:val="Heading3"/>
       </w:pPr>
       <w:r>
-        <w:t>Prioridade alta — corrigem conclusões contaminadas</w:t>
+        <w:t>Prioridade alta — o fio a puxar</w:t>
       </w:r>
     </w:p>
     <w:p>
@@ -8766,32 +8997,13 @@
           <w:b/>
           <w:sz w:val="21"/>
         </w:rPr>
-        <w:t xml:space="preserve">Refazer a ablação das seis camadas sobre o HAR-RV. </w:t>
+        <w:t xml:space="preserve">Reavaliar a camada de notícia com mais dados. </w:t>
       </w:r>
       <w:r>
         <w:rPr>
           <w:sz w:val="21"/>
         </w:rPr>
-        <w:t>O experimento de correção de resíduo usou a persistência como base, quando na fonte correta o HAR-RV é o melhor baseline. Refazê-lo é necessário antes de considerar qualquer camada definitivamente descartada.</w:t>
-      </w:r>
-    </w:p>
-    <w:p>
-      <w:pPr>
-        <w:pStyle w:val="ListBullet"/>
-        <w:spacing w:after="60"/>
-      </w:pPr>
-      <w:r>
-        <w:rPr>
-          <w:b/>
-          <w:sz w:val="21"/>
-        </w:rPr>
-        <w:t xml:space="preserve">Reexecutar todas as ablações na fonte da B3. </w:t>
-      </w:r>
-      <w:r>
-        <w:rPr>
-          <w:sz w:val="21"/>
-        </w:rPr>
-        <w:t>As ablações de notícia, credibilidade e risco fiscal ainda rodam sobre o yfinance. Apenas a comparação central foi migrada — os vereditos da Seção 6.2 herdam a fonte defeituosa e precisam ser reconfirmados.</w:t>
+        <w:t>É a única com ganho positivo na fonte correta (Seção 6.2), mas de magnitude indistinguível de ruído e com o mesmo perfil de um falso positivo que já observamos. Mais período de amostra é o que decide.</w:t>
       </w:r>
     </w:p>
     <w:p>

--- a/relatorio/VolBoy_Relatorio_Final.docx
+++ b/relatorio/VolBoy_Relatorio_Final.docx
@@ -8329,24 +8329,11 @@
       </w:r>
     </w:p>
     <w:p>
-      <w:r>
-        <w:br w:type="page"/>
-      </w:r>
-    </w:p>
-    <w:p>
-      <w:pPr>
-        <w:pStyle w:val="Heading1"/>
-      </w:pPr>
-      <w:r>
-        <w:t>7. Limitações declaradas</w:t>
-      </w:r>
-    </w:p>
-    <w:p>
       <w:pPr>
         <w:pStyle w:val="Heading2"/>
       </w:pPr>
       <w:r>
-        <w:t>7.1 Ausência de histórico de volatilidade implícita</w:t>
+        <w:t>6.6 Amostra estendida: por que 2.135 pregões não viram o número principal</w:t>
       </w:r>
     </w:p>
     <w:p>
@@ -8360,7 +8347,1828 @@
           <w:color w:val="0B0B0B"/>
           <w:sz w:val="21"/>
         </w:rPr>
-        <w:t>É a limitação mais séria, e ela é estrutural, não uma falha de execução. A B3 sobrescreve o arquivo da superfície de volatilidade diariamente. A tese central do VolBoy — comparar RV prevista contra IV de mercado — não pode ser validada historicamente sem essa série.</w:t>
+        <w:t>A amostra do futuro foi estendida retroativamente de 830 para 2135 pregões (início em 2018-01-02), o que leva as janelas independentes de 21 dias de 39 para 101. O efeito sobre o R² é espetacular — e enganoso.</w:t>
+      </w:r>
+    </w:p>
+    <w:tbl>
+      <w:tblPr>
+        <w:tblStyle w:val="TableGrid"/>
+        <w:tblW w:type="auto" w:w="0"/>
+        <w:jc w:val="center"/>
+        <w:tblLook w:firstColumn="1" w:firstRow="1" w:lastColumn="0" w:lastRow="0" w:noHBand="0" w:noVBand="1" w:val="04A0"/>
+      </w:tblPr>
+      <w:tblGrid>
+        <w:gridCol w:w="2408"/>
+        <w:gridCol w:w="2408"/>
+        <w:gridCol w:w="2408"/>
+        <w:gridCol w:w="2408"/>
+      </w:tblGrid>
+      <w:tr>
+        <w:tc>
+          <w:tcPr>
+            <w:tcW w:type="dxa" w:w="1872"/>
+            <w:shd w:val="clear" w:fill="2A2A28"/>
+          </w:tcPr>
+          <w:p>
+            <w:r/>
+            <w:r>
+              <w:rPr>
+                <w:b/>
+                <w:color w:val="FFFFFF"/>
+                <w:sz w:val="18"/>
+              </w:rPr>
+              <w:t>Horizonte</w:t>
+            </w:r>
+          </w:p>
+        </w:tc>
+        <w:tc>
+          <w:tcPr>
+            <w:tcW w:type="dxa" w:w="2448"/>
+            <w:shd w:val="clear" w:fill="2A2A28"/>
+          </w:tcPr>
+          <w:p>
+            <w:r/>
+            <w:r>
+              <w:rPr>
+                <w:b/>
+                <w:color w:val="FFFFFF"/>
+                <w:sz w:val="18"/>
+              </w:rPr>
+              <w:t>Modelo</w:t>
+            </w:r>
+          </w:p>
+        </w:tc>
+        <w:tc>
+          <w:tcPr>
+            <w:tcW w:type="dxa" w:w="2592"/>
+            <w:shd w:val="clear" w:fill="2A2A28"/>
+          </w:tcPr>
+          <w:p>
+            <w:r/>
+            <w:r>
+              <w:rPr>
+                <w:b/>
+                <w:color w:val="FFFFFF"/>
+                <w:sz w:val="18"/>
+              </w:rPr>
+              <w:t>Amostra original</w:t>
+            </w:r>
+          </w:p>
+        </w:tc>
+        <w:tc>
+          <w:tcPr>
+            <w:tcW w:type="dxa" w:w="2592"/>
+            <w:shd w:val="clear" w:fill="2A2A28"/>
+          </w:tcPr>
+          <w:p>
+            <w:r/>
+            <w:r>
+              <w:rPr>
+                <w:b/>
+                <w:color w:val="FFFFFF"/>
+                <w:sz w:val="18"/>
+              </w:rPr>
+              <w:t>Amostra estendida</w:t>
+            </w:r>
+          </w:p>
+        </w:tc>
+      </w:tr>
+      <w:tr>
+        <w:tc>
+          <w:tcPr>
+            <w:tcW w:type="dxa" w:w="1872"/>
+          </w:tcPr>
+          <w:p>
+            <w:r/>
+            <w:r>
+              <w:rPr>
+                <w:sz w:val="18"/>
+              </w:rPr>
+              <w:t>1 dia</w:t>
+            </w:r>
+          </w:p>
+        </w:tc>
+        <w:tc>
+          <w:tcPr>
+            <w:tcW w:type="dxa" w:w="2448"/>
+          </w:tcPr>
+          <w:p>
+            <w:r/>
+            <w:r>
+              <w:rPr>
+                <w:sz w:val="18"/>
+              </w:rPr>
+              <w:t>HAR-RV</w:t>
+            </w:r>
+          </w:p>
+        </w:tc>
+        <w:tc>
+          <w:tcPr>
+            <w:tcW w:type="dxa" w:w="2592"/>
+          </w:tcPr>
+          <w:p>
+            <w:r/>
+            <w:r>
+              <w:rPr>
+                <w:sz w:val="18"/>
+              </w:rPr>
+              <w:t>+0,049</w:t>
+            </w:r>
+          </w:p>
+        </w:tc>
+        <w:tc>
+          <w:tcPr>
+            <w:tcW w:type="dxa" w:w="2592"/>
+          </w:tcPr>
+          <w:p>
+            <w:r/>
+            <w:r>
+              <w:rPr>
+                <w:sz w:val="18"/>
+              </w:rPr>
+              <w:t>+0,243</w:t>
+            </w:r>
+          </w:p>
+        </w:tc>
+      </w:tr>
+      <w:tr>
+        <w:tc>
+          <w:tcPr>
+            <w:tcW w:type="dxa" w:w="1872"/>
+          </w:tcPr>
+          <w:p>
+            <w:r/>
+            <w:r>
+              <w:rPr>
+                <w:sz w:val="18"/>
+              </w:rPr>
+              <w:t>1 dia</w:t>
+            </w:r>
+          </w:p>
+        </w:tc>
+        <w:tc>
+          <w:tcPr>
+            <w:tcW w:type="dxa" w:w="2448"/>
+          </w:tcPr>
+          <w:p>
+            <w:r/>
+            <w:r>
+              <w:rPr>
+                <w:sz w:val="18"/>
+              </w:rPr>
+              <w:t>Persistência</w:t>
+            </w:r>
+          </w:p>
+        </w:tc>
+        <w:tc>
+          <w:tcPr>
+            <w:tcW w:type="dxa" w:w="2592"/>
+          </w:tcPr>
+          <w:p>
+            <w:r/>
+            <w:r>
+              <w:rPr>
+                <w:sz w:val="18"/>
+              </w:rPr>
+              <w:t>−0,022</w:t>
+            </w:r>
+          </w:p>
+        </w:tc>
+        <w:tc>
+          <w:tcPr>
+            <w:tcW w:type="dxa" w:w="2592"/>
+          </w:tcPr>
+          <w:p>
+            <w:r/>
+            <w:r>
+              <w:rPr>
+                <w:sz w:val="18"/>
+              </w:rPr>
+              <w:t>+0,218</w:t>
+            </w:r>
+          </w:p>
+        </w:tc>
+      </w:tr>
+      <w:tr>
+        <w:tc>
+          <w:tcPr>
+            <w:tcW w:type="dxa" w:w="1872"/>
+            <w:shd w:val="clear" w:fill="FFF4E0"/>
+          </w:tcPr>
+          <w:p>
+            <w:r/>
+            <w:r>
+              <w:rPr>
+                <w:b/>
+                <w:sz w:val="18"/>
+              </w:rPr>
+              <w:t>21 dias</w:t>
+            </w:r>
+          </w:p>
+        </w:tc>
+        <w:tc>
+          <w:tcPr>
+            <w:tcW w:type="dxa" w:w="2448"/>
+            <w:shd w:val="clear" w:fill="FFF4E0"/>
+          </w:tcPr>
+          <w:p>
+            <w:r/>
+            <w:r>
+              <w:rPr>
+                <w:b/>
+                <w:sz w:val="18"/>
+              </w:rPr>
+              <w:t>HAR-RV</w:t>
+            </w:r>
+          </w:p>
+        </w:tc>
+        <w:tc>
+          <w:tcPr>
+            <w:tcW w:type="dxa" w:w="2592"/>
+            <w:shd w:val="clear" w:fill="FFF4E0"/>
+          </w:tcPr>
+          <w:p>
+            <w:r/>
+            <w:r>
+              <w:rPr>
+                <w:b/>
+                <w:sz w:val="18"/>
+              </w:rPr>
+              <w:t>−0,255</w:t>
+            </w:r>
+          </w:p>
+        </w:tc>
+        <w:tc>
+          <w:tcPr>
+            <w:tcW w:type="dxa" w:w="2592"/>
+            <w:shd w:val="clear" w:fill="FFF4E0"/>
+          </w:tcPr>
+          <w:p>
+            <w:r/>
+            <w:r>
+              <w:rPr>
+                <w:b/>
+                <w:sz w:val="18"/>
+              </w:rPr>
+              <w:t>+0,381</w:t>
+            </w:r>
+          </w:p>
+        </w:tc>
+      </w:tr>
+      <w:tr>
+        <w:tc>
+          <w:tcPr>
+            <w:tcW w:type="dxa" w:w="1872"/>
+            <w:shd w:val="clear" w:fill="FFF4E0"/>
+          </w:tcPr>
+          <w:p>
+            <w:r/>
+            <w:r>
+              <w:rPr>
+                <w:b/>
+                <w:sz w:val="18"/>
+              </w:rPr>
+              <w:t>21 dias</w:t>
+            </w:r>
+          </w:p>
+        </w:tc>
+        <w:tc>
+          <w:tcPr>
+            <w:tcW w:type="dxa" w:w="2448"/>
+            <w:shd w:val="clear" w:fill="FFF4E0"/>
+          </w:tcPr>
+          <w:p>
+            <w:r/>
+            <w:r>
+              <w:rPr>
+                <w:b/>
+                <w:sz w:val="18"/>
+              </w:rPr>
+              <w:t>Persistência</w:t>
+            </w:r>
+          </w:p>
+        </w:tc>
+        <w:tc>
+          <w:tcPr>
+            <w:tcW w:type="dxa" w:w="2592"/>
+            <w:shd w:val="clear" w:fill="FFF4E0"/>
+          </w:tcPr>
+          <w:p>
+            <w:r/>
+            <w:r>
+              <w:rPr>
+                <w:b/>
+                <w:sz w:val="18"/>
+              </w:rPr>
+              <w:t>−0,367</w:t>
+            </w:r>
+          </w:p>
+        </w:tc>
+        <w:tc>
+          <w:tcPr>
+            <w:tcW w:type="dxa" w:w="2592"/>
+            <w:shd w:val="clear" w:fill="FFF4E0"/>
+          </w:tcPr>
+          <w:p>
+            <w:r/>
+            <w:r>
+              <w:rPr>
+                <w:b/>
+                <w:sz w:val="18"/>
+              </w:rPr>
+              <w:t>+0,365</w:t>
+            </w:r>
+          </w:p>
+        </w:tc>
+      </w:tr>
+    </w:tbl>
+    <w:p>
+      <w:pPr>
+        <w:spacing w:after="80"/>
+      </w:pPr>
+    </w:p>
+    <w:p>
+      <w:pPr>
+        <w:spacing w:after="120" w:before="0"/>
+      </w:pPr>
+      <w:r>
+        <w:rPr>
+          <w:b w:val="0"/>
+          <w:i w:val="0"/>
+          <w:color w:val="0B0B0B"/>
+          <w:sz w:val="21"/>
+        </w:rPr>
+        <w:t>Em 21 dias o HAR-RV sai de R² negativo para fortemente positivo. Seria o resultado que resgataria o projeto — se fosse real. Não é, e a prova está na própria tabela: a persistência, que não tem um único parâmetro e portanto não pode ter aprendido nada, salta junto e na mesma magnitude.</w:t>
+      </w:r>
+    </w:p>
+    <w:p>
+      <w:pPr>
+        <w:spacing w:after="120" w:before="0"/>
+      </w:pPr>
+      <w:r>
+        <w:rPr>
+          <w:b w:val="0"/>
+          <w:i w:val="0"/>
+          <w:color w:val="0B0B0B"/>
+          <w:sz w:val="21"/>
+        </w:rPr>
+        <w:t>O mecanismo é o denominador. O R² mede erro contra a variância do alvo em torno da média da própria amostra. Uma amostra que atravessa regimes de volatilidade muito diferentes (2018-19, o choque de 2020, 2021-22 e 2023-26) tem variância total muito maior, e qualquer previsão razoável parece melhor contra esse denominador inflado. Dois testes adicionais confirmam: fixando o período de teste e variando apenas o treino, oito anos e meio de dados contra um só melhoram o RMSE em 1,4% e o R² permanece negativo; e a autocorrelação de cada subperíodo isolado é menor que a da amostra completa.</w:t>
+      </w:r>
+    </w:p>
+    <w:tbl>
+      <w:tblPr>
+        <w:tblStyle w:val="TableGrid"/>
+        <w:tblW w:type="auto" w:w="0"/>
+        <w:tblLook w:firstColumn="1" w:firstRow="1" w:lastColumn="0" w:lastRow="0" w:noHBand="0" w:noVBand="1" w:val="04A0"/>
+      </w:tblPr>
+      <w:tblGrid>
+        <w:gridCol w:w="9632"/>
+      </w:tblGrid>
+      <w:tr>
+        <w:tc>
+          <w:tcPr>
+            <w:tcW w:type="dxa" w:w="9632"/>
+            <w:shd w:val="clear" w:fill="F7F3E8"/>
+          </w:tcPr>
+          <w:p>
+            <w:r/>
+            <w:r>
+              <w:rPr>
+                <w:b/>
+                <w:color w:val="A82A2A"/>
+                <w:sz w:val="20"/>
+              </w:rPr>
+              <w:t xml:space="preserve">Critério que passou a valer.  </w:t>
+            </w:r>
+            <w:r>
+              <w:rPr>
+                <w:sz w:val="19"/>
+              </w:rPr>
+              <w:t>Neste conjunto de dados, R² e testes calculados sobre a amostra agrupada não são evidência primária confiável — a mistura de regimes os infla sistematicamente. Cinco achados aparentes desta fase morreram exatamente assim. O resultado por subperíodo passou a ser o principal, e o agregado, contexto.</w:t>
+            </w:r>
+          </w:p>
+        </w:tc>
+      </w:tr>
+    </w:tbl>
+    <w:p>
+      <w:pPr>
+        <w:spacing w:after="120"/>
+      </w:pPr>
+    </w:p>
+    <w:tbl>
+      <w:tblPr>
+        <w:tblStyle w:val="TableGrid"/>
+        <w:tblW w:type="auto" w:w="0"/>
+        <w:jc w:val="center"/>
+        <w:tblLook w:firstColumn="1" w:firstRow="1" w:lastColumn="0" w:lastRow="0" w:noHBand="0" w:noVBand="1" w:val="04A0"/>
+      </w:tblPr>
+      <w:tblGrid>
+        <w:gridCol w:w="1926"/>
+        <w:gridCol w:w="1926"/>
+        <w:gridCol w:w="1926"/>
+        <w:gridCol w:w="1926"/>
+        <w:gridCol w:w="1926"/>
+      </w:tblGrid>
+      <w:tr>
+        <w:tc>
+          <w:tcPr>
+            <w:tcW w:type="dxa" w:w="2448"/>
+            <w:shd w:val="clear" w:fill="2A2A28"/>
+          </w:tcPr>
+          <w:p>
+            <w:r/>
+            <w:r>
+              <w:rPr>
+                <w:b/>
+                <w:color w:val="FFFFFF"/>
+                <w:sz w:val="18"/>
+              </w:rPr>
+              <w:t>Janela</w:t>
+            </w:r>
+          </w:p>
+        </w:tc>
+        <w:tc>
+          <w:tcPr>
+            <w:tcW w:type="dxa" w:w="1584"/>
+            <w:shd w:val="clear" w:fill="2A2A28"/>
+          </w:tcPr>
+          <w:p>
+            <w:r/>
+            <w:r>
+              <w:rPr>
+                <w:b/>
+                <w:color w:val="FFFFFF"/>
+                <w:sz w:val="18"/>
+              </w:rPr>
+              <w:t>lag 1</w:t>
+            </w:r>
+          </w:p>
+        </w:tc>
+        <w:tc>
+          <w:tcPr>
+            <w:tcW w:type="dxa" w:w="1584"/>
+            <w:shd w:val="clear" w:fill="2A2A28"/>
+          </w:tcPr>
+          <w:p>
+            <w:r/>
+            <w:r>
+              <w:rPr>
+                <w:b/>
+                <w:color w:val="FFFFFF"/>
+                <w:sz w:val="18"/>
+              </w:rPr>
+              <w:t>lag 5</w:t>
+            </w:r>
+          </w:p>
+        </w:tc>
+        <w:tc>
+          <w:tcPr>
+            <w:tcW w:type="dxa" w:w="1584"/>
+            <w:shd w:val="clear" w:fill="2A2A28"/>
+          </w:tcPr>
+          <w:p>
+            <w:r/>
+            <w:r>
+              <w:rPr>
+                <w:b/>
+                <w:color w:val="FFFFFF"/>
+                <w:sz w:val="18"/>
+              </w:rPr>
+              <w:t>lag 10</w:t>
+            </w:r>
+          </w:p>
+        </w:tc>
+        <w:tc>
+          <w:tcPr>
+            <w:tcW w:type="dxa" w:w="1584"/>
+            <w:shd w:val="clear" w:fill="2A2A28"/>
+          </w:tcPr>
+          <w:p>
+            <w:r/>
+            <w:r>
+              <w:rPr>
+                <w:b/>
+                <w:color w:val="FFFFFF"/>
+                <w:sz w:val="18"/>
+              </w:rPr>
+              <w:t>lag 21</w:t>
+            </w:r>
+          </w:p>
+        </w:tc>
+      </w:tr>
+      <w:tr>
+        <w:tc>
+          <w:tcPr>
+            <w:tcW w:type="dxa" w:w="2448"/>
+            <w:shd w:val="clear" w:fill="FFF4E0"/>
+          </w:tcPr>
+          <w:p>
+            <w:r/>
+            <w:r>
+              <w:rPr>
+                <w:b/>
+                <w:sz w:val="18"/>
+              </w:rPr>
+              <w:t>Amostra completa</w:t>
+            </w:r>
+          </w:p>
+        </w:tc>
+        <w:tc>
+          <w:tcPr>
+            <w:tcW w:type="dxa" w:w="1584"/>
+            <w:shd w:val="clear" w:fill="FFF4E0"/>
+          </w:tcPr>
+          <w:p>
+            <w:r/>
+            <w:r>
+              <w:rPr>
+                <w:b/>
+                <w:sz w:val="18"/>
+              </w:rPr>
+              <w:t>0,439</w:t>
+            </w:r>
+          </w:p>
+        </w:tc>
+        <w:tc>
+          <w:tcPr>
+            <w:tcW w:type="dxa" w:w="1584"/>
+            <w:shd w:val="clear" w:fill="FFF4E0"/>
+          </w:tcPr>
+          <w:p>
+            <w:r/>
+            <w:r>
+              <w:rPr>
+                <w:b/>
+                <w:sz w:val="18"/>
+              </w:rPr>
+              <w:t>0,259</w:t>
+            </w:r>
+          </w:p>
+        </w:tc>
+        <w:tc>
+          <w:tcPr>
+            <w:tcW w:type="dxa" w:w="1584"/>
+            <w:shd w:val="clear" w:fill="FFF4E0"/>
+          </w:tcPr>
+          <w:p>
+            <w:r/>
+            <w:r>
+              <w:rPr>
+                <w:b/>
+                <w:sz w:val="18"/>
+              </w:rPr>
+              <w:t>0,158</w:t>
+            </w:r>
+          </w:p>
+        </w:tc>
+        <w:tc>
+          <w:tcPr>
+            <w:tcW w:type="dxa" w:w="1584"/>
+            <w:shd w:val="clear" w:fill="FFF4E0"/>
+          </w:tcPr>
+          <w:p>
+            <w:r/>
+            <w:r>
+              <w:rPr>
+                <w:b/>
+                <w:sz w:val="18"/>
+              </w:rPr>
+              <w:t>0,140</w:t>
+            </w:r>
+          </w:p>
+        </w:tc>
+      </w:tr>
+      <w:tr>
+        <w:tc>
+          <w:tcPr>
+            <w:tcW w:type="dxa" w:w="2448"/>
+          </w:tcPr>
+          <w:p>
+            <w:r/>
+            <w:r>
+              <w:rPr>
+                <w:sz w:val="18"/>
+              </w:rPr>
+              <w:t>2018-2019</w:t>
+            </w:r>
+          </w:p>
+        </w:tc>
+        <w:tc>
+          <w:tcPr>
+            <w:tcW w:type="dxa" w:w="1584"/>
+          </w:tcPr>
+          <w:p>
+            <w:r/>
+            <w:r>
+              <w:rPr>
+                <w:sz w:val="18"/>
+              </w:rPr>
+              <w:t>0,330</w:t>
+            </w:r>
+          </w:p>
+        </w:tc>
+        <w:tc>
+          <w:tcPr>
+            <w:tcW w:type="dxa" w:w="1584"/>
+          </w:tcPr>
+          <w:p>
+            <w:r/>
+            <w:r>
+              <w:rPr>
+                <w:sz w:val="18"/>
+              </w:rPr>
+              <w:t>0,185</w:t>
+            </w:r>
+          </w:p>
+        </w:tc>
+        <w:tc>
+          <w:tcPr>
+            <w:tcW w:type="dxa" w:w="1584"/>
+          </w:tcPr>
+          <w:p>
+            <w:r/>
+            <w:r>
+              <w:rPr>
+                <w:sz w:val="18"/>
+              </w:rPr>
+              <w:t>0,081</w:t>
+            </w:r>
+          </w:p>
+        </w:tc>
+        <w:tc>
+          <w:tcPr>
+            <w:tcW w:type="dxa" w:w="1584"/>
+          </w:tcPr>
+          <w:p>
+            <w:r/>
+            <w:r>
+              <w:rPr>
+                <w:sz w:val="18"/>
+              </w:rPr>
+              <w:t>0,110</w:t>
+            </w:r>
+          </w:p>
+        </w:tc>
+      </w:tr>
+      <w:tr>
+        <w:tc>
+          <w:tcPr>
+            <w:tcW w:type="dxa" w:w="2448"/>
+          </w:tcPr>
+          <w:p>
+            <w:r/>
+            <w:r>
+              <w:rPr>
+                <w:sz w:val="18"/>
+              </w:rPr>
+              <w:t>2021-2022</w:t>
+            </w:r>
+          </w:p>
+        </w:tc>
+        <w:tc>
+          <w:tcPr>
+            <w:tcW w:type="dxa" w:w="1584"/>
+          </w:tcPr>
+          <w:p>
+            <w:r/>
+            <w:r>
+              <w:rPr>
+                <w:sz w:val="18"/>
+              </w:rPr>
+              <w:t>0,160</w:t>
+            </w:r>
+          </w:p>
+        </w:tc>
+        <w:tc>
+          <w:tcPr>
+            <w:tcW w:type="dxa" w:w="1584"/>
+          </w:tcPr>
+          <w:p>
+            <w:r/>
+            <w:r>
+              <w:rPr>
+                <w:sz w:val="18"/>
+              </w:rPr>
+              <w:t>0,099</w:t>
+            </w:r>
+          </w:p>
+        </w:tc>
+        <w:tc>
+          <w:tcPr>
+            <w:tcW w:type="dxa" w:w="1584"/>
+          </w:tcPr>
+          <w:p>
+            <w:r/>
+            <w:r>
+              <w:rPr>
+                <w:sz w:val="18"/>
+              </w:rPr>
+              <w:t>0,050</w:t>
+            </w:r>
+          </w:p>
+        </w:tc>
+        <w:tc>
+          <w:tcPr>
+            <w:tcW w:type="dxa" w:w="1584"/>
+          </w:tcPr>
+          <w:p>
+            <w:r/>
+            <w:r>
+              <w:rPr>
+                <w:sz w:val="18"/>
+              </w:rPr>
+              <w:t>−0,018</w:t>
+            </w:r>
+          </w:p>
+        </w:tc>
+      </w:tr>
+      <w:tr>
+        <w:tc>
+          <w:tcPr>
+            <w:tcW w:type="dxa" w:w="2448"/>
+          </w:tcPr>
+          <w:p>
+            <w:r/>
+            <w:r>
+              <w:rPr>
+                <w:sz w:val="18"/>
+              </w:rPr>
+              <w:t>2023-2026</w:t>
+            </w:r>
+          </w:p>
+        </w:tc>
+        <w:tc>
+          <w:tcPr>
+            <w:tcW w:type="dxa" w:w="1584"/>
+          </w:tcPr>
+          <w:p>
+            <w:r/>
+            <w:r>
+              <w:rPr>
+                <w:sz w:val="18"/>
+              </w:rPr>
+              <w:t>0,296</w:t>
+            </w:r>
+          </w:p>
+        </w:tc>
+        <w:tc>
+          <w:tcPr>
+            <w:tcW w:type="dxa" w:w="1584"/>
+          </w:tcPr>
+          <w:p>
+            <w:r/>
+            <w:r>
+              <w:rPr>
+                <w:sz w:val="18"/>
+              </w:rPr>
+              <w:t>0,114</w:t>
+            </w:r>
+          </w:p>
+        </w:tc>
+        <w:tc>
+          <w:tcPr>
+            <w:tcW w:type="dxa" w:w="1584"/>
+          </w:tcPr>
+          <w:p>
+            <w:r/>
+            <w:r>
+              <w:rPr>
+                <w:sz w:val="18"/>
+              </w:rPr>
+              <w:t>0,037</w:t>
+            </w:r>
+          </w:p>
+        </w:tc>
+        <w:tc>
+          <w:tcPr>
+            <w:tcW w:type="dxa" w:w="1584"/>
+          </w:tcPr>
+          <w:p>
+            <w:r/>
+            <w:r>
+              <w:rPr>
+                <w:sz w:val="18"/>
+              </w:rPr>
+              <w:t>0,033</w:t>
+            </w:r>
+          </w:p>
+        </w:tc>
+      </w:tr>
+    </w:tbl>
+    <w:p>
+      <w:pPr>
+        <w:spacing w:after="80"/>
+      </w:pPr>
+    </w:p>
+    <w:p>
+      <w:pPr>
+        <w:spacing w:after="120" w:before="0"/>
+      </w:pPr>
+      <w:r>
+        <w:rPr>
+          <w:b w:val="0"/>
+          <w:i w:val="0"/>
+          <w:color w:val="0B0B0B"/>
+          <w:sz w:val="21"/>
+        </w:rPr>
+        <w:t>A autocorrelação da amostra completa é maior que a de qualquer subperíodo isolado — assinatura de artefato de agregação, não de memória. E em defasagem de 21 dias nenhum subperíodo passa de valores próximos de zero, que é precisamente o diagnóstico da Seção 5.7.</w:t>
+      </w:r>
+    </w:p>
+    <w:p>
+      <w:pPr>
+        <w:pStyle w:val="Heading2"/>
+      </w:pPr>
+      <w:r>
+        <w:t>6.7 Volatilidade implícita própria, a partir de negócios reais</w:t>
+      </w:r>
+    </w:p>
+    <w:p>
+      <w:pPr>
+        <w:spacing w:after="120" w:before="0"/>
+      </w:pPr>
+      <w:r>
+        <w:rPr>
+          <w:b w:val="0"/>
+          <w:i w:val="0"/>
+          <w:color w:val="0B0B0B"/>
+          <w:sz w:val="21"/>
+        </w:rPr>
+        <w:t>A Seção 7.1 registra a ausência de histórico de IV como a limitação mais séria do projeto. Ela foi parcialmente superada — por um caminho diferente do previsto originalmente.</w:t>
+      </w:r>
+    </w:p>
+    <w:p>
+      <w:pPr>
+        <w:spacing w:after="120" w:before="0"/>
+      </w:pPr>
+      <w:r>
+        <w:rPr>
+          <w:b w:val="0"/>
+          <w:i w:val="0"/>
+          <w:color w:val="0B0B0B"/>
+          <w:sz w:val="21"/>
+        </w:rPr>
+        <w:t>O plano inicial era inverter Black-76 a partir dos preços de ajuste das opções. Esse caminho está fechado: verificamos em 2019, 2022 e 2026 que a B3 lista milhares de séries de opção de dólar e publica preço de ajuste para nenhuma delas. Não é mudança recente; é prática estrutural.</w:t>
+      </w:r>
+    </w:p>
+    <w:p>
+      <w:pPr>
+        <w:spacing w:after="120" w:before="0"/>
+      </w:pPr>
+      <w:r>
+        <w:rPr>
+          <w:b w:val="0"/>
+          <w:i w:val="0"/>
+          <w:color w:val="0B0B0B"/>
+          <w:sz w:val="21"/>
+        </w:rPr>
+        <w:t>O que funcionou foi inverter sobre o preço efetivamente NEGOCIADO. O resultado são 7346 negócios em 198 pregões com IV válida, cobrindo 2018-01-31 a 2023-03-27 — a primeira série histórica de volatilidade implícita própria do projeto.</w:t>
+      </w:r>
+    </w:p>
+    <w:p>
+      <w:pPr>
+        <w:spacing w:after="120" w:before="0"/>
+      </w:pPr>
+      <w:r>
+        <w:rPr>
+          <w:b w:val="0"/>
+          <w:i w:val="0"/>
+          <w:color w:val="0B0B0B"/>
+          <w:sz w:val="21"/>
+        </w:rPr>
+        <w:t>A consequência mais direta é sobre o backtest. A Seção 6.4 assume um prêmio de risco constante de 1,29, calibrado no único dia de superfície disponível. Medido agora contra a volatilidade efetivamente realizada, o prêmio é de 1,079 (ou 1,129 contra a RV passada), com a implícita acima da realizada em apenas 59% dos dias. A calibragem de um dia superestimava o prêmio de forma relevante.</w:t>
+      </w:r>
+    </w:p>
+    <w:p>
+      <w:pPr>
+        <w:spacing w:after="120" w:before="0"/>
+      </w:pPr>
+      <w:r>
+        <w:rPr>
+          <w:b w:val="0"/>
+          <w:i w:val="0"/>
+          <w:color w:val="0B0B0B"/>
+          <w:sz w:val="21"/>
+        </w:rPr>
+        <w:t>Testamos também se a IV do mercado seria um previsor melhor da RV futura do que os nossos modelos. Com 57 janelas independentes, ela NÃO é: R² de −0,068 contra +0,146 da persistência. A correlação com a RV futura é substancial (0,568), mas a IV é enviesada como previsão pontual — o achado clássico de Christensen &amp; Prabhala (1998).</w:t>
+      </w:r>
+    </w:p>
+    <w:tbl>
+      <w:tblPr>
+        <w:tblStyle w:val="TableGrid"/>
+        <w:tblW w:type="auto" w:w="0"/>
+        <w:tblLook w:firstColumn="1" w:firstRow="1" w:lastColumn="0" w:lastRow="0" w:noHBand="0" w:noVBand="1" w:val="04A0"/>
+      </w:tblPr>
+      <w:tblGrid>
+        <w:gridCol w:w="9632"/>
+      </w:tblGrid>
+      <w:tr>
+        <w:tc>
+          <w:tcPr>
+            <w:tcW w:type="dxa" w:w="9632"/>
+            <w:shd w:val="clear" w:fill="F7F3E8"/>
+          </w:tcPr>
+          <w:p>
+            <w:r/>
+            <w:r>
+              <w:rPr>
+                <w:b/>
+                <w:color w:val="B8860B"/>
+                <w:sz w:val="20"/>
+              </w:rPr>
+              <w:t xml:space="preserve">Registro de um falso positivo.  </w:t>
+            </w:r>
+            <w:r>
+              <w:rPr>
+                <w:sz w:val="19"/>
+              </w:rPr>
+              <w:t>Com apenas o bloco denso de 2018 (6 janelas independentes) a IV aparecia muito superior aos nossos modelos, e chegamos a tratar isso como inversão da premissa do projeto. Com a amostra completa o resultado se inverteu. Foi o quarto falso positivo capturado antes de virar afirmação.</w:t>
+            </w:r>
+          </w:p>
+        </w:tc>
+      </w:tr>
+    </w:tbl>
+    <w:p>
+      <w:pPr>
+        <w:spacing w:after="120"/>
+      </w:pPr>
+    </w:p>
+    <w:p>
+      <w:pPr>
+        <w:pStyle w:val="Heading2"/>
+      </w:pPr>
+      <w:r>
+        <w:t>6.8 Machine learning: gradient boosting não supera o HAR-RV</w:t>
+      </w:r>
+    </w:p>
+    <w:p>
+      <w:pPr>
+        <w:spacing w:after="120" w:before="0"/>
+      </w:pPr>
+      <w:r>
+        <w:rPr>
+          <w:b w:val="0"/>
+          <w:i w:val="0"/>
+          <w:color w:val="0B0B0B"/>
+          <w:sz w:val="21"/>
+        </w:rPr>
+        <w:t>A Seção 8.3 desta versão listava modelos de maior capacidade como escopo descartado conscientemente, sob o argumento de que seriam capacidade adicional onde não há sinal. O argumento foi testado e virou medição.</w:t>
+      </w:r>
+    </w:p>
+    <w:p>
+      <w:pPr>
+        <w:spacing w:after="120" w:before="0"/>
+      </w:pPr>
+      <w:r>
+        <w:rPr>
+          <w:b w:val="0"/>
+          <w:i w:val="0"/>
+          <w:color w:val="0B0B0B"/>
+          <w:sz w:val="21"/>
+        </w:rPr>
+        <w:t>O desenho segue Christensen, Siggaard &amp; Veliyev (2023), que obtêm ganhos de ML sobre a linhagem HAR usando apenas as defasagens diária, semanal e mensal como preditores e com ajuste mínimo de hiperparâmetros. Mantivemos as features idênticas às do HAR — isolando a forma funcional como única variável — e hiperparâmetros fixos, pré-registrados, sem busca em grade, o que também evita inflar o contador do Deflated Sharpe. Testamos dois base learners, de árvore e linear, seguindo Teller, Pigorsch &amp; Pigorsch.</w:t>
+      </w:r>
+    </w:p>
+    <w:tbl>
+      <w:tblPr>
+        <w:tblStyle w:val="TableGrid"/>
+        <w:tblW w:type="auto" w:w="0"/>
+        <w:jc w:val="center"/>
+        <w:tblLook w:firstColumn="1" w:firstRow="1" w:lastColumn="0" w:lastRow="0" w:noHBand="0" w:noVBand="1" w:val="04A0"/>
+      </w:tblPr>
+      <w:tblGrid>
+        <w:gridCol w:w="1926"/>
+        <w:gridCol w:w="1926"/>
+        <w:gridCol w:w="1926"/>
+        <w:gridCol w:w="1926"/>
+        <w:gridCol w:w="1926"/>
+      </w:tblGrid>
+      <w:tr>
+        <w:tc>
+          <w:tcPr>
+            <w:tcW w:type="dxa" w:w="1728"/>
+            <w:shd w:val="clear" w:fill="2A2A28"/>
+          </w:tcPr>
+          <w:p>
+            <w:r/>
+            <w:r>
+              <w:rPr>
+                <w:b/>
+                <w:color w:val="FFFFFF"/>
+                <w:sz w:val="18"/>
+              </w:rPr>
+              <w:t>Horizonte</w:t>
+            </w:r>
+          </w:p>
+        </w:tc>
+        <w:tc>
+          <w:tcPr>
+            <w:tcW w:type="dxa" w:w="2016"/>
+            <w:shd w:val="clear" w:fill="2A2A28"/>
+          </w:tcPr>
+          <w:p>
+            <w:r/>
+            <w:r>
+              <w:rPr>
+                <w:b/>
+                <w:color w:val="FFFFFF"/>
+                <w:sz w:val="18"/>
+              </w:rPr>
+              <w:t>HAR-RV</w:t>
+            </w:r>
+          </w:p>
+        </w:tc>
+        <w:tc>
+          <w:tcPr>
+            <w:tcW w:type="dxa" w:w="2160"/>
+            <w:shd w:val="clear" w:fill="2A2A28"/>
+          </w:tcPr>
+          <w:p>
+            <w:r/>
+            <w:r>
+              <w:rPr>
+                <w:b/>
+                <w:color w:val="FFFFFF"/>
+                <w:sz w:val="18"/>
+              </w:rPr>
+              <w:t>XGBoost linear</w:t>
+            </w:r>
+          </w:p>
+        </w:tc>
+        <w:tc>
+          <w:tcPr>
+            <w:tcW w:type="dxa" w:w="2160"/>
+            <w:shd w:val="clear" w:fill="2A2A28"/>
+          </w:tcPr>
+          <w:p>
+            <w:r/>
+            <w:r>
+              <w:rPr>
+                <w:b/>
+                <w:color w:val="FFFFFF"/>
+                <w:sz w:val="18"/>
+              </w:rPr>
+              <w:t>XGBoost árvore</w:t>
+            </w:r>
+          </w:p>
+        </w:tc>
+        <w:tc>
+          <w:tcPr>
+            <w:tcW w:type="dxa" w:w="2160"/>
+            <w:shd w:val="clear" w:fill="2A2A28"/>
+          </w:tcPr>
+          <w:p>
+            <w:r/>
+            <w:r>
+              <w:rPr>
+                <w:b/>
+                <w:color w:val="FFFFFF"/>
+                <w:sz w:val="18"/>
+              </w:rPr>
+              <w:t>Persistência</w:t>
+            </w:r>
+          </w:p>
+        </w:tc>
+      </w:tr>
+      <w:tr>
+        <w:tc>
+          <w:tcPr>
+            <w:tcW w:type="dxa" w:w="1728"/>
+          </w:tcPr>
+          <w:p>
+            <w:r/>
+            <w:r>
+              <w:rPr>
+                <w:sz w:val="18"/>
+              </w:rPr>
+              <w:t>1 dia(s)</w:t>
+            </w:r>
+          </w:p>
+        </w:tc>
+        <w:tc>
+          <w:tcPr>
+            <w:tcW w:type="dxa" w:w="2016"/>
+          </w:tcPr>
+          <w:p>
+            <w:r/>
+            <w:r>
+              <w:rPr>
+                <w:sz w:val="18"/>
+              </w:rPr>
+              <w:t>+0,243</w:t>
+            </w:r>
+          </w:p>
+        </w:tc>
+        <w:tc>
+          <w:tcPr>
+            <w:tcW w:type="dxa" w:w="2160"/>
+          </w:tcPr>
+          <w:p>
+            <w:r/>
+            <w:r>
+              <w:rPr>
+                <w:sz w:val="18"/>
+              </w:rPr>
+              <w:t>+0,251</w:t>
+            </w:r>
+          </w:p>
+        </w:tc>
+        <w:tc>
+          <w:tcPr>
+            <w:tcW w:type="dxa" w:w="2160"/>
+          </w:tcPr>
+          <w:p>
+            <w:r/>
+            <w:r>
+              <w:rPr>
+                <w:sz w:val="18"/>
+              </w:rPr>
+              <w:t>+0,220</w:t>
+            </w:r>
+          </w:p>
+        </w:tc>
+        <w:tc>
+          <w:tcPr>
+            <w:tcW w:type="dxa" w:w="2160"/>
+          </w:tcPr>
+          <w:p>
+            <w:r/>
+            <w:r>
+              <w:rPr>
+                <w:sz w:val="18"/>
+              </w:rPr>
+              <w:t>+0,218</w:t>
+            </w:r>
+          </w:p>
+        </w:tc>
+      </w:tr>
+      <w:tr>
+        <w:tc>
+          <w:tcPr>
+            <w:tcW w:type="dxa" w:w="1728"/>
+          </w:tcPr>
+          <w:p>
+            <w:r/>
+            <w:r>
+              <w:rPr>
+                <w:sz w:val="18"/>
+              </w:rPr>
+              <w:t>5 dia(s)</w:t>
+            </w:r>
+          </w:p>
+        </w:tc>
+        <w:tc>
+          <w:tcPr>
+            <w:tcW w:type="dxa" w:w="2016"/>
+          </w:tcPr>
+          <w:p>
+            <w:r/>
+            <w:r>
+              <w:rPr>
+                <w:sz w:val="18"/>
+              </w:rPr>
+              <w:t>+0,366</w:t>
+            </w:r>
+          </w:p>
+        </w:tc>
+        <w:tc>
+          <w:tcPr>
+            <w:tcW w:type="dxa" w:w="2160"/>
+          </w:tcPr>
+          <w:p>
+            <w:r/>
+            <w:r>
+              <w:rPr>
+                <w:sz w:val="18"/>
+              </w:rPr>
+              <w:t>+0,326</w:t>
+            </w:r>
+          </w:p>
+        </w:tc>
+        <w:tc>
+          <w:tcPr>
+            <w:tcW w:type="dxa" w:w="2160"/>
+          </w:tcPr>
+          <w:p>
+            <w:r/>
+            <w:r>
+              <w:rPr>
+                <w:sz w:val="18"/>
+              </w:rPr>
+              <w:t>+0,274</w:t>
+            </w:r>
+          </w:p>
+        </w:tc>
+        <w:tc>
+          <w:tcPr>
+            <w:tcW w:type="dxa" w:w="2160"/>
+          </w:tcPr>
+          <w:p>
+            <w:r/>
+            <w:r>
+              <w:rPr>
+                <w:sz w:val="18"/>
+              </w:rPr>
+              <w:t>+0,334</w:t>
+            </w:r>
+          </w:p>
+        </w:tc>
+      </w:tr>
+      <w:tr>
+        <w:tc>
+          <w:tcPr>
+            <w:tcW w:type="dxa" w:w="1728"/>
+            <w:shd w:val="clear" w:fill="FFF4E0"/>
+          </w:tcPr>
+          <w:p>
+            <w:r/>
+            <w:r>
+              <w:rPr>
+                <w:b/>
+                <w:sz w:val="18"/>
+              </w:rPr>
+              <w:t>21 dia(s)</w:t>
+            </w:r>
+          </w:p>
+        </w:tc>
+        <w:tc>
+          <w:tcPr>
+            <w:tcW w:type="dxa" w:w="2016"/>
+            <w:shd w:val="clear" w:fill="FFF4E0"/>
+          </w:tcPr>
+          <w:p>
+            <w:r/>
+            <w:r>
+              <w:rPr>
+                <w:b/>
+                <w:sz w:val="18"/>
+              </w:rPr>
+              <w:t>+0,381</w:t>
+            </w:r>
+          </w:p>
+        </w:tc>
+        <w:tc>
+          <w:tcPr>
+            <w:tcW w:type="dxa" w:w="2160"/>
+            <w:shd w:val="clear" w:fill="FFF4E0"/>
+          </w:tcPr>
+          <w:p>
+            <w:r/>
+            <w:r>
+              <w:rPr>
+                <w:b/>
+                <w:sz w:val="18"/>
+              </w:rPr>
+              <w:t>+0,292</w:t>
+            </w:r>
+          </w:p>
+        </w:tc>
+        <w:tc>
+          <w:tcPr>
+            <w:tcW w:type="dxa" w:w="2160"/>
+            <w:shd w:val="clear" w:fill="FFF4E0"/>
+          </w:tcPr>
+          <w:p>
+            <w:r/>
+            <w:r>
+              <w:rPr>
+                <w:b/>
+                <w:sz w:val="18"/>
+              </w:rPr>
+              <w:t>+0,232</w:t>
+            </w:r>
+          </w:p>
+        </w:tc>
+        <w:tc>
+          <w:tcPr>
+            <w:tcW w:type="dxa" w:w="2160"/>
+            <w:shd w:val="clear" w:fill="FFF4E0"/>
+          </w:tcPr>
+          <w:p>
+            <w:r/>
+            <w:r>
+              <w:rPr>
+                <w:b/>
+                <w:sz w:val="18"/>
+              </w:rPr>
+              <w:t>+0,365</w:t>
+            </w:r>
+          </w:p>
+        </w:tc>
+      </w:tr>
+    </w:tbl>
+    <w:p>
+      <w:pPr>
+        <w:spacing w:after="80"/>
+      </w:pPr>
+    </w:p>
+    <w:p>
+      <w:pPr>
+        <w:spacing w:after="120" w:before="0"/>
+      </w:pPr>
+      <w:r>
+        <w:rPr>
+          <w:b w:val="0"/>
+          <w:i w:val="0"/>
+          <w:color w:val="0B0B0B"/>
+          <w:sz w:val="21"/>
+        </w:rPr>
+        <w:t>O HAR-RV linear vence em todos os horizontes a partir de três dias. Mais informativo que o veredito é o padrão: a distância do XGBoost de árvore para o HAR cresce monotonicamente com o horizonte, acompanhando a queda do número de observações independentes de cerca de 1.760 em um dia para cerca de 101 em vinte e um. Capacidade adicional não se paga onde não há amostra que a sustente.</w:t>
+      </w:r>
+    </w:p>
+    <w:p>
+      <w:pPr>
+        <w:spacing w:after="120" w:before="0"/>
+      </w:pPr>
+      <w:r>
+        <w:rPr>
+          <w:b w:val="0"/>
+          <w:i w:val="0"/>
+          <w:color w:val="0B0B0B"/>
+          <w:sz w:val="21"/>
+        </w:rPr>
+        <w:t>Isso contraria o resultado de Christensen et al., que encontram ganhos maiores justamente nos horizontes longos — e a diferença de contexto explica: aquele trabalho usa um painel de constituintes do Dow Jones com variância realizada intradiária, dezenas de milhares de observações. Aqui há um ativo, com variância estimada de OHLC diário.</w:t>
+      </w:r>
+    </w:p>
+    <w:p>
+      <w:pPr>
+        <w:pStyle w:val="Heading2"/>
+      </w:pPr>
+      <w:r>
+        <w:t>6.9 Estimadores de variância: a hipótese de ruído de medição</w:t>
+      </w:r>
+    </w:p>
+    <w:p>
+      <w:pPr>
+        <w:spacing w:after="120" w:before="0"/>
+      </w:pPr>
+      <w:r>
+        <w:rPr>
+          <w:b w:val="0"/>
+          <w:i w:val="0"/>
+          <w:color w:val="0B0B0B"/>
+          <w:sz w:val="21"/>
+        </w:rPr>
+        <w:t>O diagnóstico da Seção 5.7 aponta ruído de medição como explicação candidata para a ausência de memória longa. Até esta fase o projeto usava apenas o estimador de Parkinson, que emprega somente máxima e mínima e assume ausência de tendência — suposição desconfortável para um ativo cujo preço de ajuste vai de cerca de 3.150 a 6.220 no período.</w:t>
+      </w:r>
+    </w:p>
+    <w:p>
+      <w:pPr>
+        <w:spacing w:after="120" w:before="0"/>
+      </w:pPr>
+      <w:r>
+        <w:rPr>
+          <w:b w:val="0"/>
+          <w:i w:val="0"/>
+          <w:color w:val="0B0B0B"/>
+          <w:sz w:val="21"/>
+        </w:rPr>
+        <w:t>Foram implementados e avaliados Garman-Klass (1980), Rogers-Satchell (1991, que tolera tendência), a variância de 24 horas incluindo o salto noturno, e Yang-Zhang (2000). A comparação exige cuidado: usar como alvo a variância medida por um dos candidatos favorece esse candidato por construção. Adotamos como árbitro a variância close-to-close futura, ruidosa porém não enviesada e independente do erro de medição dos estimadores de amplitude.</w:t>
+      </w:r>
+    </w:p>
+    <w:tbl>
+      <w:tblPr>
+        <w:tblStyle w:val="TableGrid"/>
+        <w:tblW w:type="auto" w:w="0"/>
+        <w:jc w:val="center"/>
+        <w:tblLook w:firstColumn="1" w:firstRow="1" w:lastColumn="0" w:lastRow="0" w:noHBand="0" w:noVBand="1" w:val="04A0"/>
+      </w:tblPr>
+      <w:tblGrid>
+        <w:gridCol w:w="2408"/>
+        <w:gridCol w:w="2408"/>
+        <w:gridCol w:w="2408"/>
+        <w:gridCol w:w="2408"/>
+      </w:tblGrid>
+      <w:tr>
+        <w:tc>
+          <w:tcPr>
+            <w:tcW w:type="dxa" w:w="3312"/>
+            <w:shd w:val="clear" w:fill="2A2A28"/>
+          </w:tcPr>
+          <w:p>
+            <w:r/>
+            <w:r>
+              <w:rPr>
+                <w:b/>
+                <w:color w:val="FFFFFF"/>
+                <w:sz w:val="18"/>
+              </w:rPr>
+              <w:t>Estimador</w:t>
+            </w:r>
+          </w:p>
+        </w:tc>
+        <w:tc>
+          <w:tcPr>
+            <w:tcW w:type="dxa" w:w="1872"/>
+            <w:shd w:val="clear" w:fill="2A2A28"/>
+          </w:tcPr>
+          <w:p>
+            <w:r/>
+            <w:r>
+              <w:rPr>
+                <w:b/>
+                <w:color w:val="FFFFFF"/>
+                <w:sz w:val="18"/>
+              </w:rPr>
+              <w:t>h = 1</w:t>
+            </w:r>
+          </w:p>
+        </w:tc>
+        <w:tc>
+          <w:tcPr>
+            <w:tcW w:type="dxa" w:w="1872"/>
+            <w:shd w:val="clear" w:fill="2A2A28"/>
+          </w:tcPr>
+          <w:p>
+            <w:r/>
+            <w:r>
+              <w:rPr>
+                <w:b/>
+                <w:color w:val="FFFFFF"/>
+                <w:sz w:val="18"/>
+              </w:rPr>
+              <w:t>h = 5</w:t>
+            </w:r>
+          </w:p>
+        </w:tc>
+        <w:tc>
+          <w:tcPr>
+            <w:tcW w:type="dxa" w:w="1872"/>
+            <w:shd w:val="clear" w:fill="2A2A28"/>
+          </w:tcPr>
+          <w:p>
+            <w:r/>
+            <w:r>
+              <w:rPr>
+                <w:b/>
+                <w:color w:val="FFFFFF"/>
+                <w:sz w:val="18"/>
+              </w:rPr>
+              <w:t>h = 21</w:t>
+            </w:r>
+          </w:p>
+        </w:tc>
+      </w:tr>
+      <w:tr>
+        <w:tc>
+          <w:tcPr>
+            <w:tcW w:type="dxa" w:w="3312"/>
+          </w:tcPr>
+          <w:p>
+            <w:r/>
+            <w:r>
+              <w:rPr>
+                <w:sz w:val="18"/>
+              </w:rPr>
+              <w:t>Parkinson (adotado)</w:t>
+            </w:r>
+          </w:p>
+        </w:tc>
+        <w:tc>
+          <w:tcPr>
+            <w:tcW w:type="dxa" w:w="1872"/>
+          </w:tcPr>
+          <w:p>
+            <w:r/>
+            <w:r>
+              <w:rPr>
+                <w:sz w:val="18"/>
+              </w:rPr>
+              <w:t>−0,071</w:t>
+            </w:r>
+          </w:p>
+        </w:tc>
+        <w:tc>
+          <w:tcPr>
+            <w:tcW w:type="dxa" w:w="1872"/>
+          </w:tcPr>
+          <w:p>
+            <w:r/>
+            <w:r>
+              <w:rPr>
+                <w:sz w:val="18"/>
+              </w:rPr>
+              <w:t>+0,210</w:t>
+            </w:r>
+          </w:p>
+        </w:tc>
+        <w:tc>
+          <w:tcPr>
+            <w:tcW w:type="dxa" w:w="1872"/>
+          </w:tcPr>
+          <w:p>
+            <w:r/>
+            <w:r>
+              <w:rPr>
+                <w:sz w:val="18"/>
+              </w:rPr>
+              <w:t>+0,304</w:t>
+            </w:r>
+          </w:p>
+        </w:tc>
+      </w:tr>
+      <w:tr>
+        <w:tc>
+          <w:tcPr>
+            <w:tcW w:type="dxa" w:w="3312"/>
+          </w:tcPr>
+          <w:p>
+            <w:r/>
+            <w:r>
+              <w:rPr>
+                <w:sz w:val="18"/>
+              </w:rPr>
+              <w:t>Garman-Klass</w:t>
+            </w:r>
+          </w:p>
+        </w:tc>
+        <w:tc>
+          <w:tcPr>
+            <w:tcW w:type="dxa" w:w="1872"/>
+          </w:tcPr>
+          <w:p>
+            <w:r/>
+            <w:r>
+              <w:rPr>
+                <w:sz w:val="18"/>
+              </w:rPr>
+              <w:t>−0,055</w:t>
+            </w:r>
+          </w:p>
+        </w:tc>
+        <w:tc>
+          <w:tcPr>
+            <w:tcW w:type="dxa" w:w="1872"/>
+          </w:tcPr>
+          <w:p>
+            <w:r/>
+            <w:r>
+              <w:rPr>
+                <w:sz w:val="18"/>
+              </w:rPr>
+              <w:t>+0,246</w:t>
+            </w:r>
+          </w:p>
+        </w:tc>
+        <w:tc>
+          <w:tcPr>
+            <w:tcW w:type="dxa" w:w="1872"/>
+          </w:tcPr>
+          <w:p>
+            <w:r/>
+            <w:r>
+              <w:rPr>
+                <w:sz w:val="18"/>
+              </w:rPr>
+              <w:t>+0,297</w:t>
+            </w:r>
+          </w:p>
+        </w:tc>
+      </w:tr>
+      <w:tr>
+        <w:tc>
+          <w:tcPr>
+            <w:tcW w:type="dxa" w:w="3312"/>
+            <w:shd w:val="clear" w:fill="FFF4E0"/>
+          </w:tcPr>
+          <w:p>
+            <w:r/>
+            <w:r>
+              <w:rPr>
+                <w:b/>
+                <w:sz w:val="18"/>
+              </w:rPr>
+              <w:t>Rogers-Satchell</w:t>
+            </w:r>
+          </w:p>
+        </w:tc>
+        <w:tc>
+          <w:tcPr>
+            <w:tcW w:type="dxa" w:w="1872"/>
+            <w:shd w:val="clear" w:fill="FFF4E0"/>
+          </w:tcPr>
+          <w:p>
+            <w:r/>
+            <w:r>
+              <w:rPr>
+                <w:b/>
+                <w:sz w:val="18"/>
+              </w:rPr>
+              <w:t>−0,048</w:t>
+            </w:r>
+          </w:p>
+        </w:tc>
+        <w:tc>
+          <w:tcPr>
+            <w:tcW w:type="dxa" w:w="1872"/>
+            <w:shd w:val="clear" w:fill="FFF4E0"/>
+          </w:tcPr>
+          <w:p>
+            <w:r/>
+            <w:r>
+              <w:rPr>
+                <w:b/>
+                <w:sz w:val="18"/>
+              </w:rPr>
+              <w:t>+0,254</w:t>
+            </w:r>
+          </w:p>
+        </w:tc>
+        <w:tc>
+          <w:tcPr>
+            <w:tcW w:type="dxa" w:w="1872"/>
+            <w:shd w:val="clear" w:fill="FFF4E0"/>
+          </w:tcPr>
+          <w:p>
+            <w:r/>
+            <w:r>
+              <w:rPr>
+                <w:b/>
+                <w:sz w:val="18"/>
+              </w:rPr>
+              <w:t>+0,296</w:t>
+            </w:r>
+          </w:p>
+        </w:tc>
+      </w:tr>
+      <w:tr>
+        <w:tc>
+          <w:tcPr>
+            <w:tcW w:type="dxa" w:w="3312"/>
+          </w:tcPr>
+          <w:p>
+            <w:r/>
+            <w:r>
+              <w:rPr>
+                <w:sz w:val="18"/>
+              </w:rPr>
+              <w:t>24 horas (com salto noturno)</w:t>
+            </w:r>
+          </w:p>
+        </w:tc>
+        <w:tc>
+          <w:tcPr>
+            <w:tcW w:type="dxa" w:w="1872"/>
+          </w:tcPr>
+          <w:p>
+            <w:r/>
+            <w:r>
+              <w:rPr>
+                <w:sz w:val="18"/>
+              </w:rPr>
+              <w:t>−0,235</w:t>
+            </w:r>
+          </w:p>
+        </w:tc>
+        <w:tc>
+          <w:tcPr>
+            <w:tcW w:type="dxa" w:w="1872"/>
+          </w:tcPr>
+          <w:p>
+            <w:r/>
+            <w:r>
+              <w:rPr>
+                <w:sz w:val="18"/>
+              </w:rPr>
+              <w:t>−0,087</w:t>
+            </w:r>
+          </w:p>
+        </w:tc>
+        <w:tc>
+          <w:tcPr>
+            <w:tcW w:type="dxa" w:w="1872"/>
+          </w:tcPr>
+          <w:p>
+            <w:r/>
+            <w:r>
+              <w:rPr>
+                <w:sz w:val="18"/>
+              </w:rPr>
+              <w:t>+0,264</w:t>
+            </w:r>
+          </w:p>
+        </w:tc>
+      </w:tr>
+    </w:tbl>
+    <w:p>
+      <w:pPr>
+        <w:spacing w:after="80"/>
+      </w:pPr>
+    </w:p>
+    <w:p>
+      <w:pPr>
+        <w:spacing w:after="120" w:before="0"/>
+      </w:pPr>
+      <w:r>
+        <w:rPr>
+          <w:b w:val="0"/>
+          <w:i w:val="0"/>
+          <w:color w:val="0B0B0B"/>
+          <w:sz w:val="21"/>
+        </w:rPr>
+        <w:t>Rogers-Satchell supera o Parkinson em horizonte curto, e é justamente o único dos três que não assume tendência nula — teoria e resultado coincidem. O ganho é modesto e não atravessa o critério de consistência entre subperíodos que passamos a exigir, mas a direção é sistemática e o teste formal de Diebold-Mariano, com as 1.760 observações independentes disponíveis em horizonte de um dia, é o sinal estatístico mais forte produzido no projeto.</w:t>
+      </w:r>
+    </w:p>
+    <w:tbl>
+      <w:tblPr>
+        <w:tblStyle w:val="TableGrid"/>
+        <w:tblW w:type="auto" w:w="0"/>
+        <w:tblLook w:firstColumn="1" w:firstRow="1" w:lastColumn="0" w:lastRow="0" w:noHBand="0" w:noVBand="1" w:val="04A0"/>
+      </w:tblPr>
+      <w:tblGrid>
+        <w:gridCol w:w="9632"/>
+      </w:tblGrid>
+      <w:tr>
+        <w:tc>
+          <w:tcPr>
+            <w:tcW w:type="dxa" w:w="9632"/>
+            <w:shd w:val="clear" w:fill="F7F3E8"/>
+          </w:tcPr>
+          <w:p>
+            <w:r/>
+            <w:r>
+              <w:rPr>
+                <w:b/>
+                <w:color w:val="A82A2A"/>
+                <w:sz w:val="20"/>
+              </w:rPr>
+              <w:t xml:space="preserve">O que esta investigação fecha.  </w:t>
+            </w:r>
+            <w:r>
+              <w:rPr>
+                <w:sz w:val="19"/>
+              </w:rPr>
+              <w:t>Nenhum estimador restaura autocorrelação em defasagem de 21 dias, em nenhum subperíodo. Isso elimina o ruído de medição como explicação para o fracasso no horizonte da estratégia. Somado aos testes de modelo, de features e de amostra, o diagnóstico de descasamento de horizonte fica sem hipótese alternativa viva.</w:t>
+            </w:r>
+          </w:p>
+        </w:tc>
+      </w:tr>
+    </w:tbl>
+    <w:p>
+      <w:pPr>
+        <w:spacing w:after="120"/>
+      </w:pPr>
+    </w:p>
+    <w:p>
+      <w:r>
+        <w:br w:type="page"/>
+      </w:r>
+    </w:p>
+    <w:p>
+      <w:pPr>
+        <w:pStyle w:val="Heading1"/>
+      </w:pPr>
+      <w:r>
+        <w:t>7. Limitações declaradas</w:t>
+      </w:r>
+    </w:p>
+    <w:p>
+      <w:pPr>
+        <w:pStyle w:val="Heading2"/>
+      </w:pPr>
+      <w:r>
+        <w:t>7.1 Ausência de histórico de volatilidade implícita</w:t>
+      </w:r>
+    </w:p>
+    <w:p>
+      <w:pPr>
+        <w:spacing w:after="120" w:before="0"/>
+      </w:pPr>
+      <w:r>
+        <w:rPr>
+          <w:b w:val="0"/>
+          <w:i w:val="0"/>
+          <w:color w:val="0B0B0B"/>
+          <w:sz w:val="21"/>
+        </w:rPr>
+        <w:t>É a limitação mais séria, e ela é estrutural, não uma falha de execução. A B3 sobrescreve o arquivo da superfície de volatilidade diariamente. A tese central do VolBoy — comparar RV prevista contra IV de mercado — não pode ser validada historicamente a partir dessa fonte.</w:t>
+      </w:r>
+    </w:p>
+    <w:p>
+      <w:pPr>
+        <w:spacing w:after="120" w:before="0"/>
+      </w:pPr>
+      <w:r>
+        <w:rPr>
+          <w:b w:val="0"/>
+          <w:i w:val="0"/>
+          <w:color w:val="0B0B0B"/>
+          <w:sz w:val="21"/>
+        </w:rPr>
+        <w:t>Esta limitação foi PARCIALMENTE SUPERADA depois da primeira versão deste relatório, por um caminho alternativo descrito na Seção 6.7: invertendo Black-76 sobre preços efetivamente negociados, reconstruímos 7346 observações de volatilidade implícita em 198 pregões, cobrindo 2018-01-31 a 2023-03-27.</w:t>
+      </w:r>
+    </w:p>
+    <w:p>
+      <w:pPr>
+        <w:spacing w:after="120" w:before="0"/>
+      </w:pPr>
+      <w:r>
+        <w:rPr>
+          <w:b w:val="0"/>
+          <w:i w:val="0"/>
+          <w:color w:val="0B0B0B"/>
+          <w:sz w:val="21"/>
+        </w:rPr>
+        <w:t>A limitação permanece real, porém, e em três frentes: a série é esparsa e ruidosa, porque vem de poucos negócios por pregão; a cobertura é boa nos anos antigos e péssima nos recentes, justamente o período da amostra principal; e a superfície completa por delta e vencimento continua indisponível. A validação histórica da tese ficou possível em parte do período, não em todo ele.</w:t>
       </w:r>
     </w:p>
     <w:p>
@@ -9070,13 +10878,13 @@
           <w:b/>
           <w:sz w:val="21"/>
         </w:rPr>
-        <w:t xml:space="preserve">Modelos mais complexos. </w:t>
+        <w:t xml:space="preserve">Modelos mais complexos — testado, ver Seção 6.8. </w:t>
       </w:r>
       <w:r>
         <w:rPr>
           <w:sz w:val="21"/>
         </w:rPr>
-        <w:t>Gradient boosting ou redes neurais seriam adicionar capacidade onde já demonstramos ausência de sinal — aumentaria o risco de sobreajuste sem endereçar o diagnóstico.</w:t>
+        <w:t>Gradient boosting foi avaliado com hiperparâmetros pré-registrados e dois base learners: o HAR-RV linear vence em todos os horizontes a partir de três dias, e a desvantagem do modelo de maior capacidade cresce conforme caem as observações independentes. O que era argumento passou a ser medição.</w:t>
       </w:r>
     </w:p>
     <w:p>

--- a/relatorio/VolBoy_Relatorio_Final.docx
+++ b/relatorio/VolBoy_Relatorio_Final.docx
@@ -182,7 +182,7 @@
         <w:pStyle w:val="Heading2"/>
       </w:pPr>
       <w:r>
-        <w:t>Os quatro achados que estruturam este relatório</w:t>
+        <w:t>Os achados que estruturam este relatório</w:t>
       </w:r>
     </w:p>
     <w:p>
@@ -259,6 +259,44 @@
           <w:sz w:val="21"/>
         </w:rPr>
         <w:t>No instrumento correto existe previsibilidade real, ainda que modesta, a 1 dia (HAR-RV R² = +0,049), que decai monotonicamente até ficar francamente negativa em 21 dias — o prazo de que a estratégia precisa. Nenhuma feature adicional resolve isso; é uma propriedade do processo de volatilidade neste período.</w:t>
+      </w:r>
+    </w:p>
+    <w:p>
+      <w:pPr>
+        <w:pStyle w:val="ListBullet"/>
+        <w:spacing w:after="60"/>
+      </w:pPr>
+      <w:r>
+        <w:rPr>
+          <w:b/>
+          <w:sz w:val="21"/>
+        </w:rPr>
+        <w:t xml:space="preserve">O diagnóstico ficou sem hipótese alternativa. </w:t>
+      </w:r>
+      <w:r>
+        <w:rPr>
+          <w:sz w:val="21"/>
+        </w:rPr>
+        <w:t>Depois da primeira versão deste relatório, testamos as quatro explicações concorrentes: forma funcional (gradient boosting e GARCH), features (todas as camadas reavaliadas também em horizonte curto), tamanho de amostra (estendida para 2.135 pregões) e erro de medição (cinco estimadores de variância). Nenhuma delas resgata o horizonte de 21 dias. As Seções 6.6 a 6.12 documentam cada uma.</w:t>
+      </w:r>
+    </w:p>
+    <w:p>
+      <w:pPr>
+        <w:pStyle w:val="ListBullet"/>
+        <w:spacing w:after="60"/>
+      </w:pPr>
+      <w:r>
+        <w:rPr>
+          <w:b/>
+          <w:sz w:val="21"/>
+        </w:rPr>
+        <w:t xml:space="preserve">Construímos volatilidade implícita própria, que era dada como inviável. </w:t>
+      </w:r>
+      <w:r>
+        <w:rPr>
+          <w:sz w:val="21"/>
+        </w:rPr>
+        <w:t>Invertendo Black-76 sobre preços efetivamente negociados de opção — e não sobre preços de ajuste, que a B3 simplesmente não publica para esse mercado. A série permitiu medir pela primeira vez o prêmio de risco de variância e rodar o backtest com implícita real.</w:t>
       </w:r>
     </w:p>
     <w:tbl>
@@ -8256,6 +8294,385 @@
     </w:p>
     <w:p>
       <w:pPr>
+        <w:pStyle w:val="Heading3"/>
+      </w:pPr>
+      <w:r>
+        <w:t>Reexecução com volatilidade implícita real</w:t>
+      </w:r>
+    </w:p>
+    <w:p>
+      <w:pPr>
+        <w:spacing w:after="120" w:before="0"/>
+      </w:pPr>
+      <w:r>
+        <w:rPr>
+          <w:b w:val="0"/>
+          <w:i w:val="0"/>
+          <w:color w:val="0B0B0B"/>
+          <w:sz w:val="21"/>
+        </w:rPr>
+        <w:t>A série reconstruída na Seção 6.7 permitiu rodar este backtest com implícita real pela primeira vez. A sobreposição entre previsão fora da amostra e IV disponível é de apenas 46 pregões, o que limita a simulação a 21 operações — amostra pequena demais para conclusão sobre lucratividade. O que ela mostra é outra coisa, e é relevante.</w:t>
+      </w:r>
+    </w:p>
+    <w:tbl>
+      <w:tblPr>
+        <w:tblStyle w:val="TableGrid"/>
+        <w:tblW w:type="auto" w:w="0"/>
+        <w:jc w:val="center"/>
+        <w:tblLook w:firstColumn="1" w:firstRow="1" w:lastColumn="0" w:lastRow="0" w:noHBand="0" w:noVBand="1" w:val="04A0"/>
+      </w:tblPr>
+      <w:tblGrid>
+        <w:gridCol w:w="3211"/>
+        <w:gridCol w:w="3211"/>
+        <w:gridCol w:w="3211"/>
+      </w:tblGrid>
+      <w:tr>
+        <w:tc>
+          <w:tcPr>
+            <w:tcW w:type="dxa" w:w="3168"/>
+            <w:shd w:val="clear" w:fill="2A2A28"/>
+          </w:tcPr>
+          <w:p>
+            <w:r/>
+            <w:r>
+              <w:rPr>
+                <w:b/>
+                <w:color w:val="FFFFFF"/>
+                <w:sz w:val="18"/>
+              </w:rPr>
+              <w:t>Métrica</w:t>
+            </w:r>
+          </w:p>
+        </w:tc>
+        <w:tc>
+          <w:tcPr>
+            <w:tcW w:type="dxa" w:w="2736"/>
+            <w:shd w:val="clear" w:fill="2A2A28"/>
+          </w:tcPr>
+          <w:p>
+            <w:r/>
+            <w:r>
+              <w:rPr>
+                <w:b/>
+                <w:color w:val="FFFFFF"/>
+                <w:sz w:val="18"/>
+              </w:rPr>
+              <w:t>IV real (negócios)</w:t>
+            </w:r>
+          </w:p>
+        </w:tc>
+        <w:tc>
+          <w:tcPr>
+            <w:tcW w:type="dxa" w:w="2880"/>
+            <w:shd w:val="clear" w:fill="2A2A28"/>
+          </w:tcPr>
+          <w:p>
+            <w:r/>
+            <w:r>
+              <w:rPr>
+                <w:b/>
+                <w:color w:val="FFFFFF"/>
+                <w:sz w:val="18"/>
+              </w:rPr>
+              <w:t>IV proxy (RV × 1,29)</w:t>
+            </w:r>
+          </w:p>
+        </w:tc>
+      </w:tr>
+      <w:tr>
+        <w:tc>
+          <w:tcPr>
+            <w:tcW w:type="dxa" w:w="3168"/>
+          </w:tcPr>
+          <w:p>
+            <w:r/>
+            <w:r>
+              <w:rPr>
+                <w:sz w:val="18"/>
+              </w:rPr>
+              <w:t>Operações</w:t>
+            </w:r>
+          </w:p>
+        </w:tc>
+        <w:tc>
+          <w:tcPr>
+            <w:tcW w:type="dxa" w:w="2736"/>
+          </w:tcPr>
+          <w:p>
+            <w:r/>
+            <w:r>
+              <w:rPr>
+                <w:sz w:val="18"/>
+              </w:rPr>
+              <w:t>21</w:t>
+            </w:r>
+          </w:p>
+        </w:tc>
+        <w:tc>
+          <w:tcPr>
+            <w:tcW w:type="dxa" w:w="2880"/>
+          </w:tcPr>
+          <w:p>
+            <w:r/>
+            <w:r>
+              <w:rPr>
+                <w:sz w:val="18"/>
+              </w:rPr>
+              <w:t>26</w:t>
+            </w:r>
+          </w:p>
+        </w:tc>
+      </w:tr>
+      <w:tr>
+        <w:tc>
+          <w:tcPr>
+            <w:tcW w:type="dxa" w:w="3168"/>
+            <w:shd w:val="clear" w:fill="FFF4E0"/>
+          </w:tcPr>
+          <w:p>
+            <w:r/>
+            <w:r>
+              <w:rPr>
+                <w:b/>
+                <w:sz w:val="18"/>
+              </w:rPr>
+              <w:t>Compra / venda de vol</w:t>
+            </w:r>
+          </w:p>
+        </w:tc>
+        <w:tc>
+          <w:tcPr>
+            <w:tcW w:type="dxa" w:w="2736"/>
+            <w:shd w:val="clear" w:fill="FFF4E0"/>
+          </w:tcPr>
+          <w:p>
+            <w:r/>
+            <w:r>
+              <w:rPr>
+                <w:b/>
+                <w:sz w:val="18"/>
+              </w:rPr>
+              <w:t>4 / 17</w:t>
+            </w:r>
+          </w:p>
+        </w:tc>
+        <w:tc>
+          <w:tcPr>
+            <w:tcW w:type="dxa" w:w="2880"/>
+            <w:shd w:val="clear" w:fill="FFF4E0"/>
+          </w:tcPr>
+          <w:p>
+            <w:r/>
+            <w:r>
+              <w:rPr>
+                <w:b/>
+                <w:sz w:val="18"/>
+              </w:rPr>
+              <w:t>0 / 26</w:t>
+            </w:r>
+          </w:p>
+        </w:tc>
+      </w:tr>
+      <w:tr>
+        <w:tc>
+          <w:tcPr>
+            <w:tcW w:type="dxa" w:w="3168"/>
+            <w:shd w:val="clear" w:fill="FFF4E0"/>
+          </w:tcPr>
+          <w:p>
+            <w:r/>
+            <w:r>
+              <w:rPr>
+                <w:b/>
+                <w:sz w:val="18"/>
+              </w:rPr>
+              <w:t>P&amp;L bruto, sem custos</w:t>
+            </w:r>
+          </w:p>
+        </w:tc>
+        <w:tc>
+          <w:tcPr>
+            <w:tcW w:type="dxa" w:w="2736"/>
+            <w:shd w:val="clear" w:fill="FFF4E0"/>
+          </w:tcPr>
+          <w:p>
+            <w:r/>
+            <w:r>
+              <w:rPr>
+                <w:b/>
+                <w:sz w:val="18"/>
+              </w:rPr>
+              <w:t>−45024</w:t>
+            </w:r>
+          </w:p>
+        </w:tc>
+        <w:tc>
+          <w:tcPr>
+            <w:tcW w:type="dxa" w:w="2880"/>
+            <w:shd w:val="clear" w:fill="FFF4E0"/>
+          </w:tcPr>
+          <w:p>
+            <w:r/>
+            <w:r>
+              <w:rPr>
+                <w:b/>
+                <w:sz w:val="18"/>
+              </w:rPr>
+              <w:t>−50904</w:t>
+            </w:r>
+          </w:p>
+        </w:tc>
+      </w:tr>
+      <w:tr>
+        <w:tc>
+          <w:tcPr>
+            <w:tcW w:type="dxa" w:w="3168"/>
+          </w:tcPr>
+          <w:p>
+            <w:r/>
+            <w:r>
+              <w:rPr>
+                <w:sz w:val="18"/>
+              </w:rPr>
+              <w:t>P&amp;L líquido</w:t>
+            </w:r>
+          </w:p>
+        </w:tc>
+        <w:tc>
+          <w:tcPr>
+            <w:tcW w:type="dxa" w:w="2736"/>
+          </w:tcPr>
+          <w:p>
+            <w:r/>
+            <w:r>
+              <w:rPr>
+                <w:sz w:val="18"/>
+              </w:rPr>
+              <w:t>−62796</w:t>
+            </w:r>
+          </w:p>
+        </w:tc>
+        <w:tc>
+          <w:tcPr>
+            <w:tcW w:type="dxa" w:w="2880"/>
+          </w:tcPr>
+          <w:p>
+            <w:r/>
+            <w:r>
+              <w:rPr>
+                <w:sz w:val="18"/>
+              </w:rPr>
+              <w:t>−76985</w:t>
+            </w:r>
+          </w:p>
+        </w:tc>
+      </w:tr>
+      <w:tr>
+        <w:tc>
+          <w:tcPr>
+            <w:tcW w:type="dxa" w:w="3168"/>
+          </w:tcPr>
+          <w:p>
+            <w:r/>
+            <w:r>
+              <w:rPr>
+                <w:sz w:val="18"/>
+              </w:rPr>
+              <w:t>Sharpe</w:t>
+            </w:r>
+          </w:p>
+        </w:tc>
+        <w:tc>
+          <w:tcPr>
+            <w:tcW w:type="dxa" w:w="2736"/>
+          </w:tcPr>
+          <w:p>
+            <w:r/>
+            <w:r>
+              <w:rPr>
+                <w:sz w:val="18"/>
+              </w:rPr>
+              <w:t>−0,328</w:t>
+            </w:r>
+          </w:p>
+        </w:tc>
+        <w:tc>
+          <w:tcPr>
+            <w:tcW w:type="dxa" w:w="2880"/>
+          </w:tcPr>
+          <w:p>
+            <w:r/>
+            <w:r>
+              <w:rPr>
+                <w:sz w:val="18"/>
+              </w:rPr>
+              <w:t>−0,262</w:t>
+            </w:r>
+          </w:p>
+        </w:tc>
+      </w:tr>
+    </w:tbl>
+    <w:p>
+      <w:pPr>
+        <w:spacing w:after="80"/>
+      </w:pPr>
+    </w:p>
+    <w:p>
+      <w:pPr>
+        <w:spacing w:after="120" w:before="0"/>
+      </w:pPr>
+      <w:r>
+        <w:rPr>
+          <w:b w:val="0"/>
+          <w:i w:val="0"/>
+          <w:color w:val="0B0B0B"/>
+          <w:sz w:val="21"/>
+        </w:rPr>
+        <w:t>O ganho é qualitativo e confirma o diagnóstico da colinearidade: com implícita real o sinal é BILATERAL (4 compras e 17 vendas de volatilidade), enquanto com a proxy ele é degenerado — 26 vendas e nenhuma compra. A proxy nunca poderia gerar sinal de compra, porque é a própria RV multiplicada por uma constante maior que um.</w:t>
+      </w:r>
+    </w:p>
+    <w:tbl>
+      <w:tblPr>
+        <w:tblStyle w:val="TableGrid"/>
+        <w:tblW w:type="auto" w:w="0"/>
+        <w:tblLook w:firstColumn="1" w:firstRow="1" w:lastColumn="0" w:lastRow="0" w:noHBand="0" w:noVBand="1" w:val="04A0"/>
+      </w:tblPr>
+      <w:tblGrid>
+        <w:gridCol w:w="9632"/>
+      </w:tblGrid>
+      <w:tr>
+        <w:tc>
+          <w:tcPr>
+            <w:tcW w:type="dxa" w:w="9632"/>
+            <w:shd w:val="clear" w:fill="F7F3E8"/>
+          </w:tcPr>
+          <w:p>
+            <w:r/>
+            <w:r>
+              <w:rPr>
+                <w:b/>
+                <w:color w:val="A82A2A"/>
+                <w:sz w:val="20"/>
+              </w:rPr>
+              <w:t xml:space="preserve">O que a decomposição de custos revela.  </w:t>
+            </w:r>
+            <w:r>
+              <w:rPr>
+                <w:sz w:val="19"/>
+              </w:rPr>
+              <w:t>A estratégia perde ANTES dos custos: o P&amp;L bruto com spread zerado já é negativo. A hipótese de que o prêmio medido de 1,079 seria insuficiente para cobrir os 5% de custo estava errada — os custos agravam, mas não explicam. O sinal erra o lado, o que é coerente com uma previsão de R² negativo sendo comparada contra uma implícita informativa.</w:t>
+            </w:r>
+          </w:p>
+        </w:tc>
+      </w:tr>
+    </w:tbl>
+    <w:p>
+      <w:pPr>
+        <w:spacing w:after="120"/>
+      </w:pPr>
+    </w:p>
+    <w:p>
+      <w:pPr>
         <w:pStyle w:val="Heading2"/>
       </w:pPr>
       <w:r>
@@ -10107,6 +10524,1718 @@
       <w:pPr>
         <w:spacing w:after="120"/>
       </w:pPr>
+    </w:p>
+    <w:p>
+      <w:pPr>
+        <w:pStyle w:val="Heading2"/>
+      </w:pPr>
+      <w:r>
+        <w:t>6.10 O resultado positivo: previsibilidade em horizonte de um dia</w:t>
+      </w:r>
+    </w:p>
+    <w:p>
+      <w:pPr>
+        <w:spacing w:after="120" w:before="0"/>
+      </w:pPr>
+      <w:r>
+        <w:rPr>
+          <w:b w:val="0"/>
+          <w:i w:val="0"/>
+          <w:color w:val="0B0B0B"/>
+          <w:sz w:val="21"/>
+        </w:rPr>
+        <w:t>Este é o único resultado positivo do projeto, e vale explicar por que ele é mais confiável que qualquer outro número aqui: em horizonte de um dia o alvo NÃO se sobrepõe entre observações consecutivas. Cada ponto é independente, o que torna o teste de Diebold-Mariano legítimo e dispensa a correção por janelas sobrepostas que enfraquece os demais testes.</w:t>
+      </w:r>
+    </w:p>
+    <w:tbl>
+      <w:tblPr>
+        <w:tblStyle w:val="TableGrid"/>
+        <w:tblW w:type="auto" w:w="0"/>
+        <w:jc w:val="center"/>
+        <w:tblLook w:firstColumn="1" w:firstRow="1" w:lastColumn="0" w:lastRow="0" w:noHBand="0" w:noVBand="1" w:val="04A0"/>
+      </w:tblPr>
+      <w:tblGrid>
+        <w:gridCol w:w="1605"/>
+        <w:gridCol w:w="1605"/>
+        <w:gridCol w:w="1605"/>
+        <w:gridCol w:w="1605"/>
+        <w:gridCol w:w="1605"/>
+        <w:gridCol w:w="1605"/>
+      </w:tblGrid>
+      <w:tr>
+        <w:tc>
+          <w:tcPr>
+            <w:tcW w:type="dxa" w:w="2160"/>
+            <w:shd w:val="clear" w:fill="2A2A28"/>
+          </w:tcPr>
+          <w:p>
+            <w:r/>
+            <w:r>
+              <w:rPr>
+                <w:b/>
+                <w:color w:val="FFFFFF"/>
+                <w:sz w:val="18"/>
+              </w:rPr>
+              <w:t>Janela</w:t>
+            </w:r>
+          </w:p>
+        </w:tc>
+        <w:tc>
+          <w:tcPr>
+            <w:tcW w:type="dxa" w:w="1152"/>
+            <w:shd w:val="clear" w:fill="2A2A28"/>
+          </w:tcPr>
+          <w:p>
+            <w:r/>
+            <w:r>
+              <w:rPr>
+                <w:b/>
+                <w:color w:val="FFFFFF"/>
+                <w:sz w:val="18"/>
+              </w:rPr>
+              <w:t>n</w:t>
+            </w:r>
+          </w:p>
+        </w:tc>
+        <w:tc>
+          <w:tcPr>
+            <w:tcW w:type="dxa" w:w="1728"/>
+            <w:shd w:val="clear" w:fill="2A2A28"/>
+          </w:tcPr>
+          <w:p>
+            <w:r/>
+            <w:r>
+              <w:rPr>
+                <w:b/>
+                <w:color w:val="FFFFFF"/>
+                <w:sz w:val="18"/>
+              </w:rPr>
+              <w:t>HAR-RV</w:t>
+            </w:r>
+          </w:p>
+        </w:tc>
+        <w:tc>
+          <w:tcPr>
+            <w:tcW w:type="dxa" w:w="2016"/>
+            <w:shd w:val="clear" w:fill="2A2A28"/>
+          </w:tcPr>
+          <w:p>
+            <w:r/>
+            <w:r>
+              <w:rPr>
+                <w:b/>
+                <w:color w:val="FFFFFF"/>
+                <w:sz w:val="18"/>
+              </w:rPr>
+              <w:t>Persistência</w:t>
+            </w:r>
+          </w:p>
+        </w:tc>
+        <w:tc>
+          <w:tcPr>
+            <w:tcW w:type="dxa" w:w="1296"/>
+            <w:shd w:val="clear" w:fill="2A2A28"/>
+          </w:tcPr>
+          <w:p>
+            <w:r/>
+            <w:r>
+              <w:rPr>
+                <w:b/>
+                <w:color w:val="FFFFFF"/>
+                <w:sz w:val="18"/>
+              </w:rPr>
+              <w:t>Folds</w:t>
+            </w:r>
+          </w:p>
+        </w:tc>
+        <w:tc>
+          <w:tcPr>
+            <w:tcW w:type="dxa" w:w="1440"/>
+            <w:shd w:val="clear" w:fill="2A2A28"/>
+          </w:tcPr>
+          <w:p>
+            <w:r/>
+            <w:r>
+              <w:rPr>
+                <w:b/>
+                <w:color w:val="FFFFFF"/>
+                <w:sz w:val="18"/>
+              </w:rPr>
+              <w:t>DM (p)</w:t>
+            </w:r>
+          </w:p>
+        </w:tc>
+      </w:tr>
+      <w:tr>
+        <w:tc>
+          <w:tcPr>
+            <w:tcW w:type="dxa" w:w="2160"/>
+          </w:tcPr>
+          <w:p>
+            <w:r/>
+            <w:r>
+              <w:rPr>
+                <w:sz w:val="18"/>
+              </w:rPr>
+              <w:t>2018-2019</w:t>
+            </w:r>
+          </w:p>
+        </w:tc>
+        <w:tc>
+          <w:tcPr>
+            <w:tcW w:type="dxa" w:w="1152"/>
+          </w:tcPr>
+          <w:p>
+            <w:r/>
+            <w:r>
+              <w:rPr>
+                <w:sz w:val="18"/>
+              </w:rPr>
+              <w:t>390</w:t>
+            </w:r>
+          </w:p>
+        </w:tc>
+        <w:tc>
+          <w:tcPr>
+            <w:tcW w:type="dxa" w:w="1728"/>
+          </w:tcPr>
+          <w:p>
+            <w:r/>
+            <w:r>
+              <w:rPr>
+                <w:sz w:val="18"/>
+              </w:rPr>
+              <w:t>−0,286</w:t>
+            </w:r>
+          </w:p>
+        </w:tc>
+        <w:tc>
+          <w:tcPr>
+            <w:tcW w:type="dxa" w:w="2016"/>
+          </w:tcPr>
+          <w:p>
+            <w:r/>
+            <w:r>
+              <w:rPr>
+                <w:sz w:val="18"/>
+              </w:rPr>
+              <w:t>+0,047</w:t>
+            </w:r>
+          </w:p>
+        </w:tc>
+        <w:tc>
+          <w:tcPr>
+            <w:tcW w:type="dxa" w:w="1296"/>
+          </w:tcPr>
+          <w:p>
+            <w:r/>
+            <w:r>
+              <w:rPr>
+                <w:sz w:val="18"/>
+              </w:rPr>
+              <w:t>3/5</w:t>
+            </w:r>
+          </w:p>
+        </w:tc>
+        <w:tc>
+          <w:tcPr>
+            <w:tcW w:type="dxa" w:w="1440"/>
+          </w:tcPr>
+          <w:p>
+            <w:r/>
+            <w:r>
+              <w:rPr>
+                <w:sz w:val="18"/>
+              </w:rPr>
+              <w:t>0,2275</w:t>
+            </w:r>
+          </w:p>
+        </w:tc>
+      </w:tr>
+      <w:tr>
+        <w:tc>
+          <w:tcPr>
+            <w:tcW w:type="dxa" w:w="2160"/>
+            <w:shd w:val="clear" w:fill="FFF4E0"/>
+          </w:tcPr>
+          <w:p>
+            <w:r/>
+            <w:r>
+              <w:rPr>
+                <w:b/>
+                <w:sz w:val="18"/>
+              </w:rPr>
+              <w:t>2021-2022</w:t>
+            </w:r>
+          </w:p>
+        </w:tc>
+        <w:tc>
+          <w:tcPr>
+            <w:tcW w:type="dxa" w:w="1152"/>
+            <w:shd w:val="clear" w:fill="FFF4E0"/>
+          </w:tcPr>
+          <w:p>
+            <w:r/>
+            <w:r>
+              <w:rPr>
+                <w:b/>
+                <w:sz w:val="18"/>
+              </w:rPr>
+              <w:t>395</w:t>
+            </w:r>
+          </w:p>
+        </w:tc>
+        <w:tc>
+          <w:tcPr>
+            <w:tcW w:type="dxa" w:w="1728"/>
+            <w:shd w:val="clear" w:fill="FFF4E0"/>
+          </w:tcPr>
+          <w:p>
+            <w:r/>
+            <w:r>
+              <w:rPr>
+                <w:b/>
+                <w:sz w:val="18"/>
+              </w:rPr>
+              <w:t>+0,038</w:t>
+            </w:r>
+          </w:p>
+        </w:tc>
+        <w:tc>
+          <w:tcPr>
+            <w:tcW w:type="dxa" w:w="2016"/>
+            <w:shd w:val="clear" w:fill="FFF4E0"/>
+          </w:tcPr>
+          <w:p>
+            <w:r/>
+            <w:r>
+              <w:rPr>
+                <w:b/>
+                <w:sz w:val="18"/>
+              </w:rPr>
+              <w:t>−0,019</w:t>
+            </w:r>
+          </w:p>
+        </w:tc>
+        <w:tc>
+          <w:tcPr>
+            <w:tcW w:type="dxa" w:w="1296"/>
+            <w:shd w:val="clear" w:fill="FFF4E0"/>
+          </w:tcPr>
+          <w:p>
+            <w:r/>
+            <w:r>
+              <w:rPr>
+                <w:b/>
+                <w:sz w:val="18"/>
+              </w:rPr>
+              <w:t>4/5</w:t>
+            </w:r>
+          </w:p>
+        </w:tc>
+        <w:tc>
+          <w:tcPr>
+            <w:tcW w:type="dxa" w:w="1440"/>
+            <w:shd w:val="clear" w:fill="FFF4E0"/>
+          </w:tcPr>
+          <w:p>
+            <w:r/>
+            <w:r>
+              <w:rPr>
+                <w:b/>
+                <w:sz w:val="18"/>
+              </w:rPr>
+              <w:t>0,1719</w:t>
+            </w:r>
+          </w:p>
+        </w:tc>
+      </w:tr>
+      <w:tr>
+        <w:tc>
+          <w:tcPr>
+            <w:tcW w:type="dxa" w:w="2160"/>
+            <w:shd w:val="clear" w:fill="FFF4E0"/>
+          </w:tcPr>
+          <w:p>
+            <w:r/>
+            <w:r>
+              <w:rPr>
+                <w:b/>
+                <w:sz w:val="18"/>
+              </w:rPr>
+              <w:t>2023-2026</w:t>
+            </w:r>
+          </w:p>
+        </w:tc>
+        <w:tc>
+          <w:tcPr>
+            <w:tcW w:type="dxa" w:w="1152"/>
+            <w:shd w:val="clear" w:fill="FFF4E0"/>
+          </w:tcPr>
+          <w:p>
+            <w:r/>
+            <w:r>
+              <w:rPr>
+                <w:b/>
+                <w:sz w:val="18"/>
+              </w:rPr>
+              <w:t>725</w:t>
+            </w:r>
+          </w:p>
+        </w:tc>
+        <w:tc>
+          <w:tcPr>
+            <w:tcW w:type="dxa" w:w="1728"/>
+            <w:shd w:val="clear" w:fill="FFF4E0"/>
+          </w:tcPr>
+          <w:p>
+            <w:r/>
+            <w:r>
+              <w:rPr>
+                <w:b/>
+                <w:sz w:val="18"/>
+              </w:rPr>
+              <w:t>+0,041</w:t>
+            </w:r>
+          </w:p>
+        </w:tc>
+        <w:tc>
+          <w:tcPr>
+            <w:tcW w:type="dxa" w:w="2016"/>
+            <w:shd w:val="clear" w:fill="FFF4E0"/>
+          </w:tcPr>
+          <w:p>
+            <w:r/>
+            <w:r>
+              <w:rPr>
+                <w:b/>
+                <w:sz w:val="18"/>
+              </w:rPr>
+              <w:t>−0,023</w:t>
+            </w:r>
+          </w:p>
+        </w:tc>
+        <w:tc>
+          <w:tcPr>
+            <w:tcW w:type="dxa" w:w="1296"/>
+            <w:shd w:val="clear" w:fill="FFF4E0"/>
+          </w:tcPr>
+          <w:p>
+            <w:r/>
+            <w:r>
+              <w:rPr>
+                <w:b/>
+                <w:sz w:val="18"/>
+              </w:rPr>
+              <w:t>5/5</w:t>
+            </w:r>
+          </w:p>
+        </w:tc>
+        <w:tc>
+          <w:tcPr>
+            <w:tcW w:type="dxa" w:w="1440"/>
+            <w:shd w:val="clear" w:fill="FFF4E0"/>
+          </w:tcPr>
+          <w:p>
+            <w:r/>
+            <w:r>
+              <w:rPr>
+                <w:b/>
+                <w:sz w:val="18"/>
+              </w:rPr>
+              <w:t>0,1075</w:t>
+            </w:r>
+          </w:p>
+        </w:tc>
+      </w:tr>
+      <w:tr>
+        <w:tc>
+          <w:tcPr>
+            <w:tcW w:type="dxa" w:w="2160"/>
+          </w:tcPr>
+          <w:p>
+            <w:r/>
+            <w:r>
+              <w:rPr>
+                <w:sz w:val="18"/>
+              </w:rPr>
+              <w:t>COMPLETA</w:t>
+            </w:r>
+          </w:p>
+        </w:tc>
+        <w:tc>
+          <w:tcPr>
+            <w:tcW w:type="dxa" w:w="1152"/>
+          </w:tcPr>
+          <w:p>
+            <w:r/>
+            <w:r>
+              <w:rPr>
+                <w:sz w:val="18"/>
+              </w:rPr>
+              <w:t>1760</w:t>
+            </w:r>
+          </w:p>
+        </w:tc>
+        <w:tc>
+          <w:tcPr>
+            <w:tcW w:type="dxa" w:w="1728"/>
+          </w:tcPr>
+          <w:p>
+            <w:r/>
+            <w:r>
+              <w:rPr>
+                <w:sz w:val="18"/>
+              </w:rPr>
+              <w:t>+0,243</w:t>
+            </w:r>
+          </w:p>
+        </w:tc>
+        <w:tc>
+          <w:tcPr>
+            <w:tcW w:type="dxa" w:w="2016"/>
+          </w:tcPr>
+          <w:p>
+            <w:r/>
+            <w:r>
+              <w:rPr>
+                <w:sz w:val="18"/>
+              </w:rPr>
+              <w:t>+0,218</w:t>
+            </w:r>
+          </w:p>
+        </w:tc>
+        <w:tc>
+          <w:tcPr>
+            <w:tcW w:type="dxa" w:w="1296"/>
+          </w:tcPr>
+          <w:p>
+            <w:r/>
+            <w:r>
+              <w:rPr>
+                <w:sz w:val="18"/>
+              </w:rPr>
+              <w:t>4/5</w:t>
+            </w:r>
+          </w:p>
+        </w:tc>
+        <w:tc>
+          <w:tcPr>
+            <w:tcW w:type="dxa" w:w="1440"/>
+          </w:tcPr>
+          <w:p>
+            <w:r/>
+            <w:r>
+              <w:rPr>
+                <w:sz w:val="18"/>
+              </w:rPr>
+              <w:t>0,4213</w:t>
+            </w:r>
+          </w:p>
+        </w:tc>
+      </w:tr>
+    </w:tbl>
+    <w:p>
+      <w:pPr>
+        <w:spacing w:after="80"/>
+      </w:pPr>
+    </w:p>
+    <w:p>
+      <w:pPr>
+        <w:spacing w:after="120" w:before="0"/>
+      </w:pPr>
+      <w:r>
+        <w:rPr>
+          <w:b w:val="0"/>
+          <w:i w:val="0"/>
+          <w:color w:val="0B0B0B"/>
+          <w:sz w:val="21"/>
+        </w:rPr>
+        <w:t>Em 2021-2022 e em 2023-2026 — dois períodos independentes — o HAR-RV bate a persistência com R² positivo em termos absolutos, ou seja, superando a média incondicional, com apoio de 4 e 5 folds de 5. É exatamente o que Corsi (2009) desenhou o modelo para fazer: capturar volatilidade de curto prazo a partir de componentes de múltiplas escalas.</w:t>
+      </w:r>
+    </w:p>
+    <w:p>
+      <w:pPr>
+        <w:spacing w:after="120" w:before="0"/>
+      </w:pPr>
+      <w:r>
+        <w:rPr>
+          <w:b w:val="0"/>
+          <w:i w:val="0"/>
+          <w:color w:val="0B0B0B"/>
+          <w:sz w:val="21"/>
+        </w:rPr>
+        <w:t>O período 2018-2019 vai na direção contrária e está na tabela por isso — rodamos todos os subperíodos e reportamos todos, não apenas os favoráveis.</w:t>
+      </w:r>
+    </w:p>
+    <w:tbl>
+      <w:tblPr>
+        <w:tblStyle w:val="TableGrid"/>
+        <w:tblW w:type="auto" w:w="0"/>
+        <w:tblLook w:firstColumn="1" w:firstRow="1" w:lastColumn="0" w:lastRow="0" w:noHBand="0" w:noVBand="1" w:val="04A0"/>
+      </w:tblPr>
+      <w:tblGrid>
+        <w:gridCol w:w="9632"/>
+      </w:tblGrid>
+      <w:tr>
+        <w:tc>
+          <w:tcPr>
+            <w:tcW w:type="dxa" w:w="9632"/>
+            <w:shd w:val="clear" w:fill="F7F3E8"/>
+          </w:tcPr>
+          <w:p>
+            <w:r/>
+            <w:r>
+              <w:rPr>
+                <w:b/>
+                <w:color w:val="B8860B"/>
+                <w:sz w:val="20"/>
+              </w:rPr>
+              <w:t xml:space="preserve">Força exata desta evidência.  </w:t>
+            </w:r>
+            <w:r>
+              <w:rPr>
+                <w:sz w:val="19"/>
+              </w:rPr>
+              <w:t>Nenhuma janela pré-registrada atinge significância a 5%: os valores de p ficam em 0,11 e 0,17. A janela 2021-2026 agregada daria p = 0,0017, mas foi escolhida depois de observar quais subperíodos funcionavam — seleção pós-hoc, e por isso não a utilizamos. A leitura correta é: direção consistente e replicada, magnitude modesta, evidência SUGESTIVA e não estabelecida.</w:t>
+            </w:r>
+          </w:p>
+        </w:tc>
+      </w:tr>
+    </w:tbl>
+    <w:p>
+      <w:pPr>
+        <w:spacing w:after="120"/>
+      </w:pPr>
+    </w:p>
+    <w:p>
+      <w:pPr>
+        <w:pStyle w:val="Heading2"/>
+      </w:pPr>
+      <w:r>
+        <w:t>6.11 Combinação de previsões, e o quinto falso positivo</w:t>
+      </w:r>
+    </w:p>
+    <w:p>
+      <w:pPr>
+        <w:spacing w:after="120" w:before="0"/>
+      </w:pPr>
+      <w:r>
+        <w:rPr>
+          <w:b w:val="0"/>
+          <w:i w:val="0"/>
+          <w:color w:val="0B0B0B"/>
+          <w:sz w:val="21"/>
+        </w:rPr>
+        <w:t>A literatura de combinação de previsões (Bates &amp; Granger, 1969; Timmermann, 2006) sustenta que a média de previsões razoáveis costuma superar a melhor individual, e que pesos iguais batem pesos estimados — estimar pesos adiciona variância. Antes de testar, medimos a correlação entre os erros dos modelos, porque combinar só ajuda se eles errarem de formas diferentes: HAR e persistência ficam em 0,754, enquanto variantes do mesmo HAR ficam acima de 0,94. Isso explica retroativamente por que o ensemble testado antes não extraiu nada.</w:t>
+      </w:r>
+    </w:p>
+    <w:tbl>
+      <w:tblPr>
+        <w:tblStyle w:val="TableGrid"/>
+        <w:tblW w:type="auto" w:w="0"/>
+        <w:jc w:val="center"/>
+        <w:tblLook w:firstColumn="1" w:firstRow="1" w:lastColumn="0" w:lastRow="0" w:noHBand="0" w:noVBand="1" w:val="04A0"/>
+      </w:tblPr>
+      <w:tblGrid>
+        <w:gridCol w:w="1605"/>
+        <w:gridCol w:w="1605"/>
+        <w:gridCol w:w="1605"/>
+        <w:gridCol w:w="1605"/>
+        <w:gridCol w:w="1605"/>
+        <w:gridCol w:w="1605"/>
+      </w:tblGrid>
+      <w:tr>
+        <w:tc>
+          <w:tcPr>
+            <w:tcW w:type="dxa" w:w="2016"/>
+            <w:shd w:val="clear" w:fill="2A2A28"/>
+          </w:tcPr>
+          <w:p>
+            <w:r/>
+            <w:r>
+              <w:rPr>
+                <w:b/>
+                <w:color w:val="FFFFFF"/>
+                <w:sz w:val="18"/>
+              </w:rPr>
+              <w:t>Janela</w:t>
+            </w:r>
+          </w:p>
+        </w:tc>
+        <w:tc>
+          <w:tcPr>
+            <w:tcW w:type="dxa" w:w="1584"/>
+            <w:shd w:val="clear" w:fill="2A2A28"/>
+          </w:tcPr>
+          <w:p>
+            <w:r/>
+            <w:r>
+              <w:rPr>
+                <w:b/>
+                <w:color w:val="FFFFFF"/>
+                <w:sz w:val="18"/>
+              </w:rPr>
+              <w:t>HAR-RV</w:t>
+            </w:r>
+          </w:p>
+        </w:tc>
+        <w:tc>
+          <w:tcPr>
+            <w:tcW w:type="dxa" w:w="1872"/>
+            <w:shd w:val="clear" w:fill="2A2A28"/>
+          </w:tcPr>
+          <w:p>
+            <w:r/>
+            <w:r>
+              <w:rPr>
+                <w:b/>
+                <w:color w:val="FFFFFF"/>
+                <w:sz w:val="18"/>
+              </w:rPr>
+              <w:t>Persistência</w:t>
+            </w:r>
+          </w:p>
+        </w:tc>
+        <w:tc>
+          <w:tcPr>
+            <w:tcW w:type="dxa" w:w="1728"/>
+            <w:shd w:val="clear" w:fill="2A2A28"/>
+          </w:tcPr>
+          <w:p>
+            <w:r/>
+            <w:r>
+              <w:rPr>
+                <w:b/>
+                <w:color w:val="FFFFFF"/>
+                <w:sz w:val="18"/>
+              </w:rPr>
+              <w:t>Combinado</w:t>
+            </w:r>
+          </w:p>
+        </w:tc>
+        <w:tc>
+          <w:tcPr>
+            <w:tcW w:type="dxa" w:w="1728"/>
+            <w:shd w:val="clear" w:fill="2A2A28"/>
+          </w:tcPr>
+          <w:p>
+            <w:r/>
+            <w:r>
+              <w:rPr>
+                <w:b/>
+                <w:color w:val="FFFFFF"/>
+                <w:sz w:val="18"/>
+              </w:rPr>
+              <w:t>Δ vs melhor</w:t>
+            </w:r>
+          </w:p>
+        </w:tc>
+        <w:tc>
+          <w:tcPr>
+            <w:tcW w:type="dxa" w:w="1296"/>
+            <w:shd w:val="clear" w:fill="2A2A28"/>
+          </w:tcPr>
+          <w:p>
+            <w:r/>
+            <w:r>
+              <w:rPr>
+                <w:b/>
+                <w:color w:val="FFFFFF"/>
+                <w:sz w:val="18"/>
+              </w:rPr>
+              <w:t>DM (p)</w:t>
+            </w:r>
+          </w:p>
+        </w:tc>
+      </w:tr>
+      <w:tr>
+        <w:tc>
+          <w:tcPr>
+            <w:tcW w:type="dxa" w:w="2016"/>
+          </w:tcPr>
+          <w:p>
+            <w:r/>
+            <w:r>
+              <w:rPr>
+                <w:sz w:val="18"/>
+              </w:rPr>
+              <w:t>2018-2019</w:t>
+            </w:r>
+          </w:p>
+        </w:tc>
+        <w:tc>
+          <w:tcPr>
+            <w:tcW w:type="dxa" w:w="1584"/>
+          </w:tcPr>
+          <w:p>
+            <w:r/>
+            <w:r>
+              <w:rPr>
+                <w:sz w:val="18"/>
+              </w:rPr>
+              <w:t>−1,790</w:t>
+            </w:r>
+          </w:p>
+        </w:tc>
+        <w:tc>
+          <w:tcPr>
+            <w:tcW w:type="dxa" w:w="1872"/>
+          </w:tcPr>
+          <w:p>
+            <w:r/>
+            <w:r>
+              <w:rPr>
+                <w:sz w:val="18"/>
+              </w:rPr>
+              <w:t>−0,173</w:t>
+            </w:r>
+          </w:p>
+        </w:tc>
+        <w:tc>
+          <w:tcPr>
+            <w:tcW w:type="dxa" w:w="1728"/>
+          </w:tcPr>
+          <w:p>
+            <w:r/>
+            <w:r>
+              <w:rPr>
+                <w:sz w:val="18"/>
+              </w:rPr>
+              <w:t>−0,281</w:t>
+            </w:r>
+          </w:p>
+        </w:tc>
+        <w:tc>
+          <w:tcPr>
+            <w:tcW w:type="dxa" w:w="1728"/>
+          </w:tcPr>
+          <w:p>
+            <w:r/>
+            <w:r>
+              <w:rPr>
+                <w:sz w:val="18"/>
+              </w:rPr>
+              <w:t>−0,109</w:t>
+            </w:r>
+          </w:p>
+        </w:tc>
+        <w:tc>
+          <w:tcPr>
+            <w:tcW w:type="dxa" w:w="1296"/>
+          </w:tcPr>
+          <w:p>
+            <w:r/>
+            <w:r>
+              <w:rPr>
+                <w:sz w:val="18"/>
+              </w:rPr>
+              <w:t>0,8390</w:t>
+            </w:r>
+          </w:p>
+        </w:tc>
+      </w:tr>
+      <w:tr>
+        <w:tc>
+          <w:tcPr>
+            <w:tcW w:type="dxa" w:w="2016"/>
+          </w:tcPr>
+          <w:p>
+            <w:r/>
+            <w:r>
+              <w:rPr>
+                <w:sz w:val="18"/>
+              </w:rPr>
+              <w:t>2021-2022</w:t>
+            </w:r>
+          </w:p>
+        </w:tc>
+        <w:tc>
+          <w:tcPr>
+            <w:tcW w:type="dxa" w:w="1584"/>
+          </w:tcPr>
+          <w:p>
+            <w:r/>
+            <w:r>
+              <w:rPr>
+                <w:sz w:val="18"/>
+              </w:rPr>
+              <w:t>−0,369</w:t>
+            </w:r>
+          </w:p>
+        </w:tc>
+        <w:tc>
+          <w:tcPr>
+            <w:tcW w:type="dxa" w:w="1872"/>
+          </w:tcPr>
+          <w:p>
+            <w:r/>
+            <w:r>
+              <w:rPr>
+                <w:sz w:val="18"/>
+              </w:rPr>
+              <w:t>−0,279</w:t>
+            </w:r>
+          </w:p>
+        </w:tc>
+        <w:tc>
+          <w:tcPr>
+            <w:tcW w:type="dxa" w:w="1728"/>
+          </w:tcPr>
+          <w:p>
+            <w:r/>
+            <w:r>
+              <w:rPr>
+                <w:sz w:val="18"/>
+              </w:rPr>
+              <w:t>−0,077</w:t>
+            </w:r>
+          </w:p>
+        </w:tc>
+        <w:tc>
+          <w:tcPr>
+            <w:tcW w:type="dxa" w:w="1728"/>
+          </w:tcPr>
+          <w:p>
+            <w:r/>
+            <w:r>
+              <w:rPr>
+                <w:sz w:val="18"/>
+              </w:rPr>
+              <w:t>+0,202</w:t>
+            </w:r>
+          </w:p>
+        </w:tc>
+        <w:tc>
+          <w:tcPr>
+            <w:tcW w:type="dxa" w:w="1296"/>
+          </w:tcPr>
+          <w:p>
+            <w:r/>
+            <w:r>
+              <w:rPr>
+                <w:sz w:val="18"/>
+              </w:rPr>
+              <w:t>0,5587</w:t>
+            </w:r>
+          </w:p>
+        </w:tc>
+      </w:tr>
+      <w:tr>
+        <w:tc>
+          <w:tcPr>
+            <w:tcW w:type="dxa" w:w="2016"/>
+          </w:tcPr>
+          <w:p>
+            <w:r/>
+            <w:r>
+              <w:rPr>
+                <w:sz w:val="18"/>
+              </w:rPr>
+              <w:t>2023-2026</w:t>
+            </w:r>
+          </w:p>
+        </w:tc>
+        <w:tc>
+          <w:tcPr>
+            <w:tcW w:type="dxa" w:w="1584"/>
+          </w:tcPr>
+          <w:p>
+            <w:r/>
+            <w:r>
+              <w:rPr>
+                <w:sz w:val="18"/>
+              </w:rPr>
+              <w:t>−0,177</w:t>
+            </w:r>
+          </w:p>
+        </w:tc>
+        <w:tc>
+          <w:tcPr>
+            <w:tcW w:type="dxa" w:w="1872"/>
+          </w:tcPr>
+          <w:p>
+            <w:r/>
+            <w:r>
+              <w:rPr>
+                <w:sz w:val="18"/>
+              </w:rPr>
+              <w:t>−0,381</w:t>
+            </w:r>
+          </w:p>
+        </w:tc>
+        <w:tc>
+          <w:tcPr>
+            <w:tcW w:type="dxa" w:w="1728"/>
+          </w:tcPr>
+          <w:p>
+            <w:r/>
+            <w:r>
+              <w:rPr>
+                <w:sz w:val="18"/>
+              </w:rPr>
+              <w:t>−0,186</w:t>
+            </w:r>
+          </w:p>
+        </w:tc>
+        <w:tc>
+          <w:tcPr>
+            <w:tcW w:type="dxa" w:w="1728"/>
+          </w:tcPr>
+          <w:p>
+            <w:r/>
+            <w:r>
+              <w:rPr>
+                <w:sz w:val="18"/>
+              </w:rPr>
+              <w:t>−0,009</w:t>
+            </w:r>
+          </w:p>
+        </w:tc>
+        <w:tc>
+          <w:tcPr>
+            <w:tcW w:type="dxa" w:w="1296"/>
+          </w:tcPr>
+          <w:p>
+            <w:r/>
+            <w:r>
+              <w:rPr>
+                <w:sz w:val="18"/>
+              </w:rPr>
+              <w:t>0,3546</w:t>
+            </w:r>
+          </w:p>
+        </w:tc>
+      </w:tr>
+      <w:tr>
+        <w:tc>
+          <w:tcPr>
+            <w:tcW w:type="dxa" w:w="2016"/>
+            <w:shd w:val="clear" w:fill="FFF4E0"/>
+          </w:tcPr>
+          <w:p>
+            <w:r/>
+            <w:r>
+              <w:rPr>
+                <w:b/>
+                <w:sz w:val="18"/>
+              </w:rPr>
+              <w:t>COMPLETA</w:t>
+            </w:r>
+          </w:p>
+        </w:tc>
+        <w:tc>
+          <w:tcPr>
+            <w:tcW w:type="dxa" w:w="1584"/>
+            <w:shd w:val="clear" w:fill="FFF4E0"/>
+          </w:tcPr>
+          <w:p>
+            <w:r/>
+            <w:r>
+              <w:rPr>
+                <w:b/>
+                <w:sz w:val="18"/>
+              </w:rPr>
+              <w:t>+0,381</w:t>
+            </w:r>
+          </w:p>
+        </w:tc>
+        <w:tc>
+          <w:tcPr>
+            <w:tcW w:type="dxa" w:w="1872"/>
+            <w:shd w:val="clear" w:fill="FFF4E0"/>
+          </w:tcPr>
+          <w:p>
+            <w:r/>
+            <w:r>
+              <w:rPr>
+                <w:b/>
+                <w:sz w:val="18"/>
+              </w:rPr>
+              <w:t>+0,365</w:t>
+            </w:r>
+          </w:p>
+        </w:tc>
+        <w:tc>
+          <w:tcPr>
+            <w:tcW w:type="dxa" w:w="1728"/>
+            <w:shd w:val="clear" w:fill="FFF4E0"/>
+          </w:tcPr>
+          <w:p>
+            <w:r/>
+            <w:r>
+              <w:rPr>
+                <w:b/>
+                <w:sz w:val="18"/>
+              </w:rPr>
+              <w:t>+0,450</w:t>
+            </w:r>
+          </w:p>
+        </w:tc>
+        <w:tc>
+          <w:tcPr>
+            <w:tcW w:type="dxa" w:w="1728"/>
+            <w:shd w:val="clear" w:fill="FFF4E0"/>
+          </w:tcPr>
+          <w:p>
+            <w:r/>
+            <w:r>
+              <w:rPr>
+                <w:b/>
+                <w:sz w:val="18"/>
+              </w:rPr>
+              <w:t>+0,069</w:t>
+            </w:r>
+          </w:p>
+        </w:tc>
+        <w:tc>
+          <w:tcPr>
+            <w:tcW w:type="dxa" w:w="1296"/>
+            <w:shd w:val="clear" w:fill="FFF4E0"/>
+          </w:tcPr>
+          <w:p>
+            <w:r/>
+            <w:r>
+              <w:rPr>
+                <w:b/>
+                <w:sz w:val="18"/>
+              </w:rPr>
+              <w:t>0,2191</w:t>
+            </w:r>
+          </w:p>
+        </w:tc>
+      </w:tr>
+    </w:tbl>
+    <w:p>
+      <w:pPr>
+        <w:spacing w:after="80"/>
+      </w:pPr>
+    </w:p>
+    <w:p>
+      <w:pPr>
+        <w:spacing w:after="120" w:before="0"/>
+      </w:pPr>
+      <w:r>
+        <w:rPr>
+          <w:b w:val="0"/>
+          <w:i w:val="0"/>
+          <w:color w:val="0B0B0B"/>
+          <w:sz w:val="21"/>
+        </w:rPr>
+        <w:t>Na amostra completa a combinação supera ambos os individuais em todos os horizontes, com ganho substancial em 21 dias. Parecia o melhor achado do projeto, e o mecanismo é plausível: combinar com a persistência equivale a encolher a previsão do HAR em direção a um benchmark sem parâmetros, reduzindo variância de estimação.</w:t>
+      </w:r>
+    </w:p>
+    <w:tbl>
+      <w:tblPr>
+        <w:tblStyle w:val="TableGrid"/>
+        <w:tblW w:type="auto" w:w="0"/>
+        <w:tblLook w:firstColumn="1" w:firstRow="1" w:lastColumn="0" w:lastRow="0" w:noHBand="0" w:noVBand="1" w:val="04A0"/>
+      </w:tblPr>
+      <w:tblGrid>
+        <w:gridCol w:w="9632"/>
+      </w:tblGrid>
+      <w:tr>
+        <w:tc>
+          <w:tcPr>
+            <w:tcW w:type="dxa" w:w="9632"/>
+            <w:shd w:val="clear" w:fill="F7F3E8"/>
+          </w:tcPr>
+          <w:p>
+            <w:r/>
+            <w:r>
+              <w:rPr>
+                <w:b/>
+                <w:color w:val="A82A2A"/>
+                <w:sz w:val="20"/>
+              </w:rPr>
+              <w:t xml:space="preserve">Por que não o reportamos como achado.  </w:t>
+            </w:r>
+            <w:r>
+              <w:rPr>
+                <w:sz w:val="19"/>
+              </w:rPr>
+              <w:t>Por subperíodo o efeito desaparece: em 21 dias a combinação ajuda em um período e prejudica em dois. Foi o quinto caso nesta fase em que uma estatística calculada sobre a amostra agrupada produziu um resultado que a análise por subperíodo desfez — junto com a extensão de amostra, a autocorrelação, a monotonia do ciclo de rolagem e a IV como previsor. Cinco ocorrências deixaram de ser coincidência e viraram critério.</w:t>
+            </w:r>
+          </w:p>
+        </w:tc>
+      </w:tr>
+    </w:tbl>
+    <w:p>
+      <w:pPr>
+        <w:spacing w:after="120"/>
+      </w:pPr>
+    </w:p>
+    <w:p>
+      <w:pPr>
+        <w:pStyle w:val="Heading2"/>
+      </w:pPr>
+      <w:r>
+        <w:t>6.12 Outras hipóteses testadas e eliminadas</w:t>
+      </w:r>
+    </w:p>
+    <w:p>
+      <w:pPr>
+        <w:pStyle w:val="Heading3"/>
+      </w:pPr>
+      <w:r>
+        <w:t>Ciclo de rolagem do contrato</w:t>
+      </w:r>
+    </w:p>
+    <w:p>
+      <w:pPr>
+        <w:spacing w:after="120" w:before="0"/>
+      </w:pPr>
+      <w:r>
+        <w:rPr>
+          <w:b w:val="0"/>
+          <w:i w:val="0"/>
+          <w:color w:val="0B0B0B"/>
+          <w:sz w:val="21"/>
+        </w:rPr>
+        <w:t>Os contratos rolam a cada 20,2 pregões — praticamente o mesmo período do horizonte alvo — e a volatilidade medida cai conforme o contrato envelhece. O sentido é o INVERSO do efeito Samuelson, o que sugere artefato de medição: a liquidez migra para o vencimento seguinte, menos negócios exploram a amplitude do dia e o estimador encolhe. Dessazonalizar, porém, quase não move a autocorrelação (defasagem 1: de 0,4393 para 0,4429) e piora a previsão em todos os horizontes.</w:t>
+      </w:r>
+    </w:p>
+    <w:p>
+      <w:pPr>
+        <w:spacing w:after="120" w:before="0"/>
+      </w:pPr>
+      <w:r>
+        <w:rPr>
+          <w:b w:val="0"/>
+          <w:i w:val="0"/>
+          <w:color w:val="0B0B0B"/>
+          <w:sz w:val="21"/>
+        </w:rPr>
+        <w:t>O diagnóstico do porquê é instrutivo: o fator sazonal não é estável entre folds e não é monotônico em nenhum fold isolado. A monotonia que aparecia na amostra completa era artefato de agregação — o mesmo mecanismo da Seção 6.6.</w:t>
+      </w:r>
+    </w:p>
+    <w:p>
+      <w:pPr>
+        <w:pStyle w:val="Heading3"/>
+      </w:pPr>
+      <w:r>
+        <w:t>GARCH(1,1) reavaliado</w:t>
+      </w:r>
+    </w:p>
+    <w:p>
+      <w:pPr>
+        <w:spacing w:after="120" w:before="0"/>
+      </w:pPr>
+      <w:r>
+        <w:rPr>
+          <w:b w:val="0"/>
+          <w:i w:val="0"/>
+          <w:color w:val="0B0B0B"/>
+          <w:sz w:val="21"/>
+        </w:rPr>
+        <w:t>O veredito anterior de que o GARCH era pior que o HAR-RV havia sido obtido sobre a fonte de preço defeituosa, apenas em 21 dias e com amostra menor. Refeito sobre o mesmo input que o HAR (retorno ao quadrado), o resultado se qualifica:</w:t>
+      </w:r>
+    </w:p>
+    <w:tbl>
+      <w:tblPr>
+        <w:tblStyle w:val="TableGrid"/>
+        <w:tblW w:type="auto" w:w="0"/>
+        <w:jc w:val="center"/>
+        <w:tblLook w:firstColumn="1" w:firstRow="1" w:lastColumn="0" w:lastRow="0" w:noHBand="0" w:noVBand="1" w:val="04A0"/>
+      </w:tblPr>
+      <w:tblGrid>
+        <w:gridCol w:w="3211"/>
+        <w:gridCol w:w="3211"/>
+        <w:gridCol w:w="3211"/>
+      </w:tblGrid>
+      <w:tr>
+        <w:tc>
+          <w:tcPr>
+            <w:tcW w:type="dxa" w:w="2304"/>
+            <w:shd w:val="clear" w:fill="2A2A28"/>
+          </w:tcPr>
+          <w:p>
+            <w:r/>
+            <w:r>
+              <w:rPr>
+                <w:b/>
+                <w:color w:val="FFFFFF"/>
+                <w:sz w:val="18"/>
+              </w:rPr>
+              <w:t>Horizonte</w:t>
+            </w:r>
+          </w:p>
+        </w:tc>
+        <w:tc>
+          <w:tcPr>
+            <w:tcW w:type="dxa" w:w="2304"/>
+            <w:shd w:val="clear" w:fill="2A2A28"/>
+          </w:tcPr>
+          <w:p>
+            <w:r/>
+            <w:r>
+              <w:rPr>
+                <w:b/>
+                <w:color w:val="FFFFFF"/>
+                <w:sz w:val="18"/>
+              </w:rPr>
+              <w:t>GARCH(1,1)</w:t>
+            </w:r>
+          </w:p>
+        </w:tc>
+        <w:tc>
+          <w:tcPr>
+            <w:tcW w:type="dxa" w:w="2880"/>
+            <w:shd w:val="clear" w:fill="2A2A28"/>
+          </w:tcPr>
+          <w:p>
+            <w:r/>
+            <w:r>
+              <w:rPr>
+                <w:b/>
+                <w:color w:val="FFFFFF"/>
+                <w:sz w:val="18"/>
+              </w:rPr>
+              <w:t>HAR-RV (mesmo input)</w:t>
+            </w:r>
+          </w:p>
+        </w:tc>
+      </w:tr>
+      <w:tr>
+        <w:tc>
+          <w:tcPr>
+            <w:tcW w:type="dxa" w:w="2304"/>
+            <w:shd w:val="clear" w:fill="FFF4E0"/>
+          </w:tcPr>
+          <w:p>
+            <w:r/>
+            <w:r>
+              <w:rPr>
+                <w:b/>
+                <w:sz w:val="18"/>
+              </w:rPr>
+              <w:t>1 dia(s)</w:t>
+            </w:r>
+          </w:p>
+        </w:tc>
+        <w:tc>
+          <w:tcPr>
+            <w:tcW w:type="dxa" w:w="2304"/>
+            <w:shd w:val="clear" w:fill="FFF4E0"/>
+          </w:tcPr>
+          <w:p>
+            <w:r/>
+            <w:r>
+              <w:rPr>
+                <w:b/>
+                <w:sz w:val="18"/>
+              </w:rPr>
+              <w:t>−0,053</w:t>
+            </w:r>
+          </w:p>
+        </w:tc>
+        <w:tc>
+          <w:tcPr>
+            <w:tcW w:type="dxa" w:w="2880"/>
+            <w:shd w:val="clear" w:fill="FFF4E0"/>
+          </w:tcPr>
+          <w:p>
+            <w:r/>
+            <w:r>
+              <w:rPr>
+                <w:b/>
+                <w:sz w:val="18"/>
+              </w:rPr>
+              <w:t>−0,096</w:t>
+            </w:r>
+          </w:p>
+        </w:tc>
+      </w:tr>
+      <w:tr>
+        <w:tc>
+          <w:tcPr>
+            <w:tcW w:type="dxa" w:w="2304"/>
+          </w:tcPr>
+          <w:p>
+            <w:r/>
+            <w:r>
+              <w:rPr>
+                <w:sz w:val="18"/>
+              </w:rPr>
+              <w:t>5 dia(s)</w:t>
+            </w:r>
+          </w:p>
+        </w:tc>
+        <w:tc>
+          <w:tcPr>
+            <w:tcW w:type="dxa" w:w="2304"/>
+          </w:tcPr>
+          <w:p>
+            <w:r/>
+            <w:r>
+              <w:rPr>
+                <w:sz w:val="18"/>
+              </w:rPr>
+              <w:t>+0,077</w:t>
+            </w:r>
+          </w:p>
+        </w:tc>
+        <w:tc>
+          <w:tcPr>
+            <w:tcW w:type="dxa" w:w="2880"/>
+          </w:tcPr>
+          <w:p>
+            <w:r/>
+            <w:r>
+              <w:rPr>
+                <w:sz w:val="18"/>
+              </w:rPr>
+              <w:t>+0,148</w:t>
+            </w:r>
+          </w:p>
+        </w:tc>
+      </w:tr>
+      <w:tr>
+        <w:tc>
+          <w:tcPr>
+            <w:tcW w:type="dxa" w:w="2304"/>
+          </w:tcPr>
+          <w:p>
+            <w:r/>
+            <w:r>
+              <w:rPr>
+                <w:sz w:val="18"/>
+              </w:rPr>
+              <w:t>21 dia(s)</w:t>
+            </w:r>
+          </w:p>
+        </w:tc>
+        <w:tc>
+          <w:tcPr>
+            <w:tcW w:type="dxa" w:w="2304"/>
+          </w:tcPr>
+          <w:p>
+            <w:r/>
+            <w:r>
+              <w:rPr>
+                <w:sz w:val="18"/>
+              </w:rPr>
+              <w:t>+0,136</w:t>
+            </w:r>
+          </w:p>
+        </w:tc>
+        <w:tc>
+          <w:tcPr>
+            <w:tcW w:type="dxa" w:w="2880"/>
+          </w:tcPr>
+          <w:p>
+            <w:r/>
+            <w:r>
+              <w:rPr>
+                <w:sz w:val="18"/>
+              </w:rPr>
+              <w:t>+0,288</w:t>
+            </w:r>
+          </w:p>
+        </w:tc>
+      </w:tr>
+    </w:tbl>
+    <w:p>
+      <w:pPr>
+        <w:spacing w:after="80"/>
+      </w:pPr>
+    </w:p>
+    <w:p>
+      <w:pPr>
+        <w:spacing w:after="120" w:before="0"/>
+      </w:pPr>
+      <w:r>
+        <w:rPr>
+          <w:b w:val="0"/>
+          <w:i w:val="0"/>
+          <w:color w:val="0B0B0B"/>
+          <w:sz w:val="21"/>
+        </w:rPr>
+        <w:t>Em um dia o GARCH SUPERA o HAR-RV — é o horizonte para o qual ele foi construído, sendo um modelo de variância condicional de um passo à frente. Em horizontes longos o HAR vence, como esperado: o GARCH reverte à variância incondicional a uma taxa geométrica, enquanto os três componentes do HAR aproximam memória longa. A limitação estrutural do GARCH aqui é consumir retornos, o que o impede de usar estimadores baseados em amplitude.</w:t>
+      </w:r>
+    </w:p>
+    <w:p>
+      <w:pPr>
+        <w:pStyle w:val="Heading3"/>
+      </w:pPr>
+      <w:r>
+        <w:t>Camadas de informação reavaliadas em horizonte curto</w:t>
+      </w:r>
+    </w:p>
+    <w:p>
+      <w:pPr>
+        <w:spacing w:after="120" w:before="0"/>
+      </w:pPr>
+      <w:r>
+        <w:rPr>
+          <w:b w:val="0"/>
+          <w:i w:val="0"/>
+          <w:color w:val="0B0B0B"/>
+          <w:sz w:val="21"/>
+        </w:rPr>
+        <w:t>Todas as camadas haviam sido testadas apenas em 21 dias — um regime onde nem o modelo base funciona, e portanto sem sinal a ser melhorado. Notícia, em particular, é choque de curtíssimo prazo: a média dos 21 dias seguintes é o instrumento errado para detectá-la. A hipótese de que o descasamento de horizonte se aplicaria também à feature era razoável, e foi refutada.</w:t>
+      </w:r>
+    </w:p>
+    <w:tbl>
+      <w:tblPr>
+        <w:tblStyle w:val="TableGrid"/>
+        <w:tblW w:type="auto" w:w="0"/>
+        <w:jc w:val="center"/>
+        <w:tblLook w:firstColumn="1" w:firstRow="1" w:lastColumn="0" w:lastRow="0" w:noHBand="0" w:noVBand="1" w:val="04A0"/>
+      </w:tblPr>
+      <w:tblGrid>
+        <w:gridCol w:w="3211"/>
+        <w:gridCol w:w="3211"/>
+        <w:gridCol w:w="3211"/>
+      </w:tblGrid>
+      <w:tr>
+        <w:tc>
+          <w:tcPr>
+            <w:tcW w:type="dxa" w:w="3744"/>
+            <w:shd w:val="clear" w:fill="2A2A28"/>
+          </w:tcPr>
+          <w:p>
+            <w:r/>
+            <w:r>
+              <w:rPr>
+                <w:b/>
+                <w:color w:val="FFFFFF"/>
+                <w:sz w:val="18"/>
+              </w:rPr>
+              <w:t>Camada (h = 1 dia)</w:t>
+            </w:r>
+          </w:p>
+        </w:tc>
+        <w:tc>
+          <w:tcPr>
+            <w:tcW w:type="dxa" w:w="1872"/>
+            <w:shd w:val="clear" w:fill="2A2A28"/>
+          </w:tcPr>
+          <w:p>
+            <w:r/>
+            <w:r>
+              <w:rPr>
+                <w:b/>
+                <w:color w:val="FFFFFF"/>
+                <w:sz w:val="18"/>
+              </w:rPr>
+              <w:t>Δ R²</w:t>
+            </w:r>
+          </w:p>
+        </w:tc>
+        <w:tc>
+          <w:tcPr>
+            <w:tcW w:type="dxa" w:w="1584"/>
+            <w:shd w:val="clear" w:fill="2A2A28"/>
+          </w:tcPr>
+          <w:p>
+            <w:r/>
+            <w:r>
+              <w:rPr>
+                <w:b/>
+                <w:color w:val="FFFFFF"/>
+                <w:sz w:val="18"/>
+              </w:rPr>
+              <w:t>Folds</w:t>
+            </w:r>
+          </w:p>
+        </w:tc>
+      </w:tr>
+      <w:tr>
+        <w:tc>
+          <w:tcPr>
+            <w:tcW w:type="dxa" w:w="3744"/>
+          </w:tcPr>
+          <w:p>
+            <w:r/>
+            <w:r>
+              <w:rPr>
+                <w:sz w:val="18"/>
+              </w:rPr>
+              <w:t>Notícia (tom bruto)</w:t>
+            </w:r>
+          </w:p>
+        </w:tc>
+        <w:tc>
+          <w:tcPr>
+            <w:tcW w:type="dxa" w:w="1872"/>
+          </w:tcPr>
+          <w:p>
+            <w:r/>
+            <w:r>
+              <w:rPr>
+                <w:sz w:val="18"/>
+              </w:rPr>
+              <w:t>−0,008</w:t>
+            </w:r>
+          </w:p>
+        </w:tc>
+        <w:tc>
+          <w:tcPr>
+            <w:tcW w:type="dxa" w:w="1584"/>
+          </w:tcPr>
+          <w:p>
+            <w:r/>
+            <w:r>
+              <w:rPr>
+                <w:sz w:val="18"/>
+              </w:rPr>
+              <w:t>1/5</w:t>
+            </w:r>
+          </w:p>
+        </w:tc>
+      </w:tr>
+      <w:tr>
+        <w:tc>
+          <w:tcPr>
+            <w:tcW w:type="dxa" w:w="3744"/>
+          </w:tcPr>
+          <w:p>
+            <w:r/>
+            <w:r>
+              <w:rPr>
+                <w:sz w:val="18"/>
+              </w:rPr>
+              <w:t>Notícia (suavizada 21d)</w:t>
+            </w:r>
+          </w:p>
+        </w:tc>
+        <w:tc>
+          <w:tcPr>
+            <w:tcW w:type="dxa" w:w="1872"/>
+          </w:tcPr>
+          <w:p>
+            <w:r/>
+            <w:r>
+              <w:rPr>
+                <w:sz w:val="18"/>
+              </w:rPr>
+              <w:t>−0,001</w:t>
+            </w:r>
+          </w:p>
+        </w:tc>
+        <w:tc>
+          <w:tcPr>
+            <w:tcW w:type="dxa" w:w="1584"/>
+          </w:tcPr>
+          <w:p>
+            <w:r/>
+            <w:r>
+              <w:rPr>
+                <w:sz w:val="18"/>
+              </w:rPr>
+              <w:t>3/5</w:t>
+            </w:r>
+          </w:p>
+        </w:tc>
+      </w:tr>
+      <w:tr>
+        <w:tc>
+          <w:tcPr>
+            <w:tcW w:type="dxa" w:w="3744"/>
+          </w:tcPr>
+          <w:p>
+            <w:r/>
+            <w:r>
+              <w:rPr>
+                <w:sz w:val="18"/>
+              </w:rPr>
+              <w:t>Risco fiscal (surpresa)</w:t>
+            </w:r>
+          </w:p>
+        </w:tc>
+        <w:tc>
+          <w:tcPr>
+            <w:tcW w:type="dxa" w:w="1872"/>
+          </w:tcPr>
+          <w:p>
+            <w:r/>
+            <w:r>
+              <w:rPr>
+                <w:sz w:val="18"/>
+              </w:rPr>
+              <w:t>+0,017</w:t>
+            </w:r>
+          </w:p>
+        </w:tc>
+        <w:tc>
+          <w:tcPr>
+            <w:tcW w:type="dxa" w:w="1584"/>
+          </w:tcPr>
+          <w:p>
+            <w:r/>
+            <w:r>
+              <w:rPr>
+                <w:sz w:val="18"/>
+              </w:rPr>
+              <w:t>3/5</w:t>
+            </w:r>
+          </w:p>
+        </w:tc>
+      </w:tr>
+      <w:tr>
+        <w:tc>
+          <w:tcPr>
+            <w:tcW w:type="dxa" w:w="3744"/>
+          </w:tcPr>
+          <w:p>
+            <w:r/>
+            <w:r>
+              <w:rPr>
+                <w:sz w:val="18"/>
+              </w:rPr>
+              <w:t>Credibilidade (Barro-Gordon)</w:t>
+            </w:r>
+          </w:p>
+        </w:tc>
+        <w:tc>
+          <w:tcPr>
+            <w:tcW w:type="dxa" w:w="1872"/>
+          </w:tcPr>
+          <w:p>
+            <w:r/>
+            <w:r>
+              <w:rPr>
+                <w:sz w:val="18"/>
+              </w:rPr>
+              <w:t>+0,053</w:t>
+            </w:r>
+          </w:p>
+        </w:tc>
+        <w:tc>
+          <w:tcPr>
+            <w:tcW w:type="dxa" w:w="1584"/>
+          </w:tcPr>
+          <w:p>
+            <w:r/>
+            <w:r>
+              <w:rPr>
+                <w:sz w:val="18"/>
+              </w:rPr>
+              <w:t>3/5</w:t>
+            </w:r>
+          </w:p>
+        </w:tc>
+      </w:tr>
+    </w:tbl>
+    <w:p>
+      <w:pPr>
+        <w:spacing w:after="80"/>
+      </w:pPr>
+    </w:p>
+    <w:p>
+      <w:pPr>
+        <w:spacing w:after="120" w:before="0"/>
+      </w:pPr>
+      <w:r>
+        <w:rPr>
+          <w:b w:val="0"/>
+          <w:i w:val="0"/>
+          <w:color w:val="0B0B0B"/>
+          <w:sz w:val="21"/>
+        </w:rPr>
+        <w:t>A notícia é a PIOR camada em horizonte de um dia — o oposto do que a hipótese previa. Nenhuma das dez combinações de camada e horizonte atravessa o critério de três exigências que passamos a aplicar: ganho positivo, apoio de pelo menos 4 folds em 5, e Diebold-Mariano significativo em janelas independentes.</w:t>
+      </w:r>
     </w:p>
     <w:p>
       <w:r>

--- a/relatorio/VolBoy_Relatorio_Final.docx
+++ b/relatorio/VolBoy_Relatorio_Final.docx
@@ -8311,7 +8311,7 @@
           <w:color w:val="0B0B0B"/>
           <w:sz w:val="21"/>
         </w:rPr>
-        <w:t>A série reconstruída na Seção 6.7 permitiu rodar este backtest com implícita real pela primeira vez. A sobreposição entre previsão fora da amostra e IV disponível é de apenas 46 pregões, o que limita a simulação a 21 operações — amostra pequena demais para conclusão sobre lucratividade. O que ela mostra é outra coisa, e é relevante.</w:t>
+        <w:t>A série reconstruída na Seção 6.7 permitiu rodar este backtest com implícita real pela primeira vez. A sobreposição entre previsão fora da amostra e IV disponível é de apenas 224 pregões, o que limita a simulação a 40 operações — amostra pequena demais para conclusão sobre lucratividade. O que ela mostra é outra coisa, e é relevante.</w:t>
       </w:r>
     </w:p>
     <w:tbl>
@@ -8404,7 +8404,7 @@
               <w:rPr>
                 <w:sz w:val="18"/>
               </w:rPr>
-              <w:t>21</w:t>
+              <w:t>40</w:t>
             </w:r>
           </w:p>
         </w:tc>
@@ -8418,7 +8418,7 @@
               <w:rPr>
                 <w:sz w:val="18"/>
               </w:rPr>
-              <w:t>26</w:t>
+              <w:t>41</w:t>
             </w:r>
           </w:p>
         </w:tc>
@@ -8452,7 +8452,7 @@
                 <w:b/>
                 <w:sz w:val="18"/>
               </w:rPr>
-              <w:t>4 / 17</w:t>
+              <w:t>6 / 34</w:t>
             </w:r>
           </w:p>
         </w:tc>
@@ -8468,7 +8468,7 @@
                 <w:b/>
                 <w:sz w:val="18"/>
               </w:rPr>
-              <w:t>0 / 26</w:t>
+              <w:t>0 / 41</w:t>
             </w:r>
           </w:p>
         </w:tc>
@@ -8502,7 +8502,7 @@
                 <w:b/>
                 <w:sz w:val="18"/>
               </w:rPr>
-              <w:t>−45024</w:t>
+              <w:t>−122019</w:t>
             </w:r>
           </w:p>
         </w:tc>
@@ -8518,7 +8518,7 @@
                 <w:b/>
                 <w:sz w:val="18"/>
               </w:rPr>
-              <w:t>−50904</w:t>
+              <w:t>−47269</w:t>
             </w:r>
           </w:p>
         </w:tc>
@@ -8548,7 +8548,7 @@
               <w:rPr>
                 <w:sz w:val="18"/>
               </w:rPr>
-              <w:t>−62796</w:t>
+              <w:t>−156181</w:t>
             </w:r>
           </w:p>
         </w:tc>
@@ -8562,7 +8562,7 @@
               <w:rPr>
                 <w:sz w:val="18"/>
               </w:rPr>
-              <w:t>−76985</w:t>
+              <w:t>−88888</w:t>
             </w:r>
           </w:p>
         </w:tc>
@@ -8592,7 +8592,7 @@
               <w:rPr>
                 <w:sz w:val="18"/>
               </w:rPr>
-              <w:t>−0,328</w:t>
+              <w:t>−0,380</w:t>
             </w:r>
           </w:p>
         </w:tc>
@@ -8606,7 +8606,7 @@
               <w:rPr>
                 <w:sz w:val="18"/>
               </w:rPr>
-              <w:t>−0,262</w:t>
+              <w:t>−0,218</w:t>
             </w:r>
           </w:p>
         </w:tc>
@@ -8628,7 +8628,7 @@
           <w:color w:val="0B0B0B"/>
           <w:sz w:val="21"/>
         </w:rPr>
-        <w:t>O ganho é qualitativo e confirma o diagnóstico da colinearidade: com implícita real o sinal é BILATERAL (4 compras e 17 vendas de volatilidade), enquanto com a proxy ele é degenerado — 26 vendas e nenhuma compra. A proxy nunca poderia gerar sinal de compra, porque é a própria RV multiplicada por uma constante maior que um.</w:t>
+        <w:t>O ganho é qualitativo e confirma o diagnóstico da colinearidade: com implícita real o sinal é BILATERAL (6 compras e 34 vendas de volatilidade), enquanto com a proxy ele é degenerado — 41 vendas e nenhuma compra. A proxy nunca poderia gerar sinal de compra, porque é a própria RV multiplicada por uma constante maior que um.</w:t>
       </w:r>
     </w:p>
     <w:tbl>
@@ -8673,10 +8673,10 @@
     </w:p>
     <w:p>
       <w:pPr>
-        <w:pStyle w:val="Heading2"/>
-      </w:pPr>
-      <w:r>
-        <w:t>6.5 Por que R² e taxa de acerto podem discordar</w:t>
+        <w:pStyle w:val="Heading3"/>
+      </w:pPr>
+      <w:r>
+        <w:t>Métricas de desempenho</w:t>
       </w:r>
     </w:p>
     <w:p>
@@ -8690,446 +8690,7 @@
           <w:color w:val="0B0B0B"/>
           <w:sz w:val="21"/>
         </w:rPr>
-        <w:t>Vale explicitar essa distinção, porque ela é fonte recorrente de leitura equivocada em estratégias quantitativas. As duas métricas são calculadas sobre conjuntos diferentes:</w:t>
-      </w:r>
-    </w:p>
-    <w:p>
-      <w:pPr>
-        <w:pStyle w:val="ListBullet"/>
-        <w:spacing w:after="60"/>
-      </w:pPr>
-      <w:r>
-        <w:rPr>
-          <w:b/>
-          <w:sz w:val="21"/>
-        </w:rPr>
-        <w:t xml:space="preserve">R² — todos os dias da amostra. </w:t>
-      </w:r>
-      <w:r>
-        <w:rPr>
-          <w:sz w:val="21"/>
-        </w:rPr>
-        <w:t>Mede se, em média ao longo de todo o período, a previsão ficou próxima do valor real.</w:t>
-      </w:r>
-    </w:p>
-    <w:p>
-      <w:pPr>
-        <w:pStyle w:val="ListBullet"/>
-        <w:spacing w:after="60"/>
-      </w:pPr>
-      <w:r>
-        <w:rPr>
-          <w:b/>
-          <w:sz w:val="21"/>
-        </w:rPr>
-        <w:t xml:space="preserve">Taxa de acerto — apenas os dias com operação. </w:t>
-      </w:r>
-      <w:r>
-        <w:rPr>
-          <w:sz w:val="21"/>
-        </w:rPr>
-        <w:t>Um subconjunto pequeno e não aleatório, selecionado por um limiar. Ser bom na média não garante nada sobre esse recorte específico.</w:t>
-      </w:r>
-    </w:p>
-    <w:p>
-      <w:pPr>
-        <w:spacing w:after="120" w:before="0"/>
-      </w:pPr>
-      <w:r>
-        <w:rPr>
-          <w:b w:val="0"/>
-          <w:i w:val="0"/>
-          <w:color w:val="0B0B0B"/>
-          <w:sz w:val="21"/>
-        </w:rPr>
-        <w:t>Um previsor com boa acurácia média pode disparar operações justamente nos momentos em que a volatilidade está temporariamente inflada e prestes a reverter. É por isso que um R² melhor pode conviver com uma taxa de acerto pior — e por que reportar apenas a segunda seria enganoso.</w:t>
-      </w:r>
-    </w:p>
-    <w:p>
-      <w:pPr>
-        <w:pStyle w:val="Heading2"/>
-      </w:pPr>
-      <w:r>
-        <w:t>6.6 Amostra estendida: por que 2.135 pregões não viram o número principal</w:t>
-      </w:r>
-    </w:p>
-    <w:p>
-      <w:pPr>
-        <w:spacing w:after="120" w:before="0"/>
-      </w:pPr>
-      <w:r>
-        <w:rPr>
-          <w:b w:val="0"/>
-          <w:i w:val="0"/>
-          <w:color w:val="0B0B0B"/>
-          <w:sz w:val="21"/>
-        </w:rPr>
-        <w:t>A amostra do futuro foi estendida retroativamente de 830 para 2135 pregões (início em 2018-01-02), o que leva as janelas independentes de 21 dias de 39 para 101. O efeito sobre o R² é espetacular — e enganoso.</w:t>
-      </w:r>
-    </w:p>
-    <w:tbl>
-      <w:tblPr>
-        <w:tblStyle w:val="TableGrid"/>
-        <w:tblW w:type="auto" w:w="0"/>
-        <w:jc w:val="center"/>
-        <w:tblLook w:firstColumn="1" w:firstRow="1" w:lastColumn="0" w:lastRow="0" w:noHBand="0" w:noVBand="1" w:val="04A0"/>
-      </w:tblPr>
-      <w:tblGrid>
-        <w:gridCol w:w="2408"/>
-        <w:gridCol w:w="2408"/>
-        <w:gridCol w:w="2408"/>
-        <w:gridCol w:w="2408"/>
-      </w:tblGrid>
-      <w:tr>
-        <w:tc>
-          <w:tcPr>
-            <w:tcW w:type="dxa" w:w="1872"/>
-            <w:shd w:val="clear" w:fill="2A2A28"/>
-          </w:tcPr>
-          <w:p>
-            <w:r/>
-            <w:r>
-              <w:rPr>
-                <w:b/>
-                <w:color w:val="FFFFFF"/>
-                <w:sz w:val="18"/>
-              </w:rPr>
-              <w:t>Horizonte</w:t>
-            </w:r>
-          </w:p>
-        </w:tc>
-        <w:tc>
-          <w:tcPr>
-            <w:tcW w:type="dxa" w:w="2448"/>
-            <w:shd w:val="clear" w:fill="2A2A28"/>
-          </w:tcPr>
-          <w:p>
-            <w:r/>
-            <w:r>
-              <w:rPr>
-                <w:b/>
-                <w:color w:val="FFFFFF"/>
-                <w:sz w:val="18"/>
-              </w:rPr>
-              <w:t>Modelo</w:t>
-            </w:r>
-          </w:p>
-        </w:tc>
-        <w:tc>
-          <w:tcPr>
-            <w:tcW w:type="dxa" w:w="2592"/>
-            <w:shd w:val="clear" w:fill="2A2A28"/>
-          </w:tcPr>
-          <w:p>
-            <w:r/>
-            <w:r>
-              <w:rPr>
-                <w:b/>
-                <w:color w:val="FFFFFF"/>
-                <w:sz w:val="18"/>
-              </w:rPr>
-              <w:t>Amostra original</w:t>
-            </w:r>
-          </w:p>
-        </w:tc>
-        <w:tc>
-          <w:tcPr>
-            <w:tcW w:type="dxa" w:w="2592"/>
-            <w:shd w:val="clear" w:fill="2A2A28"/>
-          </w:tcPr>
-          <w:p>
-            <w:r/>
-            <w:r>
-              <w:rPr>
-                <w:b/>
-                <w:color w:val="FFFFFF"/>
-                <w:sz w:val="18"/>
-              </w:rPr>
-              <w:t>Amostra estendida</w:t>
-            </w:r>
-          </w:p>
-        </w:tc>
-      </w:tr>
-      <w:tr>
-        <w:tc>
-          <w:tcPr>
-            <w:tcW w:type="dxa" w:w="1872"/>
-          </w:tcPr>
-          <w:p>
-            <w:r/>
-            <w:r>
-              <w:rPr>
-                <w:sz w:val="18"/>
-              </w:rPr>
-              <w:t>1 dia</w:t>
-            </w:r>
-          </w:p>
-        </w:tc>
-        <w:tc>
-          <w:tcPr>
-            <w:tcW w:type="dxa" w:w="2448"/>
-          </w:tcPr>
-          <w:p>
-            <w:r/>
-            <w:r>
-              <w:rPr>
-                <w:sz w:val="18"/>
-              </w:rPr>
-              <w:t>HAR-RV</w:t>
-            </w:r>
-          </w:p>
-        </w:tc>
-        <w:tc>
-          <w:tcPr>
-            <w:tcW w:type="dxa" w:w="2592"/>
-          </w:tcPr>
-          <w:p>
-            <w:r/>
-            <w:r>
-              <w:rPr>
-                <w:sz w:val="18"/>
-              </w:rPr>
-              <w:t>+0,049</w:t>
-            </w:r>
-          </w:p>
-        </w:tc>
-        <w:tc>
-          <w:tcPr>
-            <w:tcW w:type="dxa" w:w="2592"/>
-          </w:tcPr>
-          <w:p>
-            <w:r/>
-            <w:r>
-              <w:rPr>
-                <w:sz w:val="18"/>
-              </w:rPr>
-              <w:t>+0,243</w:t>
-            </w:r>
-          </w:p>
-        </w:tc>
-      </w:tr>
-      <w:tr>
-        <w:tc>
-          <w:tcPr>
-            <w:tcW w:type="dxa" w:w="1872"/>
-          </w:tcPr>
-          <w:p>
-            <w:r/>
-            <w:r>
-              <w:rPr>
-                <w:sz w:val="18"/>
-              </w:rPr>
-              <w:t>1 dia</w:t>
-            </w:r>
-          </w:p>
-        </w:tc>
-        <w:tc>
-          <w:tcPr>
-            <w:tcW w:type="dxa" w:w="2448"/>
-          </w:tcPr>
-          <w:p>
-            <w:r/>
-            <w:r>
-              <w:rPr>
-                <w:sz w:val="18"/>
-              </w:rPr>
-              <w:t>Persistência</w:t>
-            </w:r>
-          </w:p>
-        </w:tc>
-        <w:tc>
-          <w:tcPr>
-            <w:tcW w:type="dxa" w:w="2592"/>
-          </w:tcPr>
-          <w:p>
-            <w:r/>
-            <w:r>
-              <w:rPr>
-                <w:sz w:val="18"/>
-              </w:rPr>
-              <w:t>−0,022</w:t>
-            </w:r>
-          </w:p>
-        </w:tc>
-        <w:tc>
-          <w:tcPr>
-            <w:tcW w:type="dxa" w:w="2592"/>
-          </w:tcPr>
-          <w:p>
-            <w:r/>
-            <w:r>
-              <w:rPr>
-                <w:sz w:val="18"/>
-              </w:rPr>
-              <w:t>+0,218</w:t>
-            </w:r>
-          </w:p>
-        </w:tc>
-      </w:tr>
-      <w:tr>
-        <w:tc>
-          <w:tcPr>
-            <w:tcW w:type="dxa" w:w="1872"/>
-            <w:shd w:val="clear" w:fill="FFF4E0"/>
-          </w:tcPr>
-          <w:p>
-            <w:r/>
-            <w:r>
-              <w:rPr>
-                <w:b/>
-                <w:sz w:val="18"/>
-              </w:rPr>
-              <w:t>21 dias</w:t>
-            </w:r>
-          </w:p>
-        </w:tc>
-        <w:tc>
-          <w:tcPr>
-            <w:tcW w:type="dxa" w:w="2448"/>
-            <w:shd w:val="clear" w:fill="FFF4E0"/>
-          </w:tcPr>
-          <w:p>
-            <w:r/>
-            <w:r>
-              <w:rPr>
-                <w:b/>
-                <w:sz w:val="18"/>
-              </w:rPr>
-              <w:t>HAR-RV</w:t>
-            </w:r>
-          </w:p>
-        </w:tc>
-        <w:tc>
-          <w:tcPr>
-            <w:tcW w:type="dxa" w:w="2592"/>
-            <w:shd w:val="clear" w:fill="FFF4E0"/>
-          </w:tcPr>
-          <w:p>
-            <w:r/>
-            <w:r>
-              <w:rPr>
-                <w:b/>
-                <w:sz w:val="18"/>
-              </w:rPr>
-              <w:t>−0,255</w:t>
-            </w:r>
-          </w:p>
-        </w:tc>
-        <w:tc>
-          <w:tcPr>
-            <w:tcW w:type="dxa" w:w="2592"/>
-            <w:shd w:val="clear" w:fill="FFF4E0"/>
-          </w:tcPr>
-          <w:p>
-            <w:r/>
-            <w:r>
-              <w:rPr>
-                <w:b/>
-                <w:sz w:val="18"/>
-              </w:rPr>
-              <w:t>+0,381</w:t>
-            </w:r>
-          </w:p>
-        </w:tc>
-      </w:tr>
-      <w:tr>
-        <w:tc>
-          <w:tcPr>
-            <w:tcW w:type="dxa" w:w="1872"/>
-            <w:shd w:val="clear" w:fill="FFF4E0"/>
-          </w:tcPr>
-          <w:p>
-            <w:r/>
-            <w:r>
-              <w:rPr>
-                <w:b/>
-                <w:sz w:val="18"/>
-              </w:rPr>
-              <w:t>21 dias</w:t>
-            </w:r>
-          </w:p>
-        </w:tc>
-        <w:tc>
-          <w:tcPr>
-            <w:tcW w:type="dxa" w:w="2448"/>
-            <w:shd w:val="clear" w:fill="FFF4E0"/>
-          </w:tcPr>
-          <w:p>
-            <w:r/>
-            <w:r>
-              <w:rPr>
-                <w:b/>
-                <w:sz w:val="18"/>
-              </w:rPr>
-              <w:t>Persistência</w:t>
-            </w:r>
-          </w:p>
-        </w:tc>
-        <w:tc>
-          <w:tcPr>
-            <w:tcW w:type="dxa" w:w="2592"/>
-            <w:shd w:val="clear" w:fill="FFF4E0"/>
-          </w:tcPr>
-          <w:p>
-            <w:r/>
-            <w:r>
-              <w:rPr>
-                <w:b/>
-                <w:sz w:val="18"/>
-              </w:rPr>
-              <w:t>−0,367</w:t>
-            </w:r>
-          </w:p>
-        </w:tc>
-        <w:tc>
-          <w:tcPr>
-            <w:tcW w:type="dxa" w:w="2592"/>
-            <w:shd w:val="clear" w:fill="FFF4E0"/>
-          </w:tcPr>
-          <w:p>
-            <w:r/>
-            <w:r>
-              <w:rPr>
-                <w:b/>
-                <w:sz w:val="18"/>
-              </w:rPr>
-              <w:t>+0,365</w:t>
-            </w:r>
-          </w:p>
-        </w:tc>
-      </w:tr>
-    </w:tbl>
-    <w:p>
-      <w:pPr>
-        <w:spacing w:after="80"/>
-      </w:pPr>
-    </w:p>
-    <w:p>
-      <w:pPr>
-        <w:spacing w:after="120" w:before="0"/>
-      </w:pPr>
-      <w:r>
-        <w:rPr>
-          <w:b w:val="0"/>
-          <w:i w:val="0"/>
-          <w:color w:val="0B0B0B"/>
-          <w:sz w:val="21"/>
-        </w:rPr>
-        <w:t>Em 21 dias o HAR-RV sai de R² negativo para fortemente positivo. Seria o resultado que resgataria o projeto — se fosse real. Não é, e a prova está na própria tabela: a persistência, que não tem um único parâmetro e portanto não pode ter aprendido nada, salta junto e na mesma magnitude.</w:t>
-      </w:r>
-    </w:p>
-    <w:p>
-      <w:pPr>
-        <w:spacing w:after="120" w:before="0"/>
-      </w:pPr>
-      <w:r>
-        <w:rPr>
-          <w:b w:val="0"/>
-          <w:i w:val="0"/>
-          <w:color w:val="0B0B0B"/>
-          <w:sz w:val="21"/>
-        </w:rPr>
-        <w:t>O mecanismo é o denominador. O R² mede erro contra a variância do alvo em torno da média da própria amostra. Uma amostra que atravessa regimes de volatilidade muito diferentes (2018-19, o choque de 2020, 2021-22 e 2023-26) tem variância total muito maior, e qualquer previsão razoável parece melhor contra esse denominador inflado. Dois testes adicionais confirmam: fixando o período de teste e variando apenas o treino, oito anos e meio de dados contra um só melhoram o RMSE em 1,4% e o R² permanece negativo; e a autocorrelação de cada subperíodo isolado é menor que a da amostra completa.</w:t>
+        <w:t>Com a série de implícita adensada, o backtest passa a 40 operações não sobrepostas entre 2019-03-01 e 2023-04-03.</w:t>
       </w:r>
     </w:p>
     <w:tbl>
@@ -9152,16 +8713,16 @@
             <w:r>
               <w:rPr>
                 <w:b/>
-                <w:color w:val="A82A2A"/>
+                <w:color w:val="B8860B"/>
                 <w:sz w:val="20"/>
               </w:rPr>
-              <w:t xml:space="preserve">Critério que passou a valer.  </w:t>
+              <w:t xml:space="preserve">Por que não há retorno percentual nem 'retorno sobre capital' aqui.  </w:t>
             </w:r>
             <w:r>
               <w:rPr>
                 <w:sz w:val="19"/>
               </w:rPr>
-              <w:t>Neste conjunto de dados, R² e testes calculados sobre a amostra agrupada não são evidência primária confiável — a mistura de regimes os infla sistematicamente. Cinco achados aparentes desta fase morreram exatamente assim. O resultado por subperíodo passou a ser o principal, e o agregado, contexto.</w:t>
+              <w:t>A estratégia opera majoritariamente VENDIDA em volatilidade, e a perda de uma venda de straddle não tem teto: uma única operação perde várias vezes o prêmio comprometido. Não existe base de capital derivável do prêmio que absorva isso — tentar produz retornos abaixo de −100% e drawdown sem sentido. O capital realmente exigido é a margem, que depende de regras da câmara e não está nos dados. Declarar uma base arbitrária fabricaria justamente o número mais visível desta seção. Reportamos o que sobrevive: o Sharpe é invariante a escala e portanto válido sem base de capital, assim como as métricas derivadas dele; o drawdown vai em unidades absolutas de P&amp;L.</w:t>
             </w:r>
           </w:p>
         </w:tc>
@@ -9180,16 +8741,13 @@
         <w:tblLook w:firstColumn="1" w:firstRow="1" w:lastColumn="0" w:lastRow="0" w:noHBand="0" w:noVBand="1" w:val="04A0"/>
       </w:tblPr>
       <w:tblGrid>
-        <w:gridCol w:w="1926"/>
-        <w:gridCol w:w="1926"/>
-        <w:gridCol w:w="1926"/>
-        <w:gridCol w:w="1926"/>
-        <w:gridCol w:w="1926"/>
+        <w:gridCol w:w="4816"/>
+        <w:gridCol w:w="4816"/>
       </w:tblGrid>
       <w:tr>
         <w:tc>
           <w:tcPr>
-            <w:tcW w:type="dxa" w:w="2448"/>
+            <w:tcW w:type="dxa" w:w="4896"/>
             <w:shd w:val="clear" w:fill="2A2A28"/>
           </w:tcPr>
           <w:p>
@@ -9200,13 +8758,13 @@
                 <w:color w:val="FFFFFF"/>
                 <w:sz w:val="18"/>
               </w:rPr>
-              <w:t>Janela</w:t>
-            </w:r>
-          </w:p>
-        </w:tc>
-        <w:tc>
-          <w:tcPr>
-            <w:tcW w:type="dxa" w:w="1584"/>
+              <w:t>Métrica</w:t>
+            </w:r>
+          </w:p>
+        </w:tc>
+        <w:tc>
+          <w:tcPr>
+            <w:tcW w:type="dxa" w:w="2880"/>
             <w:shd w:val="clear" w:fill="2A2A28"/>
           </w:tcPr>
           <w:p>
@@ -9217,58 +8775,7 @@
                 <w:color w:val="FFFFFF"/>
                 <w:sz w:val="18"/>
               </w:rPr>
-              <w:t>lag 1</w:t>
-            </w:r>
-          </w:p>
-        </w:tc>
-        <w:tc>
-          <w:tcPr>
-            <w:tcW w:type="dxa" w:w="1584"/>
-            <w:shd w:val="clear" w:fill="2A2A28"/>
-          </w:tcPr>
-          <w:p>
-            <w:r/>
-            <w:r>
-              <w:rPr>
-                <w:b/>
-                <w:color w:val="FFFFFF"/>
-                <w:sz w:val="18"/>
-              </w:rPr>
-              <w:t>lag 5</w:t>
-            </w:r>
-          </w:p>
-        </w:tc>
-        <w:tc>
-          <w:tcPr>
-            <w:tcW w:type="dxa" w:w="1584"/>
-            <w:shd w:val="clear" w:fill="2A2A28"/>
-          </w:tcPr>
-          <w:p>
-            <w:r/>
-            <w:r>
-              <w:rPr>
-                <w:b/>
-                <w:color w:val="FFFFFF"/>
-                <w:sz w:val="18"/>
-              </w:rPr>
-              <w:t>lag 10</w:t>
-            </w:r>
-          </w:p>
-        </w:tc>
-        <w:tc>
-          <w:tcPr>
-            <w:tcW w:type="dxa" w:w="1584"/>
-            <w:shd w:val="clear" w:fill="2A2A28"/>
-          </w:tcPr>
-          <w:p>
-            <w:r/>
-            <w:r>
-              <w:rPr>
-                <w:b/>
-                <w:color w:val="FFFFFF"/>
-                <w:sz w:val="18"/>
-              </w:rPr>
-              <w:t>lag 21</w:t>
+              <w:t>Valor</w:t>
             </w:r>
           </w:p>
         </w:tc>
@@ -9276,81 +8783,29 @@
       <w:tr>
         <w:tc>
           <w:tcPr>
-            <w:tcW w:type="dxa" w:w="2448"/>
-            <w:shd w:val="clear" w:fill="FFF4E0"/>
-          </w:tcPr>
-          <w:p>
-            <w:r/>
-            <w:r>
-              <w:rPr>
-                <w:b/>
-                <w:sz w:val="18"/>
-              </w:rPr>
-              <w:t>Amostra completa</w:t>
-            </w:r>
-          </w:p>
-        </w:tc>
-        <w:tc>
-          <w:tcPr>
-            <w:tcW w:type="dxa" w:w="1584"/>
-            <w:shd w:val="clear" w:fill="FFF4E0"/>
-          </w:tcPr>
-          <w:p>
-            <w:r/>
-            <w:r>
-              <w:rPr>
-                <w:b/>
-                <w:sz w:val="18"/>
-              </w:rPr>
-              <w:t>0,439</w:t>
-            </w:r>
-          </w:p>
-        </w:tc>
-        <w:tc>
-          <w:tcPr>
-            <w:tcW w:type="dxa" w:w="1584"/>
-            <w:shd w:val="clear" w:fill="FFF4E0"/>
-          </w:tcPr>
-          <w:p>
-            <w:r/>
-            <w:r>
-              <w:rPr>
-                <w:b/>
-                <w:sz w:val="18"/>
-              </w:rPr>
-              <w:t>0,259</w:t>
-            </w:r>
-          </w:p>
-        </w:tc>
-        <w:tc>
-          <w:tcPr>
-            <w:tcW w:type="dxa" w:w="1584"/>
-            <w:shd w:val="clear" w:fill="FFF4E0"/>
-          </w:tcPr>
-          <w:p>
-            <w:r/>
-            <w:r>
-              <w:rPr>
-                <w:b/>
-                <w:sz w:val="18"/>
-              </w:rPr>
-              <w:t>0,158</w:t>
-            </w:r>
-          </w:p>
-        </w:tc>
-        <w:tc>
-          <w:tcPr>
-            <w:tcW w:type="dxa" w:w="1584"/>
-            <w:shd w:val="clear" w:fill="FFF4E0"/>
-          </w:tcPr>
-          <w:p>
-            <w:r/>
-            <w:r>
-              <w:rPr>
-                <w:b/>
-                <w:sz w:val="18"/>
-              </w:rPr>
-              <w:t>0,140</w:t>
+            <w:tcW w:type="dxa" w:w="4896"/>
+          </w:tcPr>
+          <w:p>
+            <w:r/>
+            <w:r>
+              <w:rPr>
+                <w:sz w:val="18"/>
+              </w:rPr>
+              <w:t>Operações (não sobrepostas)</w:t>
+            </w:r>
+          </w:p>
+        </w:tc>
+        <w:tc>
+          <w:tcPr>
+            <w:tcW w:type="dxa" w:w="2880"/>
+          </w:tcPr>
+          <w:p>
+            <w:r/>
+            <w:r>
+              <w:rPr>
+                <w:sz w:val="18"/>
+              </w:rPr>
+              <w:t>40</w:t>
             </w:r>
           </w:p>
         </w:tc>
@@ -9358,71 +8813,29 @@
       <w:tr>
         <w:tc>
           <w:tcPr>
-            <w:tcW w:type="dxa" w:w="2448"/>
-          </w:tcPr>
-          <w:p>
-            <w:r/>
-            <w:r>
-              <w:rPr>
-                <w:sz w:val="18"/>
-              </w:rPr>
-              <w:t>2018-2019</w:t>
-            </w:r>
-          </w:p>
-        </w:tc>
-        <w:tc>
-          <w:tcPr>
-            <w:tcW w:type="dxa" w:w="1584"/>
-          </w:tcPr>
-          <w:p>
-            <w:r/>
-            <w:r>
-              <w:rPr>
-                <w:sz w:val="18"/>
-              </w:rPr>
-              <w:t>0,330</w:t>
-            </w:r>
-          </w:p>
-        </w:tc>
-        <w:tc>
-          <w:tcPr>
-            <w:tcW w:type="dxa" w:w="1584"/>
-          </w:tcPr>
-          <w:p>
-            <w:r/>
-            <w:r>
-              <w:rPr>
-                <w:sz w:val="18"/>
-              </w:rPr>
-              <w:t>0,185</w:t>
-            </w:r>
-          </w:p>
-        </w:tc>
-        <w:tc>
-          <w:tcPr>
-            <w:tcW w:type="dxa" w:w="1584"/>
-          </w:tcPr>
-          <w:p>
-            <w:r/>
-            <w:r>
-              <w:rPr>
-                <w:sz w:val="18"/>
-              </w:rPr>
-              <w:t>0,081</w:t>
-            </w:r>
-          </w:p>
-        </w:tc>
-        <w:tc>
-          <w:tcPr>
-            <w:tcW w:type="dxa" w:w="1584"/>
-          </w:tcPr>
-          <w:p>
-            <w:r/>
-            <w:r>
-              <w:rPr>
-                <w:sz w:val="18"/>
-              </w:rPr>
-              <w:t>0,110</w:t>
+            <w:tcW w:type="dxa" w:w="4896"/>
+          </w:tcPr>
+          <w:p>
+            <w:r/>
+            <w:r>
+              <w:rPr>
+                <w:sz w:val="18"/>
+              </w:rPr>
+              <w:t>Compra / venda de volatilidade</w:t>
+            </w:r>
+          </w:p>
+        </w:tc>
+        <w:tc>
+          <w:tcPr>
+            <w:tcW w:type="dxa" w:w="2880"/>
+          </w:tcPr>
+          <w:p>
+            <w:r/>
+            <w:r>
+              <w:rPr>
+                <w:sz w:val="18"/>
+              </w:rPr>
+              <w:t>6 / 34</w:t>
             </w:r>
           </w:p>
         </w:tc>
@@ -9430,71 +8843,29 @@
       <w:tr>
         <w:tc>
           <w:tcPr>
-            <w:tcW w:type="dxa" w:w="2448"/>
-          </w:tcPr>
-          <w:p>
-            <w:r/>
-            <w:r>
-              <w:rPr>
-                <w:sz w:val="18"/>
-              </w:rPr>
-              <w:t>2021-2022</w:t>
-            </w:r>
-          </w:p>
-        </w:tc>
-        <w:tc>
-          <w:tcPr>
-            <w:tcW w:type="dxa" w:w="1584"/>
-          </w:tcPr>
-          <w:p>
-            <w:r/>
-            <w:r>
-              <w:rPr>
-                <w:sz w:val="18"/>
-              </w:rPr>
-              <w:t>0,160</w:t>
-            </w:r>
-          </w:p>
-        </w:tc>
-        <w:tc>
-          <w:tcPr>
-            <w:tcW w:type="dxa" w:w="1584"/>
-          </w:tcPr>
-          <w:p>
-            <w:r/>
-            <w:r>
-              <w:rPr>
-                <w:sz w:val="18"/>
-              </w:rPr>
-              <w:t>0,099</w:t>
-            </w:r>
-          </w:p>
-        </w:tc>
-        <w:tc>
-          <w:tcPr>
-            <w:tcW w:type="dxa" w:w="1584"/>
-          </w:tcPr>
-          <w:p>
-            <w:r/>
-            <w:r>
-              <w:rPr>
-                <w:sz w:val="18"/>
-              </w:rPr>
-              <w:t>0,050</w:t>
-            </w:r>
-          </w:p>
-        </w:tc>
-        <w:tc>
-          <w:tcPr>
-            <w:tcW w:type="dxa" w:w="1584"/>
-          </w:tcPr>
-          <w:p>
-            <w:r/>
-            <w:r>
-              <w:rPr>
-                <w:sz w:val="18"/>
-              </w:rPr>
-              <w:t>−0,018</w:t>
+            <w:tcW w:type="dxa" w:w="4896"/>
+          </w:tcPr>
+          <w:p>
+            <w:r/>
+            <w:r>
+              <w:rPr>
+                <w:sz w:val="18"/>
+              </w:rPr>
+              <w:t>Taxa de acerto</w:t>
+            </w:r>
+          </w:p>
+        </w:tc>
+        <w:tc>
+          <w:tcPr>
+            <w:tcW w:type="dxa" w:w="2880"/>
+          </w:tcPr>
+          <w:p>
+            <w:r/>
+            <w:r>
+              <w:rPr>
+                <w:sz w:val="18"/>
+              </w:rPr>
+              <w:t>47,5%</w:t>
             </w:r>
           </w:p>
         </w:tc>
@@ -9502,71 +8873,247 @@
       <w:tr>
         <w:tc>
           <w:tcPr>
-            <w:tcW w:type="dxa" w:w="2448"/>
-          </w:tcPr>
-          <w:p>
-            <w:r/>
-            <w:r>
-              <w:rPr>
-                <w:sz w:val="18"/>
-              </w:rPr>
-              <w:t>2023-2026</w:t>
-            </w:r>
-          </w:p>
-        </w:tc>
-        <w:tc>
-          <w:tcPr>
-            <w:tcW w:type="dxa" w:w="1584"/>
-          </w:tcPr>
-          <w:p>
-            <w:r/>
-            <w:r>
-              <w:rPr>
-                <w:sz w:val="18"/>
-              </w:rPr>
-              <w:t>0,296</w:t>
-            </w:r>
-          </w:p>
-        </w:tc>
-        <w:tc>
-          <w:tcPr>
-            <w:tcW w:type="dxa" w:w="1584"/>
-          </w:tcPr>
-          <w:p>
-            <w:r/>
-            <w:r>
-              <w:rPr>
-                <w:sz w:val="18"/>
-              </w:rPr>
-              <w:t>0,114</w:t>
-            </w:r>
-          </w:p>
-        </w:tc>
-        <w:tc>
-          <w:tcPr>
-            <w:tcW w:type="dxa" w:w="1584"/>
-          </w:tcPr>
-          <w:p>
-            <w:r/>
-            <w:r>
-              <w:rPr>
-                <w:sz w:val="18"/>
-              </w:rPr>
-              <w:t>0,037</w:t>
-            </w:r>
-          </w:p>
-        </w:tc>
-        <w:tc>
-          <w:tcPr>
-            <w:tcW w:type="dxa" w:w="1584"/>
-          </w:tcPr>
-          <w:p>
-            <w:r/>
-            <w:r>
-              <w:rPr>
-                <w:sz w:val="18"/>
-              </w:rPr>
-              <w:t>0,033</w:t>
+            <w:tcW w:type="dxa" w:w="4896"/>
+          </w:tcPr>
+          <w:p>
+            <w:r/>
+            <w:r>
+              <w:rPr>
+                <w:sz w:val="18"/>
+              </w:rPr>
+              <w:t>P&amp;L total</w:t>
+            </w:r>
+          </w:p>
+        </w:tc>
+        <w:tc>
+          <w:tcPr>
+            <w:tcW w:type="dxa" w:w="2880"/>
+          </w:tcPr>
+          <w:p>
+            <w:r/>
+            <w:r>
+              <w:rPr>
+                <w:sz w:val="18"/>
+              </w:rPr>
+              <w:t>−156181</w:t>
+            </w:r>
+          </w:p>
+        </w:tc>
+      </w:tr>
+      <w:tr>
+        <w:tc>
+          <w:tcPr>
+            <w:tcW w:type="dxa" w:w="4896"/>
+          </w:tcPr>
+          <w:p>
+            <w:r/>
+            <w:r>
+              <w:rPr>
+                <w:sz w:val="18"/>
+              </w:rPr>
+              <w:t>P&amp;L médio por operação</w:t>
+            </w:r>
+          </w:p>
+        </w:tc>
+        <w:tc>
+          <w:tcPr>
+            <w:tcW w:type="dxa" w:w="2880"/>
+          </w:tcPr>
+          <w:p>
+            <w:r/>
+            <w:r>
+              <w:rPr>
+                <w:sz w:val="18"/>
+              </w:rPr>
+              <w:t>−3905</w:t>
+            </w:r>
+          </w:p>
+        </w:tc>
+      </w:tr>
+      <w:tr>
+        <w:tc>
+          <w:tcPr>
+            <w:tcW w:type="dxa" w:w="4896"/>
+          </w:tcPr>
+          <w:p>
+            <w:r/>
+            <w:r>
+              <w:rPr>
+                <w:sz w:val="18"/>
+              </w:rPr>
+              <w:t>Maior ganho / maior perda</w:t>
+            </w:r>
+          </w:p>
+        </w:tc>
+        <w:tc>
+          <w:tcPr>
+            <w:tcW w:type="dxa" w:w="2880"/>
+          </w:tcPr>
+          <w:p>
+            <w:r/>
+            <w:r>
+              <w:rPr>
+                <w:sz w:val="18"/>
+              </w:rPr>
+              <w:t>22209 / −65767</w:t>
+            </w:r>
+          </w:p>
+        </w:tc>
+      </w:tr>
+      <w:tr>
+        <w:tc>
+          <w:tcPr>
+            <w:tcW w:type="dxa" w:w="4896"/>
+          </w:tcPr>
+          <w:p>
+            <w:r/>
+            <w:r>
+              <w:rPr>
+                <w:sz w:val="18"/>
+              </w:rPr>
+              <w:t>Drawdown máximo (absoluto)</w:t>
+            </w:r>
+          </w:p>
+        </w:tc>
+        <w:tc>
+          <w:tcPr>
+            <w:tcW w:type="dxa" w:w="2880"/>
+          </w:tcPr>
+          <w:p>
+            <w:r/>
+            <w:r>
+              <w:rPr>
+                <w:sz w:val="18"/>
+              </w:rPr>
+              <w:t>−241390</w:t>
+            </w:r>
+          </w:p>
+        </w:tc>
+      </w:tr>
+      <w:tr>
+        <w:tc>
+          <w:tcPr>
+            <w:tcW w:type="dxa" w:w="4896"/>
+            <w:shd w:val="clear" w:fill="FFF4E0"/>
+          </w:tcPr>
+          <w:p>
+            <w:r/>
+            <w:r>
+              <w:rPr>
+                <w:b/>
+                <w:sz w:val="18"/>
+              </w:rPr>
+              <w:t>Sharpe anualizado</w:t>
+            </w:r>
+          </w:p>
+        </w:tc>
+        <w:tc>
+          <w:tcPr>
+            <w:tcW w:type="dxa" w:w="2880"/>
+            <w:shd w:val="clear" w:fill="FFF4E0"/>
+          </w:tcPr>
+          <w:p>
+            <w:r/>
+            <w:r>
+              <w:rPr>
+                <w:b/>
+                <w:sz w:val="18"/>
+              </w:rPr>
+              <w:t>−0,707</w:t>
+            </w:r>
+          </w:p>
+        </w:tc>
+      </w:tr>
+      <w:tr>
+        <w:tc>
+          <w:tcPr>
+            <w:tcW w:type="dxa" w:w="4896"/>
+          </w:tcPr>
+          <w:p>
+            <w:r/>
+            <w:r>
+              <w:rPr>
+                <w:sz w:val="18"/>
+              </w:rPr>
+              <w:t>Assimetria do P&amp;L</w:t>
+            </w:r>
+          </w:p>
+        </w:tc>
+        <w:tc>
+          <w:tcPr>
+            <w:tcW w:type="dxa" w:w="2880"/>
+          </w:tcPr>
+          <w:p>
+            <w:r/>
+            <w:r>
+              <w:rPr>
+                <w:sz w:val="18"/>
+              </w:rPr>
+              <w:t>−1,597</w:t>
+            </w:r>
+          </w:p>
+        </w:tc>
+      </w:tr>
+      <w:tr>
+        <w:tc>
+          <w:tcPr>
+            <w:tcW w:type="dxa" w:w="4896"/>
+          </w:tcPr>
+          <w:p>
+            <w:r/>
+            <w:r>
+              <w:rPr>
+                <w:sz w:val="18"/>
+              </w:rPr>
+              <w:t>PSR (prob. de Sharpe &gt; 0)</w:t>
+            </w:r>
+          </w:p>
+        </w:tc>
+        <w:tc>
+          <w:tcPr>
+            <w:tcW w:type="dxa" w:w="2880"/>
+          </w:tcPr>
+          <w:p>
+            <w:r/>
+            <w:r>
+              <w:rPr>
+                <w:sz w:val="18"/>
+              </w:rPr>
+              <w:t>0,000</w:t>
+            </w:r>
+          </w:p>
+        </w:tc>
+      </w:tr>
+      <w:tr>
+        <w:tc>
+          <w:tcPr>
+            <w:tcW w:type="dxa" w:w="4896"/>
+            <w:shd w:val="clear" w:fill="FFF4E0"/>
+          </w:tcPr>
+          <w:p>
+            <w:r/>
+            <w:r>
+              <w:rPr>
+                <w:b/>
+                <w:sz w:val="18"/>
+              </w:rPr>
+              <w:t>Deflated Sharpe (35 configurações)</w:t>
+            </w:r>
+          </w:p>
+        </w:tc>
+        <w:tc>
+          <w:tcPr>
+            <w:tcW w:type="dxa" w:w="2880"/>
+            <w:shd w:val="clear" w:fill="FFF4E0"/>
+          </w:tcPr>
+          <w:p>
+            <w:r/>
+            <w:r>
+              <w:rPr>
+                <w:b/>
+                <w:sz w:val="18"/>
+              </w:rPr>
+              <w:t>0,000</w:t>
             </w:r>
           </w:p>
         </w:tc>
@@ -9576,6 +9123,14 @@
       <w:pPr>
         <w:spacing w:after="80"/>
       </w:pPr>
+    </w:p>
+    <w:p>
+      <w:pPr>
+        <w:pStyle w:val="Heading3"/>
+      </w:pPr>
+      <w:r>
+        <w:t>O teste que decide: estabilidade a um parâmetro de segunda ordem</w:t>
+      </w:r>
     </w:p>
     <w:p>
       <w:pPr>
@@ -9588,963 +9143,7 @@
           <w:color w:val="0B0B0B"/>
           <w:sz w:val="21"/>
         </w:rPr>
-        <w:t>A autocorrelação da amostra completa é maior que a de qualquer subperíodo isolado — assinatura de artefato de agregação, não de memória. E em defasagem de 21 dias nenhum subperíodo passa de valores próximos de zero, que é precisamente o diagnóstico da Seção 5.7.</w:t>
-      </w:r>
-    </w:p>
-    <w:p>
-      <w:pPr>
-        <w:pStyle w:val="Heading2"/>
-      </w:pPr>
-      <w:r>
-        <w:t>6.7 Volatilidade implícita própria, a partir de negócios reais</w:t>
-      </w:r>
-    </w:p>
-    <w:p>
-      <w:pPr>
-        <w:spacing w:after="120" w:before="0"/>
-      </w:pPr>
-      <w:r>
-        <w:rPr>
-          <w:b w:val="0"/>
-          <w:i w:val="0"/>
-          <w:color w:val="0B0B0B"/>
-          <w:sz w:val="21"/>
-        </w:rPr>
-        <w:t>A Seção 7.1 registra a ausência de histórico de IV como a limitação mais séria do projeto. Ela foi parcialmente superada — por um caminho diferente do previsto originalmente.</w:t>
-      </w:r>
-    </w:p>
-    <w:p>
-      <w:pPr>
-        <w:spacing w:after="120" w:before="0"/>
-      </w:pPr>
-      <w:r>
-        <w:rPr>
-          <w:b w:val="0"/>
-          <w:i w:val="0"/>
-          <w:color w:val="0B0B0B"/>
-          <w:sz w:val="21"/>
-        </w:rPr>
-        <w:t>O plano inicial era inverter Black-76 a partir dos preços de ajuste das opções. Esse caminho está fechado: verificamos em 2019, 2022 e 2026 que a B3 lista milhares de séries de opção de dólar e publica preço de ajuste para nenhuma delas. Não é mudança recente; é prática estrutural.</w:t>
-      </w:r>
-    </w:p>
-    <w:p>
-      <w:pPr>
-        <w:spacing w:after="120" w:before="0"/>
-      </w:pPr>
-      <w:r>
-        <w:rPr>
-          <w:b w:val="0"/>
-          <w:i w:val="0"/>
-          <w:color w:val="0B0B0B"/>
-          <w:sz w:val="21"/>
-        </w:rPr>
-        <w:t>O que funcionou foi inverter sobre o preço efetivamente NEGOCIADO. O resultado são 7346 negócios em 198 pregões com IV válida, cobrindo 2018-01-31 a 2023-03-27 — a primeira série histórica de volatilidade implícita própria do projeto.</w:t>
-      </w:r>
-    </w:p>
-    <w:p>
-      <w:pPr>
-        <w:spacing w:after="120" w:before="0"/>
-      </w:pPr>
-      <w:r>
-        <w:rPr>
-          <w:b w:val="0"/>
-          <w:i w:val="0"/>
-          <w:color w:val="0B0B0B"/>
-          <w:sz w:val="21"/>
-        </w:rPr>
-        <w:t>A consequência mais direta é sobre o backtest. A Seção 6.4 assume um prêmio de risco constante de 1,29, calibrado no único dia de superfície disponível. Medido agora contra a volatilidade efetivamente realizada, o prêmio é de 1,079 (ou 1,129 contra a RV passada), com a implícita acima da realizada em apenas 59% dos dias. A calibragem de um dia superestimava o prêmio de forma relevante.</w:t>
-      </w:r>
-    </w:p>
-    <w:p>
-      <w:pPr>
-        <w:spacing w:after="120" w:before="0"/>
-      </w:pPr>
-      <w:r>
-        <w:rPr>
-          <w:b w:val="0"/>
-          <w:i w:val="0"/>
-          <w:color w:val="0B0B0B"/>
-          <w:sz w:val="21"/>
-        </w:rPr>
-        <w:t>Testamos também se a IV do mercado seria um previsor melhor da RV futura do que os nossos modelos. Com 57 janelas independentes, ela NÃO é: R² de −0,068 contra +0,146 da persistência. A correlação com a RV futura é substancial (0,568), mas a IV é enviesada como previsão pontual — o achado clássico de Christensen &amp; Prabhala (1998).</w:t>
-      </w:r>
-    </w:p>
-    <w:tbl>
-      <w:tblPr>
-        <w:tblStyle w:val="TableGrid"/>
-        <w:tblW w:type="auto" w:w="0"/>
-        <w:tblLook w:firstColumn="1" w:firstRow="1" w:lastColumn="0" w:lastRow="0" w:noHBand="0" w:noVBand="1" w:val="04A0"/>
-      </w:tblPr>
-      <w:tblGrid>
-        <w:gridCol w:w="9632"/>
-      </w:tblGrid>
-      <w:tr>
-        <w:tc>
-          <w:tcPr>
-            <w:tcW w:type="dxa" w:w="9632"/>
-            <w:shd w:val="clear" w:fill="F7F3E8"/>
-          </w:tcPr>
-          <w:p>
-            <w:r/>
-            <w:r>
-              <w:rPr>
-                <w:b/>
-                <w:color w:val="B8860B"/>
-                <w:sz w:val="20"/>
-              </w:rPr>
-              <w:t xml:space="preserve">Registro de um falso positivo.  </w:t>
-            </w:r>
-            <w:r>
-              <w:rPr>
-                <w:sz w:val="19"/>
-              </w:rPr>
-              <w:t>Com apenas o bloco denso de 2018 (6 janelas independentes) a IV aparecia muito superior aos nossos modelos, e chegamos a tratar isso como inversão da premissa do projeto. Com a amostra completa o resultado se inverteu. Foi o quarto falso positivo capturado antes de virar afirmação.</w:t>
-            </w:r>
-          </w:p>
-        </w:tc>
-      </w:tr>
-    </w:tbl>
-    <w:p>
-      <w:pPr>
-        <w:spacing w:after="120"/>
-      </w:pPr>
-    </w:p>
-    <w:p>
-      <w:pPr>
-        <w:pStyle w:val="Heading2"/>
-      </w:pPr>
-      <w:r>
-        <w:t>6.8 Machine learning: gradient boosting não supera o HAR-RV</w:t>
-      </w:r>
-    </w:p>
-    <w:p>
-      <w:pPr>
-        <w:spacing w:after="120" w:before="0"/>
-      </w:pPr>
-      <w:r>
-        <w:rPr>
-          <w:b w:val="0"/>
-          <w:i w:val="0"/>
-          <w:color w:val="0B0B0B"/>
-          <w:sz w:val="21"/>
-        </w:rPr>
-        <w:t>A Seção 8.3 desta versão listava modelos de maior capacidade como escopo descartado conscientemente, sob o argumento de que seriam capacidade adicional onde não há sinal. O argumento foi testado e virou medição.</w:t>
-      </w:r>
-    </w:p>
-    <w:p>
-      <w:pPr>
-        <w:spacing w:after="120" w:before="0"/>
-      </w:pPr>
-      <w:r>
-        <w:rPr>
-          <w:b w:val="0"/>
-          <w:i w:val="0"/>
-          <w:color w:val="0B0B0B"/>
-          <w:sz w:val="21"/>
-        </w:rPr>
-        <w:t>O desenho segue Christensen, Siggaard &amp; Veliyev (2023), que obtêm ganhos de ML sobre a linhagem HAR usando apenas as defasagens diária, semanal e mensal como preditores e com ajuste mínimo de hiperparâmetros. Mantivemos as features idênticas às do HAR — isolando a forma funcional como única variável — e hiperparâmetros fixos, pré-registrados, sem busca em grade, o que também evita inflar o contador do Deflated Sharpe. Testamos dois base learners, de árvore e linear, seguindo Teller, Pigorsch &amp; Pigorsch.</w:t>
-      </w:r>
-    </w:p>
-    <w:tbl>
-      <w:tblPr>
-        <w:tblStyle w:val="TableGrid"/>
-        <w:tblW w:type="auto" w:w="0"/>
-        <w:jc w:val="center"/>
-        <w:tblLook w:firstColumn="1" w:firstRow="1" w:lastColumn="0" w:lastRow="0" w:noHBand="0" w:noVBand="1" w:val="04A0"/>
-      </w:tblPr>
-      <w:tblGrid>
-        <w:gridCol w:w="1926"/>
-        <w:gridCol w:w="1926"/>
-        <w:gridCol w:w="1926"/>
-        <w:gridCol w:w="1926"/>
-        <w:gridCol w:w="1926"/>
-      </w:tblGrid>
-      <w:tr>
-        <w:tc>
-          <w:tcPr>
-            <w:tcW w:type="dxa" w:w="1728"/>
-            <w:shd w:val="clear" w:fill="2A2A28"/>
-          </w:tcPr>
-          <w:p>
-            <w:r/>
-            <w:r>
-              <w:rPr>
-                <w:b/>
-                <w:color w:val="FFFFFF"/>
-                <w:sz w:val="18"/>
-              </w:rPr>
-              <w:t>Horizonte</w:t>
-            </w:r>
-          </w:p>
-        </w:tc>
-        <w:tc>
-          <w:tcPr>
-            <w:tcW w:type="dxa" w:w="2016"/>
-            <w:shd w:val="clear" w:fill="2A2A28"/>
-          </w:tcPr>
-          <w:p>
-            <w:r/>
-            <w:r>
-              <w:rPr>
-                <w:b/>
-                <w:color w:val="FFFFFF"/>
-                <w:sz w:val="18"/>
-              </w:rPr>
-              <w:t>HAR-RV</w:t>
-            </w:r>
-          </w:p>
-        </w:tc>
-        <w:tc>
-          <w:tcPr>
-            <w:tcW w:type="dxa" w:w="2160"/>
-            <w:shd w:val="clear" w:fill="2A2A28"/>
-          </w:tcPr>
-          <w:p>
-            <w:r/>
-            <w:r>
-              <w:rPr>
-                <w:b/>
-                <w:color w:val="FFFFFF"/>
-                <w:sz w:val="18"/>
-              </w:rPr>
-              <w:t>XGBoost linear</w:t>
-            </w:r>
-          </w:p>
-        </w:tc>
-        <w:tc>
-          <w:tcPr>
-            <w:tcW w:type="dxa" w:w="2160"/>
-            <w:shd w:val="clear" w:fill="2A2A28"/>
-          </w:tcPr>
-          <w:p>
-            <w:r/>
-            <w:r>
-              <w:rPr>
-                <w:b/>
-                <w:color w:val="FFFFFF"/>
-                <w:sz w:val="18"/>
-              </w:rPr>
-              <w:t>XGBoost árvore</w:t>
-            </w:r>
-          </w:p>
-        </w:tc>
-        <w:tc>
-          <w:tcPr>
-            <w:tcW w:type="dxa" w:w="2160"/>
-            <w:shd w:val="clear" w:fill="2A2A28"/>
-          </w:tcPr>
-          <w:p>
-            <w:r/>
-            <w:r>
-              <w:rPr>
-                <w:b/>
-                <w:color w:val="FFFFFF"/>
-                <w:sz w:val="18"/>
-              </w:rPr>
-              <w:t>Persistência</w:t>
-            </w:r>
-          </w:p>
-        </w:tc>
-      </w:tr>
-      <w:tr>
-        <w:tc>
-          <w:tcPr>
-            <w:tcW w:type="dxa" w:w="1728"/>
-          </w:tcPr>
-          <w:p>
-            <w:r/>
-            <w:r>
-              <w:rPr>
-                <w:sz w:val="18"/>
-              </w:rPr>
-              <w:t>1 dia(s)</w:t>
-            </w:r>
-          </w:p>
-        </w:tc>
-        <w:tc>
-          <w:tcPr>
-            <w:tcW w:type="dxa" w:w="2016"/>
-          </w:tcPr>
-          <w:p>
-            <w:r/>
-            <w:r>
-              <w:rPr>
-                <w:sz w:val="18"/>
-              </w:rPr>
-              <w:t>+0,243</w:t>
-            </w:r>
-          </w:p>
-        </w:tc>
-        <w:tc>
-          <w:tcPr>
-            <w:tcW w:type="dxa" w:w="2160"/>
-          </w:tcPr>
-          <w:p>
-            <w:r/>
-            <w:r>
-              <w:rPr>
-                <w:sz w:val="18"/>
-              </w:rPr>
-              <w:t>+0,251</w:t>
-            </w:r>
-          </w:p>
-        </w:tc>
-        <w:tc>
-          <w:tcPr>
-            <w:tcW w:type="dxa" w:w="2160"/>
-          </w:tcPr>
-          <w:p>
-            <w:r/>
-            <w:r>
-              <w:rPr>
-                <w:sz w:val="18"/>
-              </w:rPr>
-              <w:t>+0,220</w:t>
-            </w:r>
-          </w:p>
-        </w:tc>
-        <w:tc>
-          <w:tcPr>
-            <w:tcW w:type="dxa" w:w="2160"/>
-          </w:tcPr>
-          <w:p>
-            <w:r/>
-            <w:r>
-              <w:rPr>
-                <w:sz w:val="18"/>
-              </w:rPr>
-              <w:t>+0,218</w:t>
-            </w:r>
-          </w:p>
-        </w:tc>
-      </w:tr>
-      <w:tr>
-        <w:tc>
-          <w:tcPr>
-            <w:tcW w:type="dxa" w:w="1728"/>
-          </w:tcPr>
-          <w:p>
-            <w:r/>
-            <w:r>
-              <w:rPr>
-                <w:sz w:val="18"/>
-              </w:rPr>
-              <w:t>5 dia(s)</w:t>
-            </w:r>
-          </w:p>
-        </w:tc>
-        <w:tc>
-          <w:tcPr>
-            <w:tcW w:type="dxa" w:w="2016"/>
-          </w:tcPr>
-          <w:p>
-            <w:r/>
-            <w:r>
-              <w:rPr>
-                <w:sz w:val="18"/>
-              </w:rPr>
-              <w:t>+0,366</w:t>
-            </w:r>
-          </w:p>
-        </w:tc>
-        <w:tc>
-          <w:tcPr>
-            <w:tcW w:type="dxa" w:w="2160"/>
-          </w:tcPr>
-          <w:p>
-            <w:r/>
-            <w:r>
-              <w:rPr>
-                <w:sz w:val="18"/>
-              </w:rPr>
-              <w:t>+0,326</w:t>
-            </w:r>
-          </w:p>
-        </w:tc>
-        <w:tc>
-          <w:tcPr>
-            <w:tcW w:type="dxa" w:w="2160"/>
-          </w:tcPr>
-          <w:p>
-            <w:r/>
-            <w:r>
-              <w:rPr>
-                <w:sz w:val="18"/>
-              </w:rPr>
-              <w:t>+0,274</w:t>
-            </w:r>
-          </w:p>
-        </w:tc>
-        <w:tc>
-          <w:tcPr>
-            <w:tcW w:type="dxa" w:w="2160"/>
-          </w:tcPr>
-          <w:p>
-            <w:r/>
-            <w:r>
-              <w:rPr>
-                <w:sz w:val="18"/>
-              </w:rPr>
-              <w:t>+0,334</w:t>
-            </w:r>
-          </w:p>
-        </w:tc>
-      </w:tr>
-      <w:tr>
-        <w:tc>
-          <w:tcPr>
-            <w:tcW w:type="dxa" w:w="1728"/>
-            <w:shd w:val="clear" w:fill="FFF4E0"/>
-          </w:tcPr>
-          <w:p>
-            <w:r/>
-            <w:r>
-              <w:rPr>
-                <w:b/>
-                <w:sz w:val="18"/>
-              </w:rPr>
-              <w:t>21 dia(s)</w:t>
-            </w:r>
-          </w:p>
-        </w:tc>
-        <w:tc>
-          <w:tcPr>
-            <w:tcW w:type="dxa" w:w="2016"/>
-            <w:shd w:val="clear" w:fill="FFF4E0"/>
-          </w:tcPr>
-          <w:p>
-            <w:r/>
-            <w:r>
-              <w:rPr>
-                <w:b/>
-                <w:sz w:val="18"/>
-              </w:rPr>
-              <w:t>+0,381</w:t>
-            </w:r>
-          </w:p>
-        </w:tc>
-        <w:tc>
-          <w:tcPr>
-            <w:tcW w:type="dxa" w:w="2160"/>
-            <w:shd w:val="clear" w:fill="FFF4E0"/>
-          </w:tcPr>
-          <w:p>
-            <w:r/>
-            <w:r>
-              <w:rPr>
-                <w:b/>
-                <w:sz w:val="18"/>
-              </w:rPr>
-              <w:t>+0,292</w:t>
-            </w:r>
-          </w:p>
-        </w:tc>
-        <w:tc>
-          <w:tcPr>
-            <w:tcW w:type="dxa" w:w="2160"/>
-            <w:shd w:val="clear" w:fill="FFF4E0"/>
-          </w:tcPr>
-          <w:p>
-            <w:r/>
-            <w:r>
-              <w:rPr>
-                <w:b/>
-                <w:sz w:val="18"/>
-              </w:rPr>
-              <w:t>+0,232</w:t>
-            </w:r>
-          </w:p>
-        </w:tc>
-        <w:tc>
-          <w:tcPr>
-            <w:tcW w:type="dxa" w:w="2160"/>
-            <w:shd w:val="clear" w:fill="FFF4E0"/>
-          </w:tcPr>
-          <w:p>
-            <w:r/>
-            <w:r>
-              <w:rPr>
-                <w:b/>
-                <w:sz w:val="18"/>
-              </w:rPr>
-              <w:t>+0,365</w:t>
-            </w:r>
-          </w:p>
-        </w:tc>
-      </w:tr>
-    </w:tbl>
-    <w:p>
-      <w:pPr>
-        <w:spacing w:after="80"/>
-      </w:pPr>
-    </w:p>
-    <w:p>
-      <w:pPr>
-        <w:spacing w:after="120" w:before="0"/>
-      </w:pPr>
-      <w:r>
-        <w:rPr>
-          <w:b w:val="0"/>
-          <w:i w:val="0"/>
-          <w:color w:val="0B0B0B"/>
-          <w:sz w:val="21"/>
-        </w:rPr>
-        <w:t>O HAR-RV linear vence em todos os horizontes a partir de três dias. Mais informativo que o veredito é o padrão: a distância do XGBoost de árvore para o HAR cresce monotonicamente com o horizonte, acompanhando a queda do número de observações independentes de cerca de 1.760 em um dia para cerca de 101 em vinte e um. Capacidade adicional não se paga onde não há amostra que a sustente.</w:t>
-      </w:r>
-    </w:p>
-    <w:p>
-      <w:pPr>
-        <w:spacing w:after="120" w:before="0"/>
-      </w:pPr>
-      <w:r>
-        <w:rPr>
-          <w:b w:val="0"/>
-          <w:i w:val="0"/>
-          <w:color w:val="0B0B0B"/>
-          <w:sz w:val="21"/>
-        </w:rPr>
-        <w:t>Isso contraria o resultado de Christensen et al., que encontram ganhos maiores justamente nos horizontes longos — e a diferença de contexto explica: aquele trabalho usa um painel de constituintes do Dow Jones com variância realizada intradiária, dezenas de milhares de observações. Aqui há um ativo, com variância estimada de OHLC diário.</w:t>
-      </w:r>
-    </w:p>
-    <w:p>
-      <w:pPr>
-        <w:pStyle w:val="Heading2"/>
-      </w:pPr>
-      <w:r>
-        <w:t>6.9 Estimadores de variância: a hipótese de ruído de medição</w:t>
-      </w:r>
-    </w:p>
-    <w:p>
-      <w:pPr>
-        <w:spacing w:after="120" w:before="0"/>
-      </w:pPr>
-      <w:r>
-        <w:rPr>
-          <w:b w:val="0"/>
-          <w:i w:val="0"/>
-          <w:color w:val="0B0B0B"/>
-          <w:sz w:val="21"/>
-        </w:rPr>
-        <w:t>O diagnóstico da Seção 5.7 aponta ruído de medição como explicação candidata para a ausência de memória longa. Até esta fase o projeto usava apenas o estimador de Parkinson, que emprega somente máxima e mínima e assume ausência de tendência — suposição desconfortável para um ativo cujo preço de ajuste vai de cerca de 3.150 a 6.220 no período.</w:t>
-      </w:r>
-    </w:p>
-    <w:p>
-      <w:pPr>
-        <w:spacing w:after="120" w:before="0"/>
-      </w:pPr>
-      <w:r>
-        <w:rPr>
-          <w:b w:val="0"/>
-          <w:i w:val="0"/>
-          <w:color w:val="0B0B0B"/>
-          <w:sz w:val="21"/>
-        </w:rPr>
-        <w:t>Foram implementados e avaliados Garman-Klass (1980), Rogers-Satchell (1991, que tolera tendência), a variância de 24 horas incluindo o salto noturno, e Yang-Zhang (2000). A comparação exige cuidado: usar como alvo a variância medida por um dos candidatos favorece esse candidato por construção. Adotamos como árbitro a variância close-to-close futura, ruidosa porém não enviesada e independente do erro de medição dos estimadores de amplitude.</w:t>
-      </w:r>
-    </w:p>
-    <w:tbl>
-      <w:tblPr>
-        <w:tblStyle w:val="TableGrid"/>
-        <w:tblW w:type="auto" w:w="0"/>
-        <w:jc w:val="center"/>
-        <w:tblLook w:firstColumn="1" w:firstRow="1" w:lastColumn="0" w:lastRow="0" w:noHBand="0" w:noVBand="1" w:val="04A0"/>
-      </w:tblPr>
-      <w:tblGrid>
-        <w:gridCol w:w="2408"/>
-        <w:gridCol w:w="2408"/>
-        <w:gridCol w:w="2408"/>
-        <w:gridCol w:w="2408"/>
-      </w:tblGrid>
-      <w:tr>
-        <w:tc>
-          <w:tcPr>
-            <w:tcW w:type="dxa" w:w="3312"/>
-            <w:shd w:val="clear" w:fill="2A2A28"/>
-          </w:tcPr>
-          <w:p>
-            <w:r/>
-            <w:r>
-              <w:rPr>
-                <w:b/>
-                <w:color w:val="FFFFFF"/>
-                <w:sz w:val="18"/>
-              </w:rPr>
-              <w:t>Estimador</w:t>
-            </w:r>
-          </w:p>
-        </w:tc>
-        <w:tc>
-          <w:tcPr>
-            <w:tcW w:type="dxa" w:w="1872"/>
-            <w:shd w:val="clear" w:fill="2A2A28"/>
-          </w:tcPr>
-          <w:p>
-            <w:r/>
-            <w:r>
-              <w:rPr>
-                <w:b/>
-                <w:color w:val="FFFFFF"/>
-                <w:sz w:val="18"/>
-              </w:rPr>
-              <w:t>h = 1</w:t>
-            </w:r>
-          </w:p>
-        </w:tc>
-        <w:tc>
-          <w:tcPr>
-            <w:tcW w:type="dxa" w:w="1872"/>
-            <w:shd w:val="clear" w:fill="2A2A28"/>
-          </w:tcPr>
-          <w:p>
-            <w:r/>
-            <w:r>
-              <w:rPr>
-                <w:b/>
-                <w:color w:val="FFFFFF"/>
-                <w:sz w:val="18"/>
-              </w:rPr>
-              <w:t>h = 5</w:t>
-            </w:r>
-          </w:p>
-        </w:tc>
-        <w:tc>
-          <w:tcPr>
-            <w:tcW w:type="dxa" w:w="1872"/>
-            <w:shd w:val="clear" w:fill="2A2A28"/>
-          </w:tcPr>
-          <w:p>
-            <w:r/>
-            <w:r>
-              <w:rPr>
-                <w:b/>
-                <w:color w:val="FFFFFF"/>
-                <w:sz w:val="18"/>
-              </w:rPr>
-              <w:t>h = 21</w:t>
-            </w:r>
-          </w:p>
-        </w:tc>
-      </w:tr>
-      <w:tr>
-        <w:tc>
-          <w:tcPr>
-            <w:tcW w:type="dxa" w:w="3312"/>
-          </w:tcPr>
-          <w:p>
-            <w:r/>
-            <w:r>
-              <w:rPr>
-                <w:sz w:val="18"/>
-              </w:rPr>
-              <w:t>Parkinson (adotado)</w:t>
-            </w:r>
-          </w:p>
-        </w:tc>
-        <w:tc>
-          <w:tcPr>
-            <w:tcW w:type="dxa" w:w="1872"/>
-          </w:tcPr>
-          <w:p>
-            <w:r/>
-            <w:r>
-              <w:rPr>
-                <w:sz w:val="18"/>
-              </w:rPr>
-              <w:t>−0,071</w:t>
-            </w:r>
-          </w:p>
-        </w:tc>
-        <w:tc>
-          <w:tcPr>
-            <w:tcW w:type="dxa" w:w="1872"/>
-          </w:tcPr>
-          <w:p>
-            <w:r/>
-            <w:r>
-              <w:rPr>
-                <w:sz w:val="18"/>
-              </w:rPr>
-              <w:t>+0,210</w:t>
-            </w:r>
-          </w:p>
-        </w:tc>
-        <w:tc>
-          <w:tcPr>
-            <w:tcW w:type="dxa" w:w="1872"/>
-          </w:tcPr>
-          <w:p>
-            <w:r/>
-            <w:r>
-              <w:rPr>
-                <w:sz w:val="18"/>
-              </w:rPr>
-              <w:t>+0,304</w:t>
-            </w:r>
-          </w:p>
-        </w:tc>
-      </w:tr>
-      <w:tr>
-        <w:tc>
-          <w:tcPr>
-            <w:tcW w:type="dxa" w:w="3312"/>
-          </w:tcPr>
-          <w:p>
-            <w:r/>
-            <w:r>
-              <w:rPr>
-                <w:sz w:val="18"/>
-              </w:rPr>
-              <w:t>Garman-Klass</w:t>
-            </w:r>
-          </w:p>
-        </w:tc>
-        <w:tc>
-          <w:tcPr>
-            <w:tcW w:type="dxa" w:w="1872"/>
-          </w:tcPr>
-          <w:p>
-            <w:r/>
-            <w:r>
-              <w:rPr>
-                <w:sz w:val="18"/>
-              </w:rPr>
-              <w:t>−0,055</w:t>
-            </w:r>
-          </w:p>
-        </w:tc>
-        <w:tc>
-          <w:tcPr>
-            <w:tcW w:type="dxa" w:w="1872"/>
-          </w:tcPr>
-          <w:p>
-            <w:r/>
-            <w:r>
-              <w:rPr>
-                <w:sz w:val="18"/>
-              </w:rPr>
-              <w:t>+0,246</w:t>
-            </w:r>
-          </w:p>
-        </w:tc>
-        <w:tc>
-          <w:tcPr>
-            <w:tcW w:type="dxa" w:w="1872"/>
-          </w:tcPr>
-          <w:p>
-            <w:r/>
-            <w:r>
-              <w:rPr>
-                <w:sz w:val="18"/>
-              </w:rPr>
-              <w:t>+0,297</w:t>
-            </w:r>
-          </w:p>
-        </w:tc>
-      </w:tr>
-      <w:tr>
-        <w:tc>
-          <w:tcPr>
-            <w:tcW w:type="dxa" w:w="3312"/>
-            <w:shd w:val="clear" w:fill="FFF4E0"/>
-          </w:tcPr>
-          <w:p>
-            <w:r/>
-            <w:r>
-              <w:rPr>
-                <w:b/>
-                <w:sz w:val="18"/>
-              </w:rPr>
-              <w:t>Rogers-Satchell</w:t>
-            </w:r>
-          </w:p>
-        </w:tc>
-        <w:tc>
-          <w:tcPr>
-            <w:tcW w:type="dxa" w:w="1872"/>
-            <w:shd w:val="clear" w:fill="FFF4E0"/>
-          </w:tcPr>
-          <w:p>
-            <w:r/>
-            <w:r>
-              <w:rPr>
-                <w:b/>
-                <w:sz w:val="18"/>
-              </w:rPr>
-              <w:t>−0,048</w:t>
-            </w:r>
-          </w:p>
-        </w:tc>
-        <w:tc>
-          <w:tcPr>
-            <w:tcW w:type="dxa" w:w="1872"/>
-            <w:shd w:val="clear" w:fill="FFF4E0"/>
-          </w:tcPr>
-          <w:p>
-            <w:r/>
-            <w:r>
-              <w:rPr>
-                <w:b/>
-                <w:sz w:val="18"/>
-              </w:rPr>
-              <w:t>+0,254</w:t>
-            </w:r>
-          </w:p>
-        </w:tc>
-        <w:tc>
-          <w:tcPr>
-            <w:tcW w:type="dxa" w:w="1872"/>
-            <w:shd w:val="clear" w:fill="FFF4E0"/>
-          </w:tcPr>
-          <w:p>
-            <w:r/>
-            <w:r>
-              <w:rPr>
-                <w:b/>
-                <w:sz w:val="18"/>
-              </w:rPr>
-              <w:t>+0,296</w:t>
-            </w:r>
-          </w:p>
-        </w:tc>
-      </w:tr>
-      <w:tr>
-        <w:tc>
-          <w:tcPr>
-            <w:tcW w:type="dxa" w:w="3312"/>
-          </w:tcPr>
-          <w:p>
-            <w:r/>
-            <w:r>
-              <w:rPr>
-                <w:sz w:val="18"/>
-              </w:rPr>
-              <w:t>24 horas (com salto noturno)</w:t>
-            </w:r>
-          </w:p>
-        </w:tc>
-        <w:tc>
-          <w:tcPr>
-            <w:tcW w:type="dxa" w:w="1872"/>
-          </w:tcPr>
-          <w:p>
-            <w:r/>
-            <w:r>
-              <w:rPr>
-                <w:sz w:val="18"/>
-              </w:rPr>
-              <w:t>−0,235</w:t>
-            </w:r>
-          </w:p>
-        </w:tc>
-        <w:tc>
-          <w:tcPr>
-            <w:tcW w:type="dxa" w:w="1872"/>
-          </w:tcPr>
-          <w:p>
-            <w:r/>
-            <w:r>
-              <w:rPr>
-                <w:sz w:val="18"/>
-              </w:rPr>
-              <w:t>−0,087</w:t>
-            </w:r>
-          </w:p>
-        </w:tc>
-        <w:tc>
-          <w:tcPr>
-            <w:tcW w:type="dxa" w:w="1872"/>
-          </w:tcPr>
-          <w:p>
-            <w:r/>
-            <w:r>
-              <w:rPr>
-                <w:sz w:val="18"/>
-              </w:rPr>
-              <w:t>+0,264</w:t>
-            </w:r>
-          </w:p>
-        </w:tc>
-      </w:tr>
-    </w:tbl>
-    <w:p>
-      <w:pPr>
-        <w:spacing w:after="80"/>
-      </w:pPr>
-    </w:p>
-    <w:p>
-      <w:pPr>
-        <w:spacing w:after="120" w:before="0"/>
-      </w:pPr>
-      <w:r>
-        <w:rPr>
-          <w:b w:val="0"/>
-          <w:i w:val="0"/>
-          <w:color w:val="0B0B0B"/>
-          <w:sz w:val="21"/>
-        </w:rPr>
-        <w:t>Rogers-Satchell supera o Parkinson em horizonte curto, e é justamente o único dos três que não assume tendência nula — teoria e resultado coincidem. O ganho é modesto e não atravessa o critério de consistência entre subperíodos que passamos a exigir, mas a direção é sistemática e o teste formal de Diebold-Mariano, com as 1.760 observações independentes disponíveis em horizonte de um dia, é o sinal estatístico mais forte produzido no projeto.</w:t>
-      </w:r>
-    </w:p>
-    <w:tbl>
-      <w:tblPr>
-        <w:tblStyle w:val="TableGrid"/>
-        <w:tblW w:type="auto" w:w="0"/>
-        <w:tblLook w:firstColumn="1" w:firstRow="1" w:lastColumn="0" w:lastRow="0" w:noHBand="0" w:noVBand="1" w:val="04A0"/>
-      </w:tblPr>
-      <w:tblGrid>
-        <w:gridCol w:w="9632"/>
-      </w:tblGrid>
-      <w:tr>
-        <w:tc>
-          <w:tcPr>
-            <w:tcW w:type="dxa" w:w="9632"/>
-            <w:shd w:val="clear" w:fill="F7F3E8"/>
-          </w:tcPr>
-          <w:p>
-            <w:r/>
-            <w:r>
-              <w:rPr>
-                <w:b/>
-                <w:color w:val="A82A2A"/>
-                <w:sz w:val="20"/>
-              </w:rPr>
-              <w:t xml:space="preserve">O que esta investigação fecha.  </w:t>
-            </w:r>
-            <w:r>
-              <w:rPr>
-                <w:sz w:val="19"/>
-              </w:rPr>
-              <w:t>Nenhum estimador restaura autocorrelação em defasagem de 21 dias, em nenhum subperíodo. Isso elimina o ruído de medição como explicação para o fracasso no horizonte da estratégia. Somado aos testes de modelo, de features e de amostra, o diagnóstico de descasamento de horizonte fica sem hipótese alternativa viva.</w:t>
-            </w:r>
-          </w:p>
-        </w:tc>
-      </w:tr>
-    </w:tbl>
-    <w:p>
-      <w:pPr>
-        <w:spacing w:after="120"/>
-      </w:pPr>
-    </w:p>
-    <w:p>
-      <w:pPr>
-        <w:pStyle w:val="Heading2"/>
-      </w:pPr>
-      <w:r>
-        <w:t>6.10 O resultado positivo: previsibilidade em horizonte de um dia</w:t>
-      </w:r>
-    </w:p>
-    <w:p>
-      <w:pPr>
-        <w:spacing w:after="120" w:before="0"/>
-      </w:pPr>
-      <w:r>
-        <w:rPr>
-          <w:b w:val="0"/>
-          <w:i w:val="0"/>
-          <w:color w:val="0B0B0B"/>
-          <w:sz w:val="21"/>
-        </w:rPr>
-        <w:t>Este é o único resultado positivo do projeto, e vale explicar por que ele é mais confiável que qualquer outro número aqui: em horizonte de um dia o alvo NÃO se sobrepõe entre observações consecutivas. Cada ponto é independente, o que torna o teste de Diebold-Mariano legítimo e dispensa a correção por janelas sobrepostas que enfraquece os demais testes.</w:t>
+        <w:t>A banda morta define quão grande o spread entre RV prevista e implícita precisa ser para acionar uma operação. É um parâmetro de ajuste, não de tese — um resultado robusto não deveria depender materialmente dele.</w:t>
       </w:r>
     </w:p>
     <w:tbl>
@@ -10565,6 +9164,74 @@
       <w:tr>
         <w:tc>
           <w:tcPr>
+            <w:tcW w:type="dxa" w:w="1872"/>
+            <w:shd w:val="clear" w:fill="2A2A28"/>
+          </w:tcPr>
+          <w:p>
+            <w:r/>
+            <w:r>
+              <w:rPr>
+                <w:b/>
+                <w:color w:val="FFFFFF"/>
+                <w:sz w:val="18"/>
+              </w:rPr>
+              <w:t>Banda morta</w:t>
+            </w:r>
+          </w:p>
+        </w:tc>
+        <w:tc>
+          <w:tcPr>
+            <w:tcW w:type="dxa" w:w="1728"/>
+            <w:shd w:val="clear" w:fill="2A2A28"/>
+          </w:tcPr>
+          <w:p>
+            <w:r/>
+            <w:r>
+              <w:rPr>
+                <w:b/>
+                <w:color w:val="FFFFFF"/>
+                <w:sz w:val="18"/>
+              </w:rPr>
+              <w:t>Operações</w:t>
+            </w:r>
+          </w:p>
+        </w:tc>
+        <w:tc>
+          <w:tcPr>
+            <w:tcW w:type="dxa" w:w="1584"/>
+            <w:shd w:val="clear" w:fill="2A2A28"/>
+          </w:tcPr>
+          <w:p>
+            <w:r/>
+            <w:r>
+              <w:rPr>
+                <w:b/>
+                <w:color w:val="FFFFFF"/>
+                <w:sz w:val="18"/>
+              </w:rPr>
+              <w:t>Sharpe</w:t>
+            </w:r>
+          </w:p>
+        </w:tc>
+        <w:tc>
+          <w:tcPr>
+            <w:tcW w:type="dxa" w:w="1296"/>
+            <w:shd w:val="clear" w:fill="2A2A28"/>
+          </w:tcPr>
+          <w:p>
+            <w:r/>
+            <w:r>
+              <w:rPr>
+                <w:b/>
+                <w:color w:val="FFFFFF"/>
+                <w:sz w:val="18"/>
+              </w:rPr>
+              <w:t>PSR</w:t>
+            </w:r>
+          </w:p>
+        </w:tc>
+        <w:tc>
+          <w:tcPr>
             <w:tcW w:type="dxa" w:w="2160"/>
             <w:shd w:val="clear" w:fill="2A2A28"/>
           </w:tcPr>
@@ -10576,13 +9243,13 @@
                 <w:color w:val="FFFFFF"/>
                 <w:sz w:val="18"/>
               </w:rPr>
-              <w:t>Janela</w:t>
-            </w:r>
-          </w:p>
-        </w:tc>
-        <w:tc>
-          <w:tcPr>
-            <w:tcW w:type="dxa" w:w="1152"/>
+              <w:t>Deflated Sharpe</w:t>
+            </w:r>
+          </w:p>
+        </w:tc>
+        <w:tc>
+          <w:tcPr>
+            <w:tcW w:type="dxa" w:w="2016"/>
             <w:shd w:val="clear" w:fill="2A2A28"/>
           </w:tcPr>
           <w:p>
@@ -10593,75 +9260,7 @@
                 <w:color w:val="FFFFFF"/>
                 <w:sz w:val="18"/>
               </w:rPr>
-              <w:t>n</w:t>
-            </w:r>
-          </w:p>
-        </w:tc>
-        <w:tc>
-          <w:tcPr>
-            <w:tcW w:type="dxa" w:w="1728"/>
-            <w:shd w:val="clear" w:fill="2A2A28"/>
-          </w:tcPr>
-          <w:p>
-            <w:r/>
-            <w:r>
-              <w:rPr>
-                <w:b/>
-                <w:color w:val="FFFFFF"/>
-                <w:sz w:val="18"/>
-              </w:rPr>
-              <w:t>HAR-RV</w:t>
-            </w:r>
-          </w:p>
-        </w:tc>
-        <w:tc>
-          <w:tcPr>
-            <w:tcW w:type="dxa" w:w="2016"/>
-            <w:shd w:val="clear" w:fill="2A2A28"/>
-          </w:tcPr>
-          <w:p>
-            <w:r/>
-            <w:r>
-              <w:rPr>
-                <w:b/>
-                <w:color w:val="FFFFFF"/>
-                <w:sz w:val="18"/>
-              </w:rPr>
-              <w:t>Persistência</w:t>
-            </w:r>
-          </w:p>
-        </w:tc>
-        <w:tc>
-          <w:tcPr>
-            <w:tcW w:type="dxa" w:w="1296"/>
-            <w:shd w:val="clear" w:fill="2A2A28"/>
-          </w:tcPr>
-          <w:p>
-            <w:r/>
-            <w:r>
-              <w:rPr>
-                <w:b/>
-                <w:color w:val="FFFFFF"/>
-                <w:sz w:val="18"/>
-              </w:rPr>
-              <w:t>Folds</w:t>
-            </w:r>
-          </w:p>
-        </w:tc>
-        <w:tc>
-          <w:tcPr>
-            <w:tcW w:type="dxa" w:w="1440"/>
-            <w:shd w:val="clear" w:fill="2A2A28"/>
-          </w:tcPr>
-          <w:p>
-            <w:r/>
-            <w:r>
-              <w:rPr>
-                <w:b/>
-                <w:color w:val="FFFFFF"/>
-                <w:sz w:val="18"/>
-              </w:rPr>
-              <w:t>DM (p)</w:t>
+              <w:t>P&amp;L total</w:t>
             </w:r>
           </w:p>
         </w:tc>
@@ -10669,85 +9268,97 @@
       <w:tr>
         <w:tc>
           <w:tcPr>
+            <w:tcW w:type="dxa" w:w="1872"/>
+            <w:shd w:val="clear" w:fill="FFF4E0"/>
+          </w:tcPr>
+          <w:p>
+            <w:r/>
+            <w:r>
+              <w:rPr>
+                <w:b/>
+                <w:sz w:val="18"/>
+              </w:rPr>
+              <w:t>0,5</w:t>
+            </w:r>
+          </w:p>
+        </w:tc>
+        <w:tc>
+          <w:tcPr>
+            <w:tcW w:type="dxa" w:w="1728"/>
+            <w:shd w:val="clear" w:fill="FFF4E0"/>
+          </w:tcPr>
+          <w:p>
+            <w:r/>
+            <w:r>
+              <w:rPr>
+                <w:b/>
+                <w:sz w:val="18"/>
+              </w:rPr>
+              <w:t>41</w:t>
+            </w:r>
+          </w:p>
+        </w:tc>
+        <w:tc>
+          <w:tcPr>
+            <w:tcW w:type="dxa" w:w="1584"/>
+            <w:shd w:val="clear" w:fill="FFF4E0"/>
+          </w:tcPr>
+          <w:p>
+            <w:r/>
+            <w:r>
+              <w:rPr>
+                <w:b/>
+                <w:sz w:val="18"/>
+              </w:rPr>
+              <w:t>+0,301</w:t>
+            </w:r>
+          </w:p>
+        </w:tc>
+        <w:tc>
+          <w:tcPr>
+            <w:tcW w:type="dxa" w:w="1296"/>
+            <w:shd w:val="clear" w:fill="FFF4E0"/>
+          </w:tcPr>
+          <w:p>
+            <w:r/>
+            <w:r>
+              <w:rPr>
+                <w:b/>
+                <w:sz w:val="18"/>
+              </w:rPr>
+              <w:t>0,941</w:t>
+            </w:r>
+          </w:p>
+        </w:tc>
+        <w:tc>
+          <w:tcPr>
             <w:tcW w:type="dxa" w:w="2160"/>
-          </w:tcPr>
-          <w:p>
-            <w:r/>
-            <w:r>
-              <w:rPr>
-                <w:sz w:val="18"/>
-              </w:rPr>
-              <w:t>2018-2019</w:t>
-            </w:r>
-          </w:p>
-        </w:tc>
-        <w:tc>
-          <w:tcPr>
-            <w:tcW w:type="dxa" w:w="1152"/>
-          </w:tcPr>
-          <w:p>
-            <w:r/>
-            <w:r>
-              <w:rPr>
-                <w:sz w:val="18"/>
-              </w:rPr>
-              <w:t>390</w:t>
-            </w:r>
-          </w:p>
-        </w:tc>
-        <w:tc>
-          <w:tcPr>
-            <w:tcW w:type="dxa" w:w="1728"/>
-          </w:tcPr>
-          <w:p>
-            <w:r/>
-            <w:r>
-              <w:rPr>
-                <w:sz w:val="18"/>
-              </w:rPr>
-              <w:t>−0,286</w:t>
+            <w:shd w:val="clear" w:fill="FFF4E0"/>
+          </w:tcPr>
+          <w:p>
+            <w:r/>
+            <w:r>
+              <w:rPr>
+                <w:b/>
+                <w:sz w:val="18"/>
+              </w:rPr>
+              <w:t>0,000</w:t>
             </w:r>
           </w:p>
         </w:tc>
         <w:tc>
           <w:tcPr>
             <w:tcW w:type="dxa" w:w="2016"/>
-          </w:tcPr>
-          <w:p>
-            <w:r/>
-            <w:r>
-              <w:rPr>
-                <w:sz w:val="18"/>
-              </w:rPr>
-              <w:t>+0,047</w:t>
-            </w:r>
-          </w:p>
-        </w:tc>
-        <w:tc>
-          <w:tcPr>
-            <w:tcW w:type="dxa" w:w="1296"/>
-          </w:tcPr>
-          <w:p>
-            <w:r/>
-            <w:r>
-              <w:rPr>
-                <w:sz w:val="18"/>
-              </w:rPr>
-              <w:t>3/5</w:t>
-            </w:r>
-          </w:p>
-        </w:tc>
-        <w:tc>
-          <w:tcPr>
-            <w:tcW w:type="dxa" w:w="1440"/>
-          </w:tcPr>
-          <w:p>
-            <w:r/>
-            <w:r>
-              <w:rPr>
-                <w:sz w:val="18"/>
-              </w:rPr>
-              <w:t>0,2275</w:t>
+            <w:shd w:val="clear" w:fill="FFF4E0"/>
+          </w:tcPr>
+          <w:p>
+            <w:r/>
+            <w:r>
+              <w:rPr>
+                <w:b/>
+                <w:sz w:val="18"/>
+              </w:rPr>
+              <w:t>64384</w:t>
             </w:r>
           </w:p>
         </w:tc>
@@ -10755,6 +9366,70 @@
       <w:tr>
         <w:tc>
           <w:tcPr>
+            <w:tcW w:type="dxa" w:w="1872"/>
+            <w:shd w:val="clear" w:fill="FFF4E0"/>
+          </w:tcPr>
+          <w:p>
+            <w:r/>
+            <w:r>
+              <w:rPr>
+                <w:b/>
+                <w:sz w:val="18"/>
+              </w:rPr>
+              <w:t>1,0</w:t>
+            </w:r>
+          </w:p>
+        </w:tc>
+        <w:tc>
+          <w:tcPr>
+            <w:tcW w:type="dxa" w:w="1728"/>
+            <w:shd w:val="clear" w:fill="FFF4E0"/>
+          </w:tcPr>
+          <w:p>
+            <w:r/>
+            <w:r>
+              <w:rPr>
+                <w:b/>
+                <w:sz w:val="18"/>
+              </w:rPr>
+              <w:t>40</w:t>
+            </w:r>
+          </w:p>
+        </w:tc>
+        <w:tc>
+          <w:tcPr>
+            <w:tcW w:type="dxa" w:w="1584"/>
+            <w:shd w:val="clear" w:fill="FFF4E0"/>
+          </w:tcPr>
+          <w:p>
+            <w:r/>
+            <w:r>
+              <w:rPr>
+                <w:b/>
+                <w:sz w:val="18"/>
+              </w:rPr>
+              <w:t>−0,707</w:t>
+            </w:r>
+          </w:p>
+        </w:tc>
+        <w:tc>
+          <w:tcPr>
+            <w:tcW w:type="dxa" w:w="1296"/>
+            <w:shd w:val="clear" w:fill="FFF4E0"/>
+          </w:tcPr>
+          <w:p>
+            <w:r/>
+            <w:r>
+              <w:rPr>
+                <w:b/>
+                <w:sz w:val="18"/>
+              </w:rPr>
+              <w:t>0,000</w:t>
+            </w:r>
+          </w:p>
+        </w:tc>
+        <w:tc>
+          <w:tcPr>
             <w:tcW w:type="dxa" w:w="2160"/>
             <w:shd w:val="clear" w:fill="FFF4E0"/>
           </w:tcPr>
@@ -10765,13 +9440,13 @@
                 <w:b/>
                 <w:sz w:val="18"/>
               </w:rPr>
-              <w:t>2021-2022</w:t>
-            </w:r>
-          </w:p>
-        </w:tc>
-        <w:tc>
-          <w:tcPr>
-            <w:tcW w:type="dxa" w:w="1152"/>
+              <w:t>0,000</w:t>
+            </w:r>
+          </w:p>
+        </w:tc>
+        <w:tc>
+          <w:tcPr>
+            <w:tcW w:type="dxa" w:w="2016"/>
             <w:shd w:val="clear" w:fill="FFF4E0"/>
           </w:tcPr>
           <w:p>
@@ -10781,7 +9456,25 @@
                 <w:b/>
                 <w:sz w:val="18"/>
               </w:rPr>
-              <w:t>395</w:t>
+              <w:t>−156181</w:t>
+            </w:r>
+          </w:p>
+        </w:tc>
+      </w:tr>
+      <w:tr>
+        <w:tc>
+          <w:tcPr>
+            <w:tcW w:type="dxa" w:w="1872"/>
+            <w:shd w:val="clear" w:fill="FFF4E0"/>
+          </w:tcPr>
+          <w:p>
+            <w:r/>
+            <w:r>
+              <w:rPr>
+                <w:b/>
+                <w:sz w:val="18"/>
+              </w:rPr>
+              <w:t>2,0</w:t>
             </w:r>
           </w:p>
         </w:tc>
@@ -10797,7 +9490,55 @@
                 <w:b/>
                 <w:sz w:val="18"/>
               </w:rPr>
-              <w:t>+0,038</w:t>
+              <w:t>33</w:t>
+            </w:r>
+          </w:p>
+        </w:tc>
+        <w:tc>
+          <w:tcPr>
+            <w:tcW w:type="dxa" w:w="1584"/>
+            <w:shd w:val="clear" w:fill="FFF4E0"/>
+          </w:tcPr>
+          <w:p>
+            <w:r/>
+            <w:r>
+              <w:rPr>
+                <w:b/>
+                <w:sz w:val="18"/>
+              </w:rPr>
+              <w:t>+0,495</w:t>
+            </w:r>
+          </w:p>
+        </w:tc>
+        <w:tc>
+          <w:tcPr>
+            <w:tcW w:type="dxa" w:w="1296"/>
+            <w:shd w:val="clear" w:fill="FFF4E0"/>
+          </w:tcPr>
+          <w:p>
+            <w:r/>
+            <w:r>
+              <w:rPr>
+                <w:b/>
+                <w:sz w:val="18"/>
+              </w:rPr>
+              <w:t>0,977</w:t>
+            </w:r>
+          </w:p>
+        </w:tc>
+        <w:tc>
+          <w:tcPr>
+            <w:tcW w:type="dxa" w:w="2160"/>
+            <w:shd w:val="clear" w:fill="FFF4E0"/>
+          </w:tcPr>
+          <w:p>
+            <w:r/>
+            <w:r>
+              <w:rPr>
+                <w:b/>
+                <w:sz w:val="18"/>
+              </w:rPr>
+              <w:t>0,000</w:t>
             </w:r>
           </w:p>
         </w:tc>
@@ -10813,223 +9554,7 @@
                 <w:b/>
                 <w:sz w:val="18"/>
               </w:rPr>
-              <w:t>−0,019</w:t>
-            </w:r>
-          </w:p>
-        </w:tc>
-        <w:tc>
-          <w:tcPr>
-            <w:tcW w:type="dxa" w:w="1296"/>
-            <w:shd w:val="clear" w:fill="FFF4E0"/>
-          </w:tcPr>
-          <w:p>
-            <w:r/>
-            <w:r>
-              <w:rPr>
-                <w:b/>
-                <w:sz w:val="18"/>
-              </w:rPr>
-              <w:t>4/5</w:t>
-            </w:r>
-          </w:p>
-        </w:tc>
-        <w:tc>
-          <w:tcPr>
-            <w:tcW w:type="dxa" w:w="1440"/>
-            <w:shd w:val="clear" w:fill="FFF4E0"/>
-          </w:tcPr>
-          <w:p>
-            <w:r/>
-            <w:r>
-              <w:rPr>
-                <w:b/>
-                <w:sz w:val="18"/>
-              </w:rPr>
-              <w:t>0,1719</w:t>
-            </w:r>
-          </w:p>
-        </w:tc>
-      </w:tr>
-      <w:tr>
-        <w:tc>
-          <w:tcPr>
-            <w:tcW w:type="dxa" w:w="2160"/>
-            <w:shd w:val="clear" w:fill="FFF4E0"/>
-          </w:tcPr>
-          <w:p>
-            <w:r/>
-            <w:r>
-              <w:rPr>
-                <w:b/>
-                <w:sz w:val="18"/>
-              </w:rPr>
-              <w:t>2023-2026</w:t>
-            </w:r>
-          </w:p>
-        </w:tc>
-        <w:tc>
-          <w:tcPr>
-            <w:tcW w:type="dxa" w:w="1152"/>
-            <w:shd w:val="clear" w:fill="FFF4E0"/>
-          </w:tcPr>
-          <w:p>
-            <w:r/>
-            <w:r>
-              <w:rPr>
-                <w:b/>
-                <w:sz w:val="18"/>
-              </w:rPr>
-              <w:t>725</w:t>
-            </w:r>
-          </w:p>
-        </w:tc>
-        <w:tc>
-          <w:tcPr>
-            <w:tcW w:type="dxa" w:w="1728"/>
-            <w:shd w:val="clear" w:fill="FFF4E0"/>
-          </w:tcPr>
-          <w:p>
-            <w:r/>
-            <w:r>
-              <w:rPr>
-                <w:b/>
-                <w:sz w:val="18"/>
-              </w:rPr>
-              <w:t>+0,041</w:t>
-            </w:r>
-          </w:p>
-        </w:tc>
-        <w:tc>
-          <w:tcPr>
-            <w:tcW w:type="dxa" w:w="2016"/>
-            <w:shd w:val="clear" w:fill="FFF4E0"/>
-          </w:tcPr>
-          <w:p>
-            <w:r/>
-            <w:r>
-              <w:rPr>
-                <w:b/>
-                <w:sz w:val="18"/>
-              </w:rPr>
-              <w:t>−0,023</w:t>
-            </w:r>
-          </w:p>
-        </w:tc>
-        <w:tc>
-          <w:tcPr>
-            <w:tcW w:type="dxa" w:w="1296"/>
-            <w:shd w:val="clear" w:fill="FFF4E0"/>
-          </w:tcPr>
-          <w:p>
-            <w:r/>
-            <w:r>
-              <w:rPr>
-                <w:b/>
-                <w:sz w:val="18"/>
-              </w:rPr>
-              <w:t>5/5</w:t>
-            </w:r>
-          </w:p>
-        </w:tc>
-        <w:tc>
-          <w:tcPr>
-            <w:tcW w:type="dxa" w:w="1440"/>
-            <w:shd w:val="clear" w:fill="FFF4E0"/>
-          </w:tcPr>
-          <w:p>
-            <w:r/>
-            <w:r>
-              <w:rPr>
-                <w:b/>
-                <w:sz w:val="18"/>
-              </w:rPr>
-              <w:t>0,1075</w:t>
-            </w:r>
-          </w:p>
-        </w:tc>
-      </w:tr>
-      <w:tr>
-        <w:tc>
-          <w:tcPr>
-            <w:tcW w:type="dxa" w:w="2160"/>
-          </w:tcPr>
-          <w:p>
-            <w:r/>
-            <w:r>
-              <w:rPr>
-                <w:sz w:val="18"/>
-              </w:rPr>
-              <w:t>COMPLETA</w:t>
-            </w:r>
-          </w:p>
-        </w:tc>
-        <w:tc>
-          <w:tcPr>
-            <w:tcW w:type="dxa" w:w="1152"/>
-          </w:tcPr>
-          <w:p>
-            <w:r/>
-            <w:r>
-              <w:rPr>
-                <w:sz w:val="18"/>
-              </w:rPr>
-              <w:t>1760</w:t>
-            </w:r>
-          </w:p>
-        </w:tc>
-        <w:tc>
-          <w:tcPr>
-            <w:tcW w:type="dxa" w:w="1728"/>
-          </w:tcPr>
-          <w:p>
-            <w:r/>
-            <w:r>
-              <w:rPr>
-                <w:sz w:val="18"/>
-              </w:rPr>
-              <w:t>+0,243</w:t>
-            </w:r>
-          </w:p>
-        </w:tc>
-        <w:tc>
-          <w:tcPr>
-            <w:tcW w:type="dxa" w:w="2016"/>
-          </w:tcPr>
-          <w:p>
-            <w:r/>
-            <w:r>
-              <w:rPr>
-                <w:sz w:val="18"/>
-              </w:rPr>
-              <w:t>+0,218</w:t>
-            </w:r>
-          </w:p>
-        </w:tc>
-        <w:tc>
-          <w:tcPr>
-            <w:tcW w:type="dxa" w:w="1296"/>
-          </w:tcPr>
-          <w:p>
-            <w:r/>
-            <w:r>
-              <w:rPr>
-                <w:sz w:val="18"/>
-              </w:rPr>
-              <w:t>4/5</w:t>
-            </w:r>
-          </w:p>
-        </w:tc>
-        <w:tc>
-          <w:tcPr>
-            <w:tcW w:type="dxa" w:w="1440"/>
-          </w:tcPr>
-          <w:p>
-            <w:r/>
-            <w:r>
-              <w:rPr>
-                <w:sz w:val="18"/>
-              </w:rPr>
-              <w:t>0,4213</w:t>
+              <w:t>86662</w:t>
             </w:r>
           </w:p>
         </w:tc>
@@ -11051,21 +9576,7 @@
           <w:color w:val="0B0B0B"/>
           <w:sz w:val="21"/>
         </w:rPr>
-        <w:t>Em 2021-2022 e em 2023-2026 — dois períodos independentes — o HAR-RV bate a persistência com R² positivo em termos absolutos, ou seja, superando a média incondicional, com apoio de 4 e 5 folds de 5. É exatamente o que Corsi (2009) desenhou o modelo para fazer: capturar volatilidade de curto prazo a partir de componentes de múltiplas escalas.</w:t>
-      </w:r>
-    </w:p>
-    <w:p>
-      <w:pPr>
-        <w:spacing w:after="120" w:before="0"/>
-      </w:pPr>
-      <w:r>
-        <w:rPr>
-          <w:b w:val="0"/>
-          <w:i w:val="0"/>
-          <w:color w:val="0B0B0B"/>
-          <w:sz w:val="21"/>
-        </w:rPr>
-        <w:t>O período 2018-2019 vai na direção contrária e está na tabela por isso — rodamos todos os subperíodos e reportamos todos, não apenas os favoráveis.</w:t>
+        <w:t>O Sharpe TROCA DE SINAL entre as três configurações. Não é uma variação de magnitude: é a diferença entre uma estratégia aparentemente lucrativa e uma claramente perdedora, produzida por mexer num limiar. Com 40 operações e assimetria de P&amp;L em torno de −1,5, poucas perdas grandes dominam o resultado — a maior perda é cerca de três vezes o maior ganho, o perfil clássico de venda de volatilidade.</w:t>
       </w:r>
     </w:p>
     <w:tbl>
@@ -11088,16 +9599,16 @@
             <w:r>
               <w:rPr>
                 <w:b/>
-                <w:color w:val="B8860B"/>
+                <w:color w:val="A82A2A"/>
                 <w:sz w:val="20"/>
               </w:rPr>
-              <w:t xml:space="preserve">Força exata desta evidência.  </w:t>
+              <w:t xml:space="preserve">A demonstração mais limpa do Deflated Sharpe neste relatório.  </w:t>
             </w:r>
             <w:r>
               <w:rPr>
                 <w:sz w:val="19"/>
               </w:rPr>
-              <w:t>Nenhuma janela pré-registrada atinge significância a 5%: os valores de p ficam em 0,11 e 0,17. A janela 2021-2026 agregada daria p = 0,0017, mas foi escolhida depois de observar quais subperíodos funcionavam — seleção pós-hoc, e por isso não a utilizamos. A leitura correta é: direção consistente e replicada, magnitude modesta, evidência SUGESTIVA e não estabelecida.</w:t>
+              <w:t>Duas das três bandas têm PSR acima de 0,94: isoladamente, cada uma pareceria uma estratégia com alta probabilidade de Sharpe positivo. O Deflated Sharpe das três é ZERO. A diferença é que o PSR olha uma configuração isolada, enquanto o DSR desconta o fato de termos testado 35 configurações ao longo do projeto (Bailey &amp; López de Prado, 2014). Alimentamos o DSR com o número real, incluindo os experimentos de previsão e não apenas as variantes de backtest — subdeclará-lo inflaria o resultado. É precisamente o tipo de armadilha que um backtest apresentado sem esse desconto esconderia.</w:t>
             </w:r>
           </w:p>
         </w:tc>
@@ -11108,12 +9619,52 @@
         <w:spacing w:after="120"/>
       </w:pPr>
     </w:p>
+    <w:tbl>
+      <w:tblPr>
+        <w:tblStyle w:val="TableGrid"/>
+        <w:tblW w:type="auto" w:w="0"/>
+        <w:tblLook w:firstColumn="1" w:firstRow="1" w:lastColumn="0" w:lastRow="0" w:noHBand="0" w:noVBand="1" w:val="04A0"/>
+      </w:tblPr>
+      <w:tblGrid>
+        <w:gridCol w:w="9632"/>
+      </w:tblGrid>
+      <w:tr>
+        <w:tc>
+          <w:tcPr>
+            <w:tcW w:type="dxa" w:w="9632"/>
+            <w:shd w:val="clear" w:fill="F7F3E8"/>
+          </w:tcPr>
+          <w:p>
+            <w:r/>
+            <w:r>
+              <w:rPr>
+                <w:b/>
+                <w:color w:val="A82A2A"/>
+                <w:sz w:val="20"/>
+              </w:rPr>
+              <w:t xml:space="preserve">Limites que permanecem.  </w:t>
+            </w:r>
+            <w:r>
+              <w:rPr>
+                <w:sz w:val="19"/>
+              </w:rPr>
+              <w:t>O backtest resolve o payoff terminal sem delta-hedge, medindo portanto direção mais ruído, e não exposição pura a volatilidade — que era a tese. As operações se concentram em 2019-2023, período que não coincide com a janela principal deste relatório, porque é onde existe implícita reconstruída. E 40 operações continuam sendo amostra pequena. Estes números caracterizam o comportamento do motor; não são evidência de desempenho alcançável.</w:t>
+            </w:r>
+          </w:p>
+        </w:tc>
+      </w:tr>
+    </w:tbl>
+    <w:p>
+      <w:pPr>
+        <w:spacing w:after="120"/>
+      </w:pPr>
+    </w:p>
     <w:p>
       <w:pPr>
         <w:pStyle w:val="Heading2"/>
       </w:pPr>
       <w:r>
-        <w:t>6.11 Combinação de previsões, e o quinto falso positivo</w:t>
+        <w:t>6.5 Por que R² e taxa de acerto podem discordar</w:t>
       </w:r>
     </w:p>
     <w:p>
@@ -11127,7 +9678,1861 @@
           <w:color w:val="0B0B0B"/>
           <w:sz w:val="21"/>
         </w:rPr>
-        <w:t>A literatura de combinação de previsões (Bates &amp; Granger, 1969; Timmermann, 2006) sustenta que a média de previsões razoáveis costuma superar a melhor individual, e que pesos iguais batem pesos estimados — estimar pesos adiciona variância. Antes de testar, medimos a correlação entre os erros dos modelos, porque combinar só ajuda se eles errarem de formas diferentes: HAR e persistência ficam em 0,754, enquanto variantes do mesmo HAR ficam acima de 0,94. Isso explica retroativamente por que o ensemble testado antes não extraiu nada.</w:t>
+        <w:t>Vale explicitar essa distinção, porque ela é fonte recorrente de leitura equivocada em estratégias quantitativas. As duas métricas são calculadas sobre conjuntos diferentes:</w:t>
+      </w:r>
+    </w:p>
+    <w:p>
+      <w:pPr>
+        <w:pStyle w:val="ListBullet"/>
+        <w:spacing w:after="60"/>
+      </w:pPr>
+      <w:r>
+        <w:rPr>
+          <w:b/>
+          <w:sz w:val="21"/>
+        </w:rPr>
+        <w:t xml:space="preserve">R² — todos os dias da amostra. </w:t>
+      </w:r>
+      <w:r>
+        <w:rPr>
+          <w:sz w:val="21"/>
+        </w:rPr>
+        <w:t>Mede se, em média ao longo de todo o período, a previsão ficou próxima do valor real.</w:t>
+      </w:r>
+    </w:p>
+    <w:p>
+      <w:pPr>
+        <w:pStyle w:val="ListBullet"/>
+        <w:spacing w:after="60"/>
+      </w:pPr>
+      <w:r>
+        <w:rPr>
+          <w:b/>
+          <w:sz w:val="21"/>
+        </w:rPr>
+        <w:t xml:space="preserve">Taxa de acerto — apenas os dias com operação. </w:t>
+      </w:r>
+      <w:r>
+        <w:rPr>
+          <w:sz w:val="21"/>
+        </w:rPr>
+        <w:t>Um subconjunto pequeno e não aleatório, selecionado por um limiar. Ser bom na média não garante nada sobre esse recorte específico.</w:t>
+      </w:r>
+    </w:p>
+    <w:p>
+      <w:pPr>
+        <w:spacing w:after="120" w:before="0"/>
+      </w:pPr>
+      <w:r>
+        <w:rPr>
+          <w:b w:val="0"/>
+          <w:i w:val="0"/>
+          <w:color w:val="0B0B0B"/>
+          <w:sz w:val="21"/>
+        </w:rPr>
+        <w:t>Um previsor com boa acurácia média pode disparar operações justamente nos momentos em que a volatilidade está temporariamente inflada e prestes a reverter. É por isso que um R² melhor pode conviver com uma taxa de acerto pior — e por que reportar apenas a segunda seria enganoso.</w:t>
+      </w:r>
+    </w:p>
+    <w:p>
+      <w:pPr>
+        <w:pStyle w:val="Heading2"/>
+      </w:pPr>
+      <w:r>
+        <w:t>6.6 Amostra estendida: por que 2.135 pregões não viram o número principal</w:t>
+      </w:r>
+    </w:p>
+    <w:p>
+      <w:pPr>
+        <w:spacing w:after="120" w:before="0"/>
+      </w:pPr>
+      <w:r>
+        <w:rPr>
+          <w:b w:val="0"/>
+          <w:i w:val="0"/>
+          <w:color w:val="0B0B0B"/>
+          <w:sz w:val="21"/>
+        </w:rPr>
+        <w:t>A amostra do futuro foi estendida retroativamente de 830 para 2135 pregões (início em 2018-01-02), o que leva as janelas independentes de 21 dias de 39 para 101. O efeito sobre o R² é espetacular — e enganoso.</w:t>
+      </w:r>
+    </w:p>
+    <w:tbl>
+      <w:tblPr>
+        <w:tblStyle w:val="TableGrid"/>
+        <w:tblW w:type="auto" w:w="0"/>
+        <w:jc w:val="center"/>
+        <w:tblLook w:firstColumn="1" w:firstRow="1" w:lastColumn="0" w:lastRow="0" w:noHBand="0" w:noVBand="1" w:val="04A0"/>
+      </w:tblPr>
+      <w:tblGrid>
+        <w:gridCol w:w="2408"/>
+        <w:gridCol w:w="2408"/>
+        <w:gridCol w:w="2408"/>
+        <w:gridCol w:w="2408"/>
+      </w:tblGrid>
+      <w:tr>
+        <w:tc>
+          <w:tcPr>
+            <w:tcW w:type="dxa" w:w="1872"/>
+            <w:shd w:val="clear" w:fill="2A2A28"/>
+          </w:tcPr>
+          <w:p>
+            <w:r/>
+            <w:r>
+              <w:rPr>
+                <w:b/>
+                <w:color w:val="FFFFFF"/>
+                <w:sz w:val="18"/>
+              </w:rPr>
+              <w:t>Horizonte</w:t>
+            </w:r>
+          </w:p>
+        </w:tc>
+        <w:tc>
+          <w:tcPr>
+            <w:tcW w:type="dxa" w:w="2448"/>
+            <w:shd w:val="clear" w:fill="2A2A28"/>
+          </w:tcPr>
+          <w:p>
+            <w:r/>
+            <w:r>
+              <w:rPr>
+                <w:b/>
+                <w:color w:val="FFFFFF"/>
+                <w:sz w:val="18"/>
+              </w:rPr>
+              <w:t>Modelo</w:t>
+            </w:r>
+          </w:p>
+        </w:tc>
+        <w:tc>
+          <w:tcPr>
+            <w:tcW w:type="dxa" w:w="2592"/>
+            <w:shd w:val="clear" w:fill="2A2A28"/>
+          </w:tcPr>
+          <w:p>
+            <w:r/>
+            <w:r>
+              <w:rPr>
+                <w:b/>
+                <w:color w:val="FFFFFF"/>
+                <w:sz w:val="18"/>
+              </w:rPr>
+              <w:t>Amostra original</w:t>
+            </w:r>
+          </w:p>
+        </w:tc>
+        <w:tc>
+          <w:tcPr>
+            <w:tcW w:type="dxa" w:w="2592"/>
+            <w:shd w:val="clear" w:fill="2A2A28"/>
+          </w:tcPr>
+          <w:p>
+            <w:r/>
+            <w:r>
+              <w:rPr>
+                <w:b/>
+                <w:color w:val="FFFFFF"/>
+                <w:sz w:val="18"/>
+              </w:rPr>
+              <w:t>Amostra estendida</w:t>
+            </w:r>
+          </w:p>
+        </w:tc>
+      </w:tr>
+      <w:tr>
+        <w:tc>
+          <w:tcPr>
+            <w:tcW w:type="dxa" w:w="1872"/>
+          </w:tcPr>
+          <w:p>
+            <w:r/>
+            <w:r>
+              <w:rPr>
+                <w:sz w:val="18"/>
+              </w:rPr>
+              <w:t>1 dia</w:t>
+            </w:r>
+          </w:p>
+        </w:tc>
+        <w:tc>
+          <w:tcPr>
+            <w:tcW w:type="dxa" w:w="2448"/>
+          </w:tcPr>
+          <w:p>
+            <w:r/>
+            <w:r>
+              <w:rPr>
+                <w:sz w:val="18"/>
+              </w:rPr>
+              <w:t>HAR-RV</w:t>
+            </w:r>
+          </w:p>
+        </w:tc>
+        <w:tc>
+          <w:tcPr>
+            <w:tcW w:type="dxa" w:w="2592"/>
+          </w:tcPr>
+          <w:p>
+            <w:r/>
+            <w:r>
+              <w:rPr>
+                <w:sz w:val="18"/>
+              </w:rPr>
+              <w:t>+0,049</w:t>
+            </w:r>
+          </w:p>
+        </w:tc>
+        <w:tc>
+          <w:tcPr>
+            <w:tcW w:type="dxa" w:w="2592"/>
+          </w:tcPr>
+          <w:p>
+            <w:r/>
+            <w:r>
+              <w:rPr>
+                <w:sz w:val="18"/>
+              </w:rPr>
+              <w:t>+0,243</w:t>
+            </w:r>
+          </w:p>
+        </w:tc>
+      </w:tr>
+      <w:tr>
+        <w:tc>
+          <w:tcPr>
+            <w:tcW w:type="dxa" w:w="1872"/>
+          </w:tcPr>
+          <w:p>
+            <w:r/>
+            <w:r>
+              <w:rPr>
+                <w:sz w:val="18"/>
+              </w:rPr>
+              <w:t>1 dia</w:t>
+            </w:r>
+          </w:p>
+        </w:tc>
+        <w:tc>
+          <w:tcPr>
+            <w:tcW w:type="dxa" w:w="2448"/>
+          </w:tcPr>
+          <w:p>
+            <w:r/>
+            <w:r>
+              <w:rPr>
+                <w:sz w:val="18"/>
+              </w:rPr>
+              <w:t>Persistência</w:t>
+            </w:r>
+          </w:p>
+        </w:tc>
+        <w:tc>
+          <w:tcPr>
+            <w:tcW w:type="dxa" w:w="2592"/>
+          </w:tcPr>
+          <w:p>
+            <w:r/>
+            <w:r>
+              <w:rPr>
+                <w:sz w:val="18"/>
+              </w:rPr>
+              <w:t>−0,022</w:t>
+            </w:r>
+          </w:p>
+        </w:tc>
+        <w:tc>
+          <w:tcPr>
+            <w:tcW w:type="dxa" w:w="2592"/>
+          </w:tcPr>
+          <w:p>
+            <w:r/>
+            <w:r>
+              <w:rPr>
+                <w:sz w:val="18"/>
+              </w:rPr>
+              <w:t>+0,218</w:t>
+            </w:r>
+          </w:p>
+        </w:tc>
+      </w:tr>
+      <w:tr>
+        <w:tc>
+          <w:tcPr>
+            <w:tcW w:type="dxa" w:w="1872"/>
+            <w:shd w:val="clear" w:fill="FFF4E0"/>
+          </w:tcPr>
+          <w:p>
+            <w:r/>
+            <w:r>
+              <w:rPr>
+                <w:b/>
+                <w:sz w:val="18"/>
+              </w:rPr>
+              <w:t>21 dias</w:t>
+            </w:r>
+          </w:p>
+        </w:tc>
+        <w:tc>
+          <w:tcPr>
+            <w:tcW w:type="dxa" w:w="2448"/>
+            <w:shd w:val="clear" w:fill="FFF4E0"/>
+          </w:tcPr>
+          <w:p>
+            <w:r/>
+            <w:r>
+              <w:rPr>
+                <w:b/>
+                <w:sz w:val="18"/>
+              </w:rPr>
+              <w:t>HAR-RV</w:t>
+            </w:r>
+          </w:p>
+        </w:tc>
+        <w:tc>
+          <w:tcPr>
+            <w:tcW w:type="dxa" w:w="2592"/>
+            <w:shd w:val="clear" w:fill="FFF4E0"/>
+          </w:tcPr>
+          <w:p>
+            <w:r/>
+            <w:r>
+              <w:rPr>
+                <w:b/>
+                <w:sz w:val="18"/>
+              </w:rPr>
+              <w:t>−0,255</w:t>
+            </w:r>
+          </w:p>
+        </w:tc>
+        <w:tc>
+          <w:tcPr>
+            <w:tcW w:type="dxa" w:w="2592"/>
+            <w:shd w:val="clear" w:fill="FFF4E0"/>
+          </w:tcPr>
+          <w:p>
+            <w:r/>
+            <w:r>
+              <w:rPr>
+                <w:b/>
+                <w:sz w:val="18"/>
+              </w:rPr>
+              <w:t>+0,381</w:t>
+            </w:r>
+          </w:p>
+        </w:tc>
+      </w:tr>
+      <w:tr>
+        <w:tc>
+          <w:tcPr>
+            <w:tcW w:type="dxa" w:w="1872"/>
+            <w:shd w:val="clear" w:fill="FFF4E0"/>
+          </w:tcPr>
+          <w:p>
+            <w:r/>
+            <w:r>
+              <w:rPr>
+                <w:b/>
+                <w:sz w:val="18"/>
+              </w:rPr>
+              <w:t>21 dias</w:t>
+            </w:r>
+          </w:p>
+        </w:tc>
+        <w:tc>
+          <w:tcPr>
+            <w:tcW w:type="dxa" w:w="2448"/>
+            <w:shd w:val="clear" w:fill="FFF4E0"/>
+          </w:tcPr>
+          <w:p>
+            <w:r/>
+            <w:r>
+              <w:rPr>
+                <w:b/>
+                <w:sz w:val="18"/>
+              </w:rPr>
+              <w:t>Persistência</w:t>
+            </w:r>
+          </w:p>
+        </w:tc>
+        <w:tc>
+          <w:tcPr>
+            <w:tcW w:type="dxa" w:w="2592"/>
+            <w:shd w:val="clear" w:fill="FFF4E0"/>
+          </w:tcPr>
+          <w:p>
+            <w:r/>
+            <w:r>
+              <w:rPr>
+                <w:b/>
+                <w:sz w:val="18"/>
+              </w:rPr>
+              <w:t>−0,367</w:t>
+            </w:r>
+          </w:p>
+        </w:tc>
+        <w:tc>
+          <w:tcPr>
+            <w:tcW w:type="dxa" w:w="2592"/>
+            <w:shd w:val="clear" w:fill="FFF4E0"/>
+          </w:tcPr>
+          <w:p>
+            <w:r/>
+            <w:r>
+              <w:rPr>
+                <w:b/>
+                <w:sz w:val="18"/>
+              </w:rPr>
+              <w:t>+0,365</w:t>
+            </w:r>
+          </w:p>
+        </w:tc>
+      </w:tr>
+    </w:tbl>
+    <w:p>
+      <w:pPr>
+        <w:spacing w:after="80"/>
+      </w:pPr>
+    </w:p>
+    <w:p>
+      <w:pPr>
+        <w:spacing w:after="120" w:before="0"/>
+      </w:pPr>
+      <w:r>
+        <w:rPr>
+          <w:b w:val="0"/>
+          <w:i w:val="0"/>
+          <w:color w:val="0B0B0B"/>
+          <w:sz w:val="21"/>
+        </w:rPr>
+        <w:t>Em 21 dias o HAR-RV sai de R² negativo para fortemente positivo. Seria o resultado que resgataria o projeto — se fosse real. Não é, e a prova está na própria tabela: a persistência, que não tem um único parâmetro e portanto não pode ter aprendido nada, salta junto e na mesma magnitude.</w:t>
+      </w:r>
+    </w:p>
+    <w:p>
+      <w:pPr>
+        <w:spacing w:after="120" w:before="0"/>
+      </w:pPr>
+      <w:r>
+        <w:rPr>
+          <w:b w:val="0"/>
+          <w:i w:val="0"/>
+          <w:color w:val="0B0B0B"/>
+          <w:sz w:val="21"/>
+        </w:rPr>
+        <w:t>O mecanismo é o denominador. O R² mede erro contra a variância do alvo em torno da média da própria amostra. Uma amostra que atravessa regimes de volatilidade muito diferentes (2018-19, o choque de 2020, 2021-22 e 2023-26) tem variância total muito maior, e qualquer previsão razoável parece melhor contra esse denominador inflado. Dois testes adicionais confirmam: fixando o período de teste e variando apenas o treino, oito anos e meio de dados contra um só melhoram o RMSE em 1,4% e o R² permanece negativo; e a autocorrelação de cada subperíodo isolado é menor que a da amostra completa.</w:t>
+      </w:r>
+    </w:p>
+    <w:tbl>
+      <w:tblPr>
+        <w:tblStyle w:val="TableGrid"/>
+        <w:tblW w:type="auto" w:w="0"/>
+        <w:tblLook w:firstColumn="1" w:firstRow="1" w:lastColumn="0" w:lastRow="0" w:noHBand="0" w:noVBand="1" w:val="04A0"/>
+      </w:tblPr>
+      <w:tblGrid>
+        <w:gridCol w:w="9632"/>
+      </w:tblGrid>
+      <w:tr>
+        <w:tc>
+          <w:tcPr>
+            <w:tcW w:type="dxa" w:w="9632"/>
+            <w:shd w:val="clear" w:fill="F7F3E8"/>
+          </w:tcPr>
+          <w:p>
+            <w:r/>
+            <w:r>
+              <w:rPr>
+                <w:b/>
+                <w:color w:val="A82A2A"/>
+                <w:sz w:val="20"/>
+              </w:rPr>
+              <w:t xml:space="preserve">Critério que passou a valer.  </w:t>
+            </w:r>
+            <w:r>
+              <w:rPr>
+                <w:sz w:val="19"/>
+              </w:rPr>
+              <w:t>Neste conjunto de dados, R² e testes calculados sobre a amostra agrupada não são evidência primária confiável — a mistura de regimes os infla sistematicamente. Cinco achados aparentes desta fase morreram exatamente assim. O resultado por subperíodo passou a ser o principal, e o agregado, contexto.</w:t>
+            </w:r>
+          </w:p>
+        </w:tc>
+      </w:tr>
+    </w:tbl>
+    <w:p>
+      <w:pPr>
+        <w:spacing w:after="120"/>
+      </w:pPr>
+    </w:p>
+    <w:tbl>
+      <w:tblPr>
+        <w:tblStyle w:val="TableGrid"/>
+        <w:tblW w:type="auto" w:w="0"/>
+        <w:jc w:val="center"/>
+        <w:tblLook w:firstColumn="1" w:firstRow="1" w:lastColumn="0" w:lastRow="0" w:noHBand="0" w:noVBand="1" w:val="04A0"/>
+      </w:tblPr>
+      <w:tblGrid>
+        <w:gridCol w:w="1926"/>
+        <w:gridCol w:w="1926"/>
+        <w:gridCol w:w="1926"/>
+        <w:gridCol w:w="1926"/>
+        <w:gridCol w:w="1926"/>
+      </w:tblGrid>
+      <w:tr>
+        <w:tc>
+          <w:tcPr>
+            <w:tcW w:type="dxa" w:w="2448"/>
+            <w:shd w:val="clear" w:fill="2A2A28"/>
+          </w:tcPr>
+          <w:p>
+            <w:r/>
+            <w:r>
+              <w:rPr>
+                <w:b/>
+                <w:color w:val="FFFFFF"/>
+                <w:sz w:val="18"/>
+              </w:rPr>
+              <w:t>Janela</w:t>
+            </w:r>
+          </w:p>
+        </w:tc>
+        <w:tc>
+          <w:tcPr>
+            <w:tcW w:type="dxa" w:w="1584"/>
+            <w:shd w:val="clear" w:fill="2A2A28"/>
+          </w:tcPr>
+          <w:p>
+            <w:r/>
+            <w:r>
+              <w:rPr>
+                <w:b/>
+                <w:color w:val="FFFFFF"/>
+                <w:sz w:val="18"/>
+              </w:rPr>
+              <w:t>lag 1</w:t>
+            </w:r>
+          </w:p>
+        </w:tc>
+        <w:tc>
+          <w:tcPr>
+            <w:tcW w:type="dxa" w:w="1584"/>
+            <w:shd w:val="clear" w:fill="2A2A28"/>
+          </w:tcPr>
+          <w:p>
+            <w:r/>
+            <w:r>
+              <w:rPr>
+                <w:b/>
+                <w:color w:val="FFFFFF"/>
+                <w:sz w:val="18"/>
+              </w:rPr>
+              <w:t>lag 5</w:t>
+            </w:r>
+          </w:p>
+        </w:tc>
+        <w:tc>
+          <w:tcPr>
+            <w:tcW w:type="dxa" w:w="1584"/>
+            <w:shd w:val="clear" w:fill="2A2A28"/>
+          </w:tcPr>
+          <w:p>
+            <w:r/>
+            <w:r>
+              <w:rPr>
+                <w:b/>
+                <w:color w:val="FFFFFF"/>
+                <w:sz w:val="18"/>
+              </w:rPr>
+              <w:t>lag 10</w:t>
+            </w:r>
+          </w:p>
+        </w:tc>
+        <w:tc>
+          <w:tcPr>
+            <w:tcW w:type="dxa" w:w="1584"/>
+            <w:shd w:val="clear" w:fill="2A2A28"/>
+          </w:tcPr>
+          <w:p>
+            <w:r/>
+            <w:r>
+              <w:rPr>
+                <w:b/>
+                <w:color w:val="FFFFFF"/>
+                <w:sz w:val="18"/>
+              </w:rPr>
+              <w:t>lag 21</w:t>
+            </w:r>
+          </w:p>
+        </w:tc>
+      </w:tr>
+      <w:tr>
+        <w:tc>
+          <w:tcPr>
+            <w:tcW w:type="dxa" w:w="2448"/>
+            <w:shd w:val="clear" w:fill="FFF4E0"/>
+          </w:tcPr>
+          <w:p>
+            <w:r/>
+            <w:r>
+              <w:rPr>
+                <w:b/>
+                <w:sz w:val="18"/>
+              </w:rPr>
+              <w:t>Amostra completa</w:t>
+            </w:r>
+          </w:p>
+        </w:tc>
+        <w:tc>
+          <w:tcPr>
+            <w:tcW w:type="dxa" w:w="1584"/>
+            <w:shd w:val="clear" w:fill="FFF4E0"/>
+          </w:tcPr>
+          <w:p>
+            <w:r/>
+            <w:r>
+              <w:rPr>
+                <w:b/>
+                <w:sz w:val="18"/>
+              </w:rPr>
+              <w:t>0,439</w:t>
+            </w:r>
+          </w:p>
+        </w:tc>
+        <w:tc>
+          <w:tcPr>
+            <w:tcW w:type="dxa" w:w="1584"/>
+            <w:shd w:val="clear" w:fill="FFF4E0"/>
+          </w:tcPr>
+          <w:p>
+            <w:r/>
+            <w:r>
+              <w:rPr>
+                <w:b/>
+                <w:sz w:val="18"/>
+              </w:rPr>
+              <w:t>0,259</w:t>
+            </w:r>
+          </w:p>
+        </w:tc>
+        <w:tc>
+          <w:tcPr>
+            <w:tcW w:type="dxa" w:w="1584"/>
+            <w:shd w:val="clear" w:fill="FFF4E0"/>
+          </w:tcPr>
+          <w:p>
+            <w:r/>
+            <w:r>
+              <w:rPr>
+                <w:b/>
+                <w:sz w:val="18"/>
+              </w:rPr>
+              <w:t>0,158</w:t>
+            </w:r>
+          </w:p>
+        </w:tc>
+        <w:tc>
+          <w:tcPr>
+            <w:tcW w:type="dxa" w:w="1584"/>
+            <w:shd w:val="clear" w:fill="FFF4E0"/>
+          </w:tcPr>
+          <w:p>
+            <w:r/>
+            <w:r>
+              <w:rPr>
+                <w:b/>
+                <w:sz w:val="18"/>
+              </w:rPr>
+              <w:t>0,140</w:t>
+            </w:r>
+          </w:p>
+        </w:tc>
+      </w:tr>
+      <w:tr>
+        <w:tc>
+          <w:tcPr>
+            <w:tcW w:type="dxa" w:w="2448"/>
+          </w:tcPr>
+          <w:p>
+            <w:r/>
+            <w:r>
+              <w:rPr>
+                <w:sz w:val="18"/>
+              </w:rPr>
+              <w:t>2018-2019</w:t>
+            </w:r>
+          </w:p>
+        </w:tc>
+        <w:tc>
+          <w:tcPr>
+            <w:tcW w:type="dxa" w:w="1584"/>
+          </w:tcPr>
+          <w:p>
+            <w:r/>
+            <w:r>
+              <w:rPr>
+                <w:sz w:val="18"/>
+              </w:rPr>
+              <w:t>0,330</w:t>
+            </w:r>
+          </w:p>
+        </w:tc>
+        <w:tc>
+          <w:tcPr>
+            <w:tcW w:type="dxa" w:w="1584"/>
+          </w:tcPr>
+          <w:p>
+            <w:r/>
+            <w:r>
+              <w:rPr>
+                <w:sz w:val="18"/>
+              </w:rPr>
+              <w:t>0,185</w:t>
+            </w:r>
+          </w:p>
+        </w:tc>
+        <w:tc>
+          <w:tcPr>
+            <w:tcW w:type="dxa" w:w="1584"/>
+          </w:tcPr>
+          <w:p>
+            <w:r/>
+            <w:r>
+              <w:rPr>
+                <w:sz w:val="18"/>
+              </w:rPr>
+              <w:t>0,081</w:t>
+            </w:r>
+          </w:p>
+        </w:tc>
+        <w:tc>
+          <w:tcPr>
+            <w:tcW w:type="dxa" w:w="1584"/>
+          </w:tcPr>
+          <w:p>
+            <w:r/>
+            <w:r>
+              <w:rPr>
+                <w:sz w:val="18"/>
+              </w:rPr>
+              <w:t>0,110</w:t>
+            </w:r>
+          </w:p>
+        </w:tc>
+      </w:tr>
+      <w:tr>
+        <w:tc>
+          <w:tcPr>
+            <w:tcW w:type="dxa" w:w="2448"/>
+          </w:tcPr>
+          <w:p>
+            <w:r/>
+            <w:r>
+              <w:rPr>
+                <w:sz w:val="18"/>
+              </w:rPr>
+              <w:t>2021-2022</w:t>
+            </w:r>
+          </w:p>
+        </w:tc>
+        <w:tc>
+          <w:tcPr>
+            <w:tcW w:type="dxa" w:w="1584"/>
+          </w:tcPr>
+          <w:p>
+            <w:r/>
+            <w:r>
+              <w:rPr>
+                <w:sz w:val="18"/>
+              </w:rPr>
+              <w:t>0,160</w:t>
+            </w:r>
+          </w:p>
+        </w:tc>
+        <w:tc>
+          <w:tcPr>
+            <w:tcW w:type="dxa" w:w="1584"/>
+          </w:tcPr>
+          <w:p>
+            <w:r/>
+            <w:r>
+              <w:rPr>
+                <w:sz w:val="18"/>
+              </w:rPr>
+              <w:t>0,099</w:t>
+            </w:r>
+          </w:p>
+        </w:tc>
+        <w:tc>
+          <w:tcPr>
+            <w:tcW w:type="dxa" w:w="1584"/>
+          </w:tcPr>
+          <w:p>
+            <w:r/>
+            <w:r>
+              <w:rPr>
+                <w:sz w:val="18"/>
+              </w:rPr>
+              <w:t>0,050</w:t>
+            </w:r>
+          </w:p>
+        </w:tc>
+        <w:tc>
+          <w:tcPr>
+            <w:tcW w:type="dxa" w:w="1584"/>
+          </w:tcPr>
+          <w:p>
+            <w:r/>
+            <w:r>
+              <w:rPr>
+                <w:sz w:val="18"/>
+              </w:rPr>
+              <w:t>−0,018</w:t>
+            </w:r>
+          </w:p>
+        </w:tc>
+      </w:tr>
+      <w:tr>
+        <w:tc>
+          <w:tcPr>
+            <w:tcW w:type="dxa" w:w="2448"/>
+          </w:tcPr>
+          <w:p>
+            <w:r/>
+            <w:r>
+              <w:rPr>
+                <w:sz w:val="18"/>
+              </w:rPr>
+              <w:t>2023-2026</w:t>
+            </w:r>
+          </w:p>
+        </w:tc>
+        <w:tc>
+          <w:tcPr>
+            <w:tcW w:type="dxa" w:w="1584"/>
+          </w:tcPr>
+          <w:p>
+            <w:r/>
+            <w:r>
+              <w:rPr>
+                <w:sz w:val="18"/>
+              </w:rPr>
+              <w:t>0,296</w:t>
+            </w:r>
+          </w:p>
+        </w:tc>
+        <w:tc>
+          <w:tcPr>
+            <w:tcW w:type="dxa" w:w="1584"/>
+          </w:tcPr>
+          <w:p>
+            <w:r/>
+            <w:r>
+              <w:rPr>
+                <w:sz w:val="18"/>
+              </w:rPr>
+              <w:t>0,114</w:t>
+            </w:r>
+          </w:p>
+        </w:tc>
+        <w:tc>
+          <w:tcPr>
+            <w:tcW w:type="dxa" w:w="1584"/>
+          </w:tcPr>
+          <w:p>
+            <w:r/>
+            <w:r>
+              <w:rPr>
+                <w:sz w:val="18"/>
+              </w:rPr>
+              <w:t>0,037</w:t>
+            </w:r>
+          </w:p>
+        </w:tc>
+        <w:tc>
+          <w:tcPr>
+            <w:tcW w:type="dxa" w:w="1584"/>
+          </w:tcPr>
+          <w:p>
+            <w:r/>
+            <w:r>
+              <w:rPr>
+                <w:sz w:val="18"/>
+              </w:rPr>
+              <w:t>0,033</w:t>
+            </w:r>
+          </w:p>
+        </w:tc>
+      </w:tr>
+    </w:tbl>
+    <w:p>
+      <w:pPr>
+        <w:spacing w:after="80"/>
+      </w:pPr>
+    </w:p>
+    <w:p>
+      <w:pPr>
+        <w:spacing w:after="120" w:before="0"/>
+      </w:pPr>
+      <w:r>
+        <w:rPr>
+          <w:b w:val="0"/>
+          <w:i w:val="0"/>
+          <w:color w:val="0B0B0B"/>
+          <w:sz w:val="21"/>
+        </w:rPr>
+        <w:t>A autocorrelação da amostra completa é maior que a de qualquer subperíodo isolado — assinatura de artefato de agregação, não de memória. E em defasagem de 21 dias nenhum subperíodo passa de valores próximos de zero, que é precisamente o diagnóstico da Seção 5.7.</w:t>
+      </w:r>
+    </w:p>
+    <w:p>
+      <w:pPr>
+        <w:pStyle w:val="Heading2"/>
+      </w:pPr>
+      <w:r>
+        <w:t>6.7 Volatilidade implícita própria, a partir de negócios reais</w:t>
+      </w:r>
+    </w:p>
+    <w:p>
+      <w:pPr>
+        <w:spacing w:after="120" w:before="0"/>
+      </w:pPr>
+      <w:r>
+        <w:rPr>
+          <w:b w:val="0"/>
+          <w:i w:val="0"/>
+          <w:color w:val="0B0B0B"/>
+          <w:sz w:val="21"/>
+        </w:rPr>
+        <w:t>A Seção 7.1 registra a ausência de histórico de IV como a limitação mais séria do projeto. Ela foi parcialmente superada — por um caminho diferente do previsto originalmente.</w:t>
+      </w:r>
+    </w:p>
+    <w:p>
+      <w:pPr>
+        <w:spacing w:after="120" w:before="0"/>
+      </w:pPr>
+      <w:r>
+        <w:rPr>
+          <w:b w:val="0"/>
+          <w:i w:val="0"/>
+          <w:color w:val="0B0B0B"/>
+          <w:sz w:val="21"/>
+        </w:rPr>
+        <w:t>O plano inicial era inverter Black-76 a partir dos preços de ajuste das opções. Esse caminho está fechado: verificamos em 2019, 2022 e 2026 que a B3 lista milhares de séries de opção de dólar e publica preço de ajuste para nenhuma delas. Não é mudança recente; é prática estrutural.</w:t>
+      </w:r>
+    </w:p>
+    <w:p>
+      <w:pPr>
+        <w:spacing w:after="120" w:before="0"/>
+      </w:pPr>
+      <w:r>
+        <w:rPr>
+          <w:b w:val="0"/>
+          <w:i w:val="0"/>
+          <w:color w:val="0B0B0B"/>
+          <w:sz w:val="21"/>
+        </w:rPr>
+        <w:t>O que funcionou foi inverter sobre o preço efetivamente NEGOCIADO. O resultado são 13350 negócios em 378 pregões com IV válida, cobrindo 2018-01-31 a 2023-03-31 — a primeira série histórica de volatilidade implícita própria do projeto.</w:t>
+      </w:r>
+    </w:p>
+    <w:p>
+      <w:pPr>
+        <w:spacing w:after="120" w:before="0"/>
+      </w:pPr>
+      <w:r>
+        <w:rPr>
+          <w:b w:val="0"/>
+          <w:i w:val="0"/>
+          <w:color w:val="0B0B0B"/>
+          <w:sz w:val="21"/>
+        </w:rPr>
+        <w:t>A consequência mais direta é sobre o backtest. A Seção 6.4 assume um prêmio de risco constante de 1,29, calibrado no único dia de superfície disponível. Medido agora contra a volatilidade efetivamente realizada, o prêmio é de 1,088 (ou 1,108 contra a RV passada), com a implícita acima da realizada em apenas 66% dos dias. A calibragem de um dia superestimava o prêmio de forma relevante.</w:t>
+      </w:r>
+    </w:p>
+    <w:p>
+      <w:pPr>
+        <w:spacing w:after="120" w:before="0"/>
+      </w:pPr>
+      <w:r>
+        <w:rPr>
+          <w:b w:val="0"/>
+          <w:i w:val="0"/>
+          <w:color w:val="0B0B0B"/>
+          <w:sz w:val="21"/>
+        </w:rPr>
+        <w:t>Testamos também se a IV do mercado seria um previsor melhor da RV futura do que os nossos modelos. Com 59 janelas independentes, ela NÃO é: R² de +0,055 contra +0,215 da persistência. A correlação com a RV futura é substancial (0,605), mas a IV é enviesada como previsão pontual — o achado clássico de Christensen &amp; Prabhala (1998).</w:t>
+      </w:r>
+    </w:p>
+    <w:tbl>
+      <w:tblPr>
+        <w:tblStyle w:val="TableGrid"/>
+        <w:tblW w:type="auto" w:w="0"/>
+        <w:tblLook w:firstColumn="1" w:firstRow="1" w:lastColumn="0" w:lastRow="0" w:noHBand="0" w:noVBand="1" w:val="04A0"/>
+      </w:tblPr>
+      <w:tblGrid>
+        <w:gridCol w:w="9632"/>
+      </w:tblGrid>
+      <w:tr>
+        <w:tc>
+          <w:tcPr>
+            <w:tcW w:type="dxa" w:w="9632"/>
+            <w:shd w:val="clear" w:fill="F7F3E8"/>
+          </w:tcPr>
+          <w:p>
+            <w:r/>
+            <w:r>
+              <w:rPr>
+                <w:b/>
+                <w:color w:val="B8860B"/>
+                <w:sz w:val="20"/>
+              </w:rPr>
+              <w:t xml:space="preserve">Registro de um falso positivo.  </w:t>
+            </w:r>
+            <w:r>
+              <w:rPr>
+                <w:sz w:val="19"/>
+              </w:rPr>
+              <w:t>Com apenas o bloco denso de 2018 (6 janelas independentes) a IV aparecia muito superior aos nossos modelos, e chegamos a tratar isso como inversão da premissa do projeto. Com a amostra completa o resultado se inverteu. Foi o quarto falso positivo capturado antes de virar afirmação.</w:t>
+            </w:r>
+          </w:p>
+        </w:tc>
+      </w:tr>
+    </w:tbl>
+    <w:p>
+      <w:pPr>
+        <w:spacing w:after="120"/>
+      </w:pPr>
+    </w:p>
+    <w:p>
+      <w:pPr>
+        <w:pStyle w:val="Heading2"/>
+      </w:pPr>
+      <w:r>
+        <w:t>6.8 Machine learning: gradient boosting não supera o HAR-RV</w:t>
+      </w:r>
+    </w:p>
+    <w:p>
+      <w:pPr>
+        <w:spacing w:after="120" w:before="0"/>
+      </w:pPr>
+      <w:r>
+        <w:rPr>
+          <w:b w:val="0"/>
+          <w:i w:val="0"/>
+          <w:color w:val="0B0B0B"/>
+          <w:sz w:val="21"/>
+        </w:rPr>
+        <w:t>A Seção 8.3 desta versão listava modelos de maior capacidade como escopo descartado conscientemente, sob o argumento de que seriam capacidade adicional onde não há sinal. O argumento foi testado e virou medição.</w:t>
+      </w:r>
+    </w:p>
+    <w:p>
+      <w:pPr>
+        <w:spacing w:after="120" w:before="0"/>
+      </w:pPr>
+      <w:r>
+        <w:rPr>
+          <w:b w:val="0"/>
+          <w:i w:val="0"/>
+          <w:color w:val="0B0B0B"/>
+          <w:sz w:val="21"/>
+        </w:rPr>
+        <w:t>O desenho segue Christensen, Siggaard &amp; Veliyev (2023), que obtêm ganhos de ML sobre a linhagem HAR usando apenas as defasagens diária, semanal e mensal como preditores e com ajuste mínimo de hiperparâmetros. Mantivemos as features idênticas às do HAR — isolando a forma funcional como única variável — e hiperparâmetros fixos, pré-registrados, sem busca em grade, o que também evita inflar o contador do Deflated Sharpe. Testamos dois base learners, de árvore e linear, seguindo Teller, Pigorsch &amp; Pigorsch.</w:t>
+      </w:r>
+    </w:p>
+    <w:tbl>
+      <w:tblPr>
+        <w:tblStyle w:val="TableGrid"/>
+        <w:tblW w:type="auto" w:w="0"/>
+        <w:jc w:val="center"/>
+        <w:tblLook w:firstColumn="1" w:firstRow="1" w:lastColumn="0" w:lastRow="0" w:noHBand="0" w:noVBand="1" w:val="04A0"/>
+      </w:tblPr>
+      <w:tblGrid>
+        <w:gridCol w:w="1926"/>
+        <w:gridCol w:w="1926"/>
+        <w:gridCol w:w="1926"/>
+        <w:gridCol w:w="1926"/>
+        <w:gridCol w:w="1926"/>
+      </w:tblGrid>
+      <w:tr>
+        <w:tc>
+          <w:tcPr>
+            <w:tcW w:type="dxa" w:w="1728"/>
+            <w:shd w:val="clear" w:fill="2A2A28"/>
+          </w:tcPr>
+          <w:p>
+            <w:r/>
+            <w:r>
+              <w:rPr>
+                <w:b/>
+                <w:color w:val="FFFFFF"/>
+                <w:sz w:val="18"/>
+              </w:rPr>
+              <w:t>Horizonte</w:t>
+            </w:r>
+          </w:p>
+        </w:tc>
+        <w:tc>
+          <w:tcPr>
+            <w:tcW w:type="dxa" w:w="2016"/>
+            <w:shd w:val="clear" w:fill="2A2A28"/>
+          </w:tcPr>
+          <w:p>
+            <w:r/>
+            <w:r>
+              <w:rPr>
+                <w:b/>
+                <w:color w:val="FFFFFF"/>
+                <w:sz w:val="18"/>
+              </w:rPr>
+              <w:t>HAR-RV</w:t>
+            </w:r>
+          </w:p>
+        </w:tc>
+        <w:tc>
+          <w:tcPr>
+            <w:tcW w:type="dxa" w:w="2160"/>
+            <w:shd w:val="clear" w:fill="2A2A28"/>
+          </w:tcPr>
+          <w:p>
+            <w:r/>
+            <w:r>
+              <w:rPr>
+                <w:b/>
+                <w:color w:val="FFFFFF"/>
+                <w:sz w:val="18"/>
+              </w:rPr>
+              <w:t>XGBoost linear</w:t>
+            </w:r>
+          </w:p>
+        </w:tc>
+        <w:tc>
+          <w:tcPr>
+            <w:tcW w:type="dxa" w:w="2160"/>
+            <w:shd w:val="clear" w:fill="2A2A28"/>
+          </w:tcPr>
+          <w:p>
+            <w:r/>
+            <w:r>
+              <w:rPr>
+                <w:b/>
+                <w:color w:val="FFFFFF"/>
+                <w:sz w:val="18"/>
+              </w:rPr>
+              <w:t>XGBoost árvore</w:t>
+            </w:r>
+          </w:p>
+        </w:tc>
+        <w:tc>
+          <w:tcPr>
+            <w:tcW w:type="dxa" w:w="2160"/>
+            <w:shd w:val="clear" w:fill="2A2A28"/>
+          </w:tcPr>
+          <w:p>
+            <w:r/>
+            <w:r>
+              <w:rPr>
+                <w:b/>
+                <w:color w:val="FFFFFF"/>
+                <w:sz w:val="18"/>
+              </w:rPr>
+              <w:t>Persistência</w:t>
+            </w:r>
+          </w:p>
+        </w:tc>
+      </w:tr>
+      <w:tr>
+        <w:tc>
+          <w:tcPr>
+            <w:tcW w:type="dxa" w:w="1728"/>
+          </w:tcPr>
+          <w:p>
+            <w:r/>
+            <w:r>
+              <w:rPr>
+                <w:sz w:val="18"/>
+              </w:rPr>
+              <w:t>1 dia(s)</w:t>
+            </w:r>
+          </w:p>
+        </w:tc>
+        <w:tc>
+          <w:tcPr>
+            <w:tcW w:type="dxa" w:w="2016"/>
+          </w:tcPr>
+          <w:p>
+            <w:r/>
+            <w:r>
+              <w:rPr>
+                <w:sz w:val="18"/>
+              </w:rPr>
+              <w:t>+0,243</w:t>
+            </w:r>
+          </w:p>
+        </w:tc>
+        <w:tc>
+          <w:tcPr>
+            <w:tcW w:type="dxa" w:w="2160"/>
+          </w:tcPr>
+          <w:p>
+            <w:r/>
+            <w:r>
+              <w:rPr>
+                <w:sz w:val="18"/>
+              </w:rPr>
+              <w:t>+0,251</w:t>
+            </w:r>
+          </w:p>
+        </w:tc>
+        <w:tc>
+          <w:tcPr>
+            <w:tcW w:type="dxa" w:w="2160"/>
+          </w:tcPr>
+          <w:p>
+            <w:r/>
+            <w:r>
+              <w:rPr>
+                <w:sz w:val="18"/>
+              </w:rPr>
+              <w:t>+0,220</w:t>
+            </w:r>
+          </w:p>
+        </w:tc>
+        <w:tc>
+          <w:tcPr>
+            <w:tcW w:type="dxa" w:w="2160"/>
+          </w:tcPr>
+          <w:p>
+            <w:r/>
+            <w:r>
+              <w:rPr>
+                <w:sz w:val="18"/>
+              </w:rPr>
+              <w:t>+0,218</w:t>
+            </w:r>
+          </w:p>
+        </w:tc>
+      </w:tr>
+      <w:tr>
+        <w:tc>
+          <w:tcPr>
+            <w:tcW w:type="dxa" w:w="1728"/>
+          </w:tcPr>
+          <w:p>
+            <w:r/>
+            <w:r>
+              <w:rPr>
+                <w:sz w:val="18"/>
+              </w:rPr>
+              <w:t>5 dia(s)</w:t>
+            </w:r>
+          </w:p>
+        </w:tc>
+        <w:tc>
+          <w:tcPr>
+            <w:tcW w:type="dxa" w:w="2016"/>
+          </w:tcPr>
+          <w:p>
+            <w:r/>
+            <w:r>
+              <w:rPr>
+                <w:sz w:val="18"/>
+              </w:rPr>
+              <w:t>+0,366</w:t>
+            </w:r>
+          </w:p>
+        </w:tc>
+        <w:tc>
+          <w:tcPr>
+            <w:tcW w:type="dxa" w:w="2160"/>
+          </w:tcPr>
+          <w:p>
+            <w:r/>
+            <w:r>
+              <w:rPr>
+                <w:sz w:val="18"/>
+              </w:rPr>
+              <w:t>+0,326</w:t>
+            </w:r>
+          </w:p>
+        </w:tc>
+        <w:tc>
+          <w:tcPr>
+            <w:tcW w:type="dxa" w:w="2160"/>
+          </w:tcPr>
+          <w:p>
+            <w:r/>
+            <w:r>
+              <w:rPr>
+                <w:sz w:val="18"/>
+              </w:rPr>
+              <w:t>+0,274</w:t>
+            </w:r>
+          </w:p>
+        </w:tc>
+        <w:tc>
+          <w:tcPr>
+            <w:tcW w:type="dxa" w:w="2160"/>
+          </w:tcPr>
+          <w:p>
+            <w:r/>
+            <w:r>
+              <w:rPr>
+                <w:sz w:val="18"/>
+              </w:rPr>
+              <w:t>+0,334</w:t>
+            </w:r>
+          </w:p>
+        </w:tc>
+      </w:tr>
+      <w:tr>
+        <w:tc>
+          <w:tcPr>
+            <w:tcW w:type="dxa" w:w="1728"/>
+            <w:shd w:val="clear" w:fill="FFF4E0"/>
+          </w:tcPr>
+          <w:p>
+            <w:r/>
+            <w:r>
+              <w:rPr>
+                <w:b/>
+                <w:sz w:val="18"/>
+              </w:rPr>
+              <w:t>21 dia(s)</w:t>
+            </w:r>
+          </w:p>
+        </w:tc>
+        <w:tc>
+          <w:tcPr>
+            <w:tcW w:type="dxa" w:w="2016"/>
+            <w:shd w:val="clear" w:fill="FFF4E0"/>
+          </w:tcPr>
+          <w:p>
+            <w:r/>
+            <w:r>
+              <w:rPr>
+                <w:b/>
+                <w:sz w:val="18"/>
+              </w:rPr>
+              <w:t>+0,381</w:t>
+            </w:r>
+          </w:p>
+        </w:tc>
+        <w:tc>
+          <w:tcPr>
+            <w:tcW w:type="dxa" w:w="2160"/>
+            <w:shd w:val="clear" w:fill="FFF4E0"/>
+          </w:tcPr>
+          <w:p>
+            <w:r/>
+            <w:r>
+              <w:rPr>
+                <w:b/>
+                <w:sz w:val="18"/>
+              </w:rPr>
+              <w:t>+0,292</w:t>
+            </w:r>
+          </w:p>
+        </w:tc>
+        <w:tc>
+          <w:tcPr>
+            <w:tcW w:type="dxa" w:w="2160"/>
+            <w:shd w:val="clear" w:fill="FFF4E0"/>
+          </w:tcPr>
+          <w:p>
+            <w:r/>
+            <w:r>
+              <w:rPr>
+                <w:b/>
+                <w:sz w:val="18"/>
+              </w:rPr>
+              <w:t>+0,232</w:t>
+            </w:r>
+          </w:p>
+        </w:tc>
+        <w:tc>
+          <w:tcPr>
+            <w:tcW w:type="dxa" w:w="2160"/>
+            <w:shd w:val="clear" w:fill="FFF4E0"/>
+          </w:tcPr>
+          <w:p>
+            <w:r/>
+            <w:r>
+              <w:rPr>
+                <w:b/>
+                <w:sz w:val="18"/>
+              </w:rPr>
+              <w:t>+0,365</w:t>
+            </w:r>
+          </w:p>
+        </w:tc>
+      </w:tr>
+    </w:tbl>
+    <w:p>
+      <w:pPr>
+        <w:spacing w:after="80"/>
+      </w:pPr>
+    </w:p>
+    <w:p>
+      <w:pPr>
+        <w:spacing w:after="120" w:before="0"/>
+      </w:pPr>
+      <w:r>
+        <w:rPr>
+          <w:b w:val="0"/>
+          <w:i w:val="0"/>
+          <w:color w:val="0B0B0B"/>
+          <w:sz w:val="21"/>
+        </w:rPr>
+        <w:t>O HAR-RV linear vence em todos os horizontes a partir de três dias. Mais informativo que o veredito é o padrão: a distância do XGBoost de árvore para o HAR cresce monotonicamente com o horizonte, acompanhando a queda do número de observações independentes de cerca de 1.760 em um dia para cerca de 101 em vinte e um. Capacidade adicional não se paga onde não há amostra que a sustente.</w:t>
+      </w:r>
+    </w:p>
+    <w:p>
+      <w:pPr>
+        <w:spacing w:after="120" w:before="0"/>
+      </w:pPr>
+      <w:r>
+        <w:rPr>
+          <w:b w:val="0"/>
+          <w:i w:val="0"/>
+          <w:color w:val="0B0B0B"/>
+          <w:sz w:val="21"/>
+        </w:rPr>
+        <w:t>Isso contraria o resultado de Christensen et al., que encontram ganhos maiores justamente nos horizontes longos — e a diferença de contexto explica: aquele trabalho usa um painel de constituintes do Dow Jones com variância realizada intradiária, dezenas de milhares de observações. Aqui há um ativo, com variância estimada de OHLC diário.</w:t>
+      </w:r>
+    </w:p>
+    <w:p>
+      <w:pPr>
+        <w:pStyle w:val="Heading2"/>
+      </w:pPr>
+      <w:r>
+        <w:t>6.9 Estimadores de variância: a hipótese de ruído de medição</w:t>
+      </w:r>
+    </w:p>
+    <w:p>
+      <w:pPr>
+        <w:spacing w:after="120" w:before="0"/>
+      </w:pPr>
+      <w:r>
+        <w:rPr>
+          <w:b w:val="0"/>
+          <w:i w:val="0"/>
+          <w:color w:val="0B0B0B"/>
+          <w:sz w:val="21"/>
+        </w:rPr>
+        <w:t>O diagnóstico da Seção 5.7 aponta ruído de medição como explicação candidata para a ausência de memória longa. Até esta fase o projeto usava apenas o estimador de Parkinson, que emprega somente máxima e mínima e assume ausência de tendência — suposição desconfortável para um ativo cujo preço de ajuste vai de cerca de 3.150 a 6.220 no período.</w:t>
+      </w:r>
+    </w:p>
+    <w:p>
+      <w:pPr>
+        <w:spacing w:after="120" w:before="0"/>
+      </w:pPr>
+      <w:r>
+        <w:rPr>
+          <w:b w:val="0"/>
+          <w:i w:val="0"/>
+          <w:color w:val="0B0B0B"/>
+          <w:sz w:val="21"/>
+        </w:rPr>
+        <w:t>Foram implementados e avaliados Garman-Klass (1980), Rogers-Satchell (1991, que tolera tendência), a variância de 24 horas incluindo o salto noturno, e Yang-Zhang (2000). A comparação exige cuidado: usar como alvo a variância medida por um dos candidatos favorece esse candidato por construção. Adotamos como árbitro a variância close-to-close futura, ruidosa porém não enviesada e independente do erro de medição dos estimadores de amplitude.</w:t>
+      </w:r>
+    </w:p>
+    <w:tbl>
+      <w:tblPr>
+        <w:tblStyle w:val="TableGrid"/>
+        <w:tblW w:type="auto" w:w="0"/>
+        <w:jc w:val="center"/>
+        <w:tblLook w:firstColumn="1" w:firstRow="1" w:lastColumn="0" w:lastRow="0" w:noHBand="0" w:noVBand="1" w:val="04A0"/>
+      </w:tblPr>
+      <w:tblGrid>
+        <w:gridCol w:w="2408"/>
+        <w:gridCol w:w="2408"/>
+        <w:gridCol w:w="2408"/>
+        <w:gridCol w:w="2408"/>
+      </w:tblGrid>
+      <w:tr>
+        <w:tc>
+          <w:tcPr>
+            <w:tcW w:type="dxa" w:w="3312"/>
+            <w:shd w:val="clear" w:fill="2A2A28"/>
+          </w:tcPr>
+          <w:p>
+            <w:r/>
+            <w:r>
+              <w:rPr>
+                <w:b/>
+                <w:color w:val="FFFFFF"/>
+                <w:sz w:val="18"/>
+              </w:rPr>
+              <w:t>Estimador</w:t>
+            </w:r>
+          </w:p>
+        </w:tc>
+        <w:tc>
+          <w:tcPr>
+            <w:tcW w:type="dxa" w:w="1872"/>
+            <w:shd w:val="clear" w:fill="2A2A28"/>
+          </w:tcPr>
+          <w:p>
+            <w:r/>
+            <w:r>
+              <w:rPr>
+                <w:b/>
+                <w:color w:val="FFFFFF"/>
+                <w:sz w:val="18"/>
+              </w:rPr>
+              <w:t>h = 1</w:t>
+            </w:r>
+          </w:p>
+        </w:tc>
+        <w:tc>
+          <w:tcPr>
+            <w:tcW w:type="dxa" w:w="1872"/>
+            <w:shd w:val="clear" w:fill="2A2A28"/>
+          </w:tcPr>
+          <w:p>
+            <w:r/>
+            <w:r>
+              <w:rPr>
+                <w:b/>
+                <w:color w:val="FFFFFF"/>
+                <w:sz w:val="18"/>
+              </w:rPr>
+              <w:t>h = 5</w:t>
+            </w:r>
+          </w:p>
+        </w:tc>
+        <w:tc>
+          <w:tcPr>
+            <w:tcW w:type="dxa" w:w="1872"/>
+            <w:shd w:val="clear" w:fill="2A2A28"/>
+          </w:tcPr>
+          <w:p>
+            <w:r/>
+            <w:r>
+              <w:rPr>
+                <w:b/>
+                <w:color w:val="FFFFFF"/>
+                <w:sz w:val="18"/>
+              </w:rPr>
+              <w:t>h = 21</w:t>
+            </w:r>
+          </w:p>
+        </w:tc>
+      </w:tr>
+      <w:tr>
+        <w:tc>
+          <w:tcPr>
+            <w:tcW w:type="dxa" w:w="3312"/>
+          </w:tcPr>
+          <w:p>
+            <w:r/>
+            <w:r>
+              <w:rPr>
+                <w:sz w:val="18"/>
+              </w:rPr>
+              <w:t>Parkinson (adotado)</w:t>
+            </w:r>
+          </w:p>
+        </w:tc>
+        <w:tc>
+          <w:tcPr>
+            <w:tcW w:type="dxa" w:w="1872"/>
+          </w:tcPr>
+          <w:p>
+            <w:r/>
+            <w:r>
+              <w:rPr>
+                <w:sz w:val="18"/>
+              </w:rPr>
+              <w:t>−0,071</w:t>
+            </w:r>
+          </w:p>
+        </w:tc>
+        <w:tc>
+          <w:tcPr>
+            <w:tcW w:type="dxa" w:w="1872"/>
+          </w:tcPr>
+          <w:p>
+            <w:r/>
+            <w:r>
+              <w:rPr>
+                <w:sz w:val="18"/>
+              </w:rPr>
+              <w:t>+0,210</w:t>
+            </w:r>
+          </w:p>
+        </w:tc>
+        <w:tc>
+          <w:tcPr>
+            <w:tcW w:type="dxa" w:w="1872"/>
+          </w:tcPr>
+          <w:p>
+            <w:r/>
+            <w:r>
+              <w:rPr>
+                <w:sz w:val="18"/>
+              </w:rPr>
+              <w:t>+0,304</w:t>
+            </w:r>
+          </w:p>
+        </w:tc>
+      </w:tr>
+      <w:tr>
+        <w:tc>
+          <w:tcPr>
+            <w:tcW w:type="dxa" w:w="3312"/>
+          </w:tcPr>
+          <w:p>
+            <w:r/>
+            <w:r>
+              <w:rPr>
+                <w:sz w:val="18"/>
+              </w:rPr>
+              <w:t>Garman-Klass</w:t>
+            </w:r>
+          </w:p>
+        </w:tc>
+        <w:tc>
+          <w:tcPr>
+            <w:tcW w:type="dxa" w:w="1872"/>
+          </w:tcPr>
+          <w:p>
+            <w:r/>
+            <w:r>
+              <w:rPr>
+                <w:sz w:val="18"/>
+              </w:rPr>
+              <w:t>−0,055</w:t>
+            </w:r>
+          </w:p>
+        </w:tc>
+        <w:tc>
+          <w:tcPr>
+            <w:tcW w:type="dxa" w:w="1872"/>
+          </w:tcPr>
+          <w:p>
+            <w:r/>
+            <w:r>
+              <w:rPr>
+                <w:sz w:val="18"/>
+              </w:rPr>
+              <w:t>+0,246</w:t>
+            </w:r>
+          </w:p>
+        </w:tc>
+        <w:tc>
+          <w:tcPr>
+            <w:tcW w:type="dxa" w:w="1872"/>
+          </w:tcPr>
+          <w:p>
+            <w:r/>
+            <w:r>
+              <w:rPr>
+                <w:sz w:val="18"/>
+              </w:rPr>
+              <w:t>+0,297</w:t>
+            </w:r>
+          </w:p>
+        </w:tc>
+      </w:tr>
+      <w:tr>
+        <w:tc>
+          <w:tcPr>
+            <w:tcW w:type="dxa" w:w="3312"/>
+            <w:shd w:val="clear" w:fill="FFF4E0"/>
+          </w:tcPr>
+          <w:p>
+            <w:r/>
+            <w:r>
+              <w:rPr>
+                <w:b/>
+                <w:sz w:val="18"/>
+              </w:rPr>
+              <w:t>Rogers-Satchell</w:t>
+            </w:r>
+          </w:p>
+        </w:tc>
+        <w:tc>
+          <w:tcPr>
+            <w:tcW w:type="dxa" w:w="1872"/>
+            <w:shd w:val="clear" w:fill="FFF4E0"/>
+          </w:tcPr>
+          <w:p>
+            <w:r/>
+            <w:r>
+              <w:rPr>
+                <w:b/>
+                <w:sz w:val="18"/>
+              </w:rPr>
+              <w:t>−0,048</w:t>
+            </w:r>
+          </w:p>
+        </w:tc>
+        <w:tc>
+          <w:tcPr>
+            <w:tcW w:type="dxa" w:w="1872"/>
+            <w:shd w:val="clear" w:fill="FFF4E0"/>
+          </w:tcPr>
+          <w:p>
+            <w:r/>
+            <w:r>
+              <w:rPr>
+                <w:b/>
+                <w:sz w:val="18"/>
+              </w:rPr>
+              <w:t>+0,254</w:t>
+            </w:r>
+          </w:p>
+        </w:tc>
+        <w:tc>
+          <w:tcPr>
+            <w:tcW w:type="dxa" w:w="1872"/>
+            <w:shd w:val="clear" w:fill="FFF4E0"/>
+          </w:tcPr>
+          <w:p>
+            <w:r/>
+            <w:r>
+              <w:rPr>
+                <w:b/>
+                <w:sz w:val="18"/>
+              </w:rPr>
+              <w:t>+0,296</w:t>
+            </w:r>
+          </w:p>
+        </w:tc>
+      </w:tr>
+      <w:tr>
+        <w:tc>
+          <w:tcPr>
+            <w:tcW w:type="dxa" w:w="3312"/>
+          </w:tcPr>
+          <w:p>
+            <w:r/>
+            <w:r>
+              <w:rPr>
+                <w:sz w:val="18"/>
+              </w:rPr>
+              <w:t>24 horas (com salto noturno)</w:t>
+            </w:r>
+          </w:p>
+        </w:tc>
+        <w:tc>
+          <w:tcPr>
+            <w:tcW w:type="dxa" w:w="1872"/>
+          </w:tcPr>
+          <w:p>
+            <w:r/>
+            <w:r>
+              <w:rPr>
+                <w:sz w:val="18"/>
+              </w:rPr>
+              <w:t>−0,235</w:t>
+            </w:r>
+          </w:p>
+        </w:tc>
+        <w:tc>
+          <w:tcPr>
+            <w:tcW w:type="dxa" w:w="1872"/>
+          </w:tcPr>
+          <w:p>
+            <w:r/>
+            <w:r>
+              <w:rPr>
+                <w:sz w:val="18"/>
+              </w:rPr>
+              <w:t>−0,087</w:t>
+            </w:r>
+          </w:p>
+        </w:tc>
+        <w:tc>
+          <w:tcPr>
+            <w:tcW w:type="dxa" w:w="1872"/>
+          </w:tcPr>
+          <w:p>
+            <w:r/>
+            <w:r>
+              <w:rPr>
+                <w:sz w:val="18"/>
+              </w:rPr>
+              <w:t>+0,264</w:t>
+            </w:r>
+          </w:p>
+        </w:tc>
+      </w:tr>
+    </w:tbl>
+    <w:p>
+      <w:pPr>
+        <w:spacing w:after="80"/>
+      </w:pPr>
+    </w:p>
+    <w:p>
+      <w:pPr>
+        <w:spacing w:after="120" w:before="0"/>
+      </w:pPr>
+      <w:r>
+        <w:rPr>
+          <w:b w:val="0"/>
+          <w:i w:val="0"/>
+          <w:color w:val="0B0B0B"/>
+          <w:sz w:val="21"/>
+        </w:rPr>
+        <w:t>Rogers-Satchell supera o Parkinson em horizonte curto, e é justamente o único dos três que não assume tendência nula — teoria e resultado coincidem. O ganho é modesto e não atravessa o critério de consistência entre subperíodos que passamos a exigir, mas a direção é sistemática e o teste formal de Diebold-Mariano, com as 1.760 observações independentes disponíveis em horizonte de um dia, é o sinal estatístico mais forte produzido no projeto.</w:t>
+      </w:r>
+    </w:p>
+    <w:tbl>
+      <w:tblPr>
+        <w:tblStyle w:val="TableGrid"/>
+        <w:tblW w:type="auto" w:w="0"/>
+        <w:tblLook w:firstColumn="1" w:firstRow="1" w:lastColumn="0" w:lastRow="0" w:noHBand="0" w:noVBand="1" w:val="04A0"/>
+      </w:tblPr>
+      <w:tblGrid>
+        <w:gridCol w:w="9632"/>
+      </w:tblGrid>
+      <w:tr>
+        <w:tc>
+          <w:tcPr>
+            <w:tcW w:type="dxa" w:w="9632"/>
+            <w:shd w:val="clear" w:fill="F7F3E8"/>
+          </w:tcPr>
+          <w:p>
+            <w:r/>
+            <w:r>
+              <w:rPr>
+                <w:b/>
+                <w:color w:val="A82A2A"/>
+                <w:sz w:val="20"/>
+              </w:rPr>
+              <w:t xml:space="preserve">O que esta investigação fecha.  </w:t>
+            </w:r>
+            <w:r>
+              <w:rPr>
+                <w:sz w:val="19"/>
+              </w:rPr>
+              <w:t>Nenhum estimador restaura autocorrelação em defasagem de 21 dias, em nenhum subperíodo. Isso elimina o ruído de medição como explicação para o fracasso no horizonte da estratégia. Somado aos testes de modelo, de features e de amostra, o diagnóstico de descasamento de horizonte fica sem hipótese alternativa viva.</w:t>
+            </w:r>
+          </w:p>
+        </w:tc>
+      </w:tr>
+    </w:tbl>
+    <w:p>
+      <w:pPr>
+        <w:spacing w:after="120"/>
+      </w:pPr>
+    </w:p>
+    <w:p>
+      <w:pPr>
+        <w:pStyle w:val="Heading2"/>
+      </w:pPr>
+      <w:r>
+        <w:t>6.10 O resultado positivo: previsibilidade em horizonte de um dia</w:t>
+      </w:r>
+    </w:p>
+    <w:p>
+      <w:pPr>
+        <w:spacing w:after="120" w:before="0"/>
+      </w:pPr>
+      <w:r>
+        <w:rPr>
+          <w:b w:val="0"/>
+          <w:i w:val="0"/>
+          <w:color w:val="0B0B0B"/>
+          <w:sz w:val="21"/>
+        </w:rPr>
+        <w:t>Este é o único resultado positivo do projeto, e vale explicar por que ele é mais confiável que qualquer outro número aqui: em horizonte de um dia o alvo NÃO se sobrepõe entre observações consecutivas. Cada ponto é independente, o que torna o teste de Diebold-Mariano legítimo e dispensa a correção por janelas sobrepostas que enfraquece os demais testes.</w:t>
       </w:r>
     </w:p>
     <w:tbl>
@@ -11148,6 +11553,589 @@
       <w:tr>
         <w:tc>
           <w:tcPr>
+            <w:tcW w:type="dxa" w:w="2160"/>
+            <w:shd w:val="clear" w:fill="2A2A28"/>
+          </w:tcPr>
+          <w:p>
+            <w:r/>
+            <w:r>
+              <w:rPr>
+                <w:b/>
+                <w:color w:val="FFFFFF"/>
+                <w:sz w:val="18"/>
+              </w:rPr>
+              <w:t>Janela</w:t>
+            </w:r>
+          </w:p>
+        </w:tc>
+        <w:tc>
+          <w:tcPr>
+            <w:tcW w:type="dxa" w:w="1152"/>
+            <w:shd w:val="clear" w:fill="2A2A28"/>
+          </w:tcPr>
+          <w:p>
+            <w:r/>
+            <w:r>
+              <w:rPr>
+                <w:b/>
+                <w:color w:val="FFFFFF"/>
+                <w:sz w:val="18"/>
+              </w:rPr>
+              <w:t>n</w:t>
+            </w:r>
+          </w:p>
+        </w:tc>
+        <w:tc>
+          <w:tcPr>
+            <w:tcW w:type="dxa" w:w="1728"/>
+            <w:shd w:val="clear" w:fill="2A2A28"/>
+          </w:tcPr>
+          <w:p>
+            <w:r/>
+            <w:r>
+              <w:rPr>
+                <w:b/>
+                <w:color w:val="FFFFFF"/>
+                <w:sz w:val="18"/>
+              </w:rPr>
+              <w:t>HAR-RV</w:t>
+            </w:r>
+          </w:p>
+        </w:tc>
+        <w:tc>
+          <w:tcPr>
+            <w:tcW w:type="dxa" w:w="2016"/>
+            <w:shd w:val="clear" w:fill="2A2A28"/>
+          </w:tcPr>
+          <w:p>
+            <w:r/>
+            <w:r>
+              <w:rPr>
+                <w:b/>
+                <w:color w:val="FFFFFF"/>
+                <w:sz w:val="18"/>
+              </w:rPr>
+              <w:t>Persistência</w:t>
+            </w:r>
+          </w:p>
+        </w:tc>
+        <w:tc>
+          <w:tcPr>
+            <w:tcW w:type="dxa" w:w="1296"/>
+            <w:shd w:val="clear" w:fill="2A2A28"/>
+          </w:tcPr>
+          <w:p>
+            <w:r/>
+            <w:r>
+              <w:rPr>
+                <w:b/>
+                <w:color w:val="FFFFFF"/>
+                <w:sz w:val="18"/>
+              </w:rPr>
+              <w:t>Folds</w:t>
+            </w:r>
+          </w:p>
+        </w:tc>
+        <w:tc>
+          <w:tcPr>
+            <w:tcW w:type="dxa" w:w="1440"/>
+            <w:shd w:val="clear" w:fill="2A2A28"/>
+          </w:tcPr>
+          <w:p>
+            <w:r/>
+            <w:r>
+              <w:rPr>
+                <w:b/>
+                <w:color w:val="FFFFFF"/>
+                <w:sz w:val="18"/>
+              </w:rPr>
+              <w:t>DM (p)</w:t>
+            </w:r>
+          </w:p>
+        </w:tc>
+      </w:tr>
+      <w:tr>
+        <w:tc>
+          <w:tcPr>
+            <w:tcW w:type="dxa" w:w="2160"/>
+          </w:tcPr>
+          <w:p>
+            <w:r/>
+            <w:r>
+              <w:rPr>
+                <w:sz w:val="18"/>
+              </w:rPr>
+              <w:t>2018-2019</w:t>
+            </w:r>
+          </w:p>
+        </w:tc>
+        <w:tc>
+          <w:tcPr>
+            <w:tcW w:type="dxa" w:w="1152"/>
+          </w:tcPr>
+          <w:p>
+            <w:r/>
+            <w:r>
+              <w:rPr>
+                <w:sz w:val="18"/>
+              </w:rPr>
+              <w:t>390</w:t>
+            </w:r>
+          </w:p>
+        </w:tc>
+        <w:tc>
+          <w:tcPr>
+            <w:tcW w:type="dxa" w:w="1728"/>
+          </w:tcPr>
+          <w:p>
+            <w:r/>
+            <w:r>
+              <w:rPr>
+                <w:sz w:val="18"/>
+              </w:rPr>
+              <w:t>−0,286</w:t>
+            </w:r>
+          </w:p>
+        </w:tc>
+        <w:tc>
+          <w:tcPr>
+            <w:tcW w:type="dxa" w:w="2016"/>
+          </w:tcPr>
+          <w:p>
+            <w:r/>
+            <w:r>
+              <w:rPr>
+                <w:sz w:val="18"/>
+              </w:rPr>
+              <w:t>+0,047</w:t>
+            </w:r>
+          </w:p>
+        </w:tc>
+        <w:tc>
+          <w:tcPr>
+            <w:tcW w:type="dxa" w:w="1296"/>
+          </w:tcPr>
+          <w:p>
+            <w:r/>
+            <w:r>
+              <w:rPr>
+                <w:sz w:val="18"/>
+              </w:rPr>
+              <w:t>3/5</w:t>
+            </w:r>
+          </w:p>
+        </w:tc>
+        <w:tc>
+          <w:tcPr>
+            <w:tcW w:type="dxa" w:w="1440"/>
+          </w:tcPr>
+          <w:p>
+            <w:r/>
+            <w:r>
+              <w:rPr>
+                <w:sz w:val="18"/>
+              </w:rPr>
+              <w:t>0,2275</w:t>
+            </w:r>
+          </w:p>
+        </w:tc>
+      </w:tr>
+      <w:tr>
+        <w:tc>
+          <w:tcPr>
+            <w:tcW w:type="dxa" w:w="2160"/>
+            <w:shd w:val="clear" w:fill="FFF4E0"/>
+          </w:tcPr>
+          <w:p>
+            <w:r/>
+            <w:r>
+              <w:rPr>
+                <w:b/>
+                <w:sz w:val="18"/>
+              </w:rPr>
+              <w:t>2021-2022</w:t>
+            </w:r>
+          </w:p>
+        </w:tc>
+        <w:tc>
+          <w:tcPr>
+            <w:tcW w:type="dxa" w:w="1152"/>
+            <w:shd w:val="clear" w:fill="FFF4E0"/>
+          </w:tcPr>
+          <w:p>
+            <w:r/>
+            <w:r>
+              <w:rPr>
+                <w:b/>
+                <w:sz w:val="18"/>
+              </w:rPr>
+              <w:t>395</w:t>
+            </w:r>
+          </w:p>
+        </w:tc>
+        <w:tc>
+          <w:tcPr>
+            <w:tcW w:type="dxa" w:w="1728"/>
+            <w:shd w:val="clear" w:fill="FFF4E0"/>
+          </w:tcPr>
+          <w:p>
+            <w:r/>
+            <w:r>
+              <w:rPr>
+                <w:b/>
+                <w:sz w:val="18"/>
+              </w:rPr>
+              <w:t>+0,038</w:t>
+            </w:r>
+          </w:p>
+        </w:tc>
+        <w:tc>
+          <w:tcPr>
+            <w:tcW w:type="dxa" w:w="2016"/>
+            <w:shd w:val="clear" w:fill="FFF4E0"/>
+          </w:tcPr>
+          <w:p>
+            <w:r/>
+            <w:r>
+              <w:rPr>
+                <w:b/>
+                <w:sz w:val="18"/>
+              </w:rPr>
+              <w:t>−0,019</w:t>
+            </w:r>
+          </w:p>
+        </w:tc>
+        <w:tc>
+          <w:tcPr>
+            <w:tcW w:type="dxa" w:w="1296"/>
+            <w:shd w:val="clear" w:fill="FFF4E0"/>
+          </w:tcPr>
+          <w:p>
+            <w:r/>
+            <w:r>
+              <w:rPr>
+                <w:b/>
+                <w:sz w:val="18"/>
+              </w:rPr>
+              <w:t>4/5</w:t>
+            </w:r>
+          </w:p>
+        </w:tc>
+        <w:tc>
+          <w:tcPr>
+            <w:tcW w:type="dxa" w:w="1440"/>
+            <w:shd w:val="clear" w:fill="FFF4E0"/>
+          </w:tcPr>
+          <w:p>
+            <w:r/>
+            <w:r>
+              <w:rPr>
+                <w:b/>
+                <w:sz w:val="18"/>
+              </w:rPr>
+              <w:t>0,1719</w:t>
+            </w:r>
+          </w:p>
+        </w:tc>
+      </w:tr>
+      <w:tr>
+        <w:tc>
+          <w:tcPr>
+            <w:tcW w:type="dxa" w:w="2160"/>
+            <w:shd w:val="clear" w:fill="FFF4E0"/>
+          </w:tcPr>
+          <w:p>
+            <w:r/>
+            <w:r>
+              <w:rPr>
+                <w:b/>
+                <w:sz w:val="18"/>
+              </w:rPr>
+              <w:t>2023-2026</w:t>
+            </w:r>
+          </w:p>
+        </w:tc>
+        <w:tc>
+          <w:tcPr>
+            <w:tcW w:type="dxa" w:w="1152"/>
+            <w:shd w:val="clear" w:fill="FFF4E0"/>
+          </w:tcPr>
+          <w:p>
+            <w:r/>
+            <w:r>
+              <w:rPr>
+                <w:b/>
+                <w:sz w:val="18"/>
+              </w:rPr>
+              <w:t>725</w:t>
+            </w:r>
+          </w:p>
+        </w:tc>
+        <w:tc>
+          <w:tcPr>
+            <w:tcW w:type="dxa" w:w="1728"/>
+            <w:shd w:val="clear" w:fill="FFF4E0"/>
+          </w:tcPr>
+          <w:p>
+            <w:r/>
+            <w:r>
+              <w:rPr>
+                <w:b/>
+                <w:sz w:val="18"/>
+              </w:rPr>
+              <w:t>+0,041</w:t>
+            </w:r>
+          </w:p>
+        </w:tc>
+        <w:tc>
+          <w:tcPr>
+            <w:tcW w:type="dxa" w:w="2016"/>
+            <w:shd w:val="clear" w:fill="FFF4E0"/>
+          </w:tcPr>
+          <w:p>
+            <w:r/>
+            <w:r>
+              <w:rPr>
+                <w:b/>
+                <w:sz w:val="18"/>
+              </w:rPr>
+              <w:t>−0,023</w:t>
+            </w:r>
+          </w:p>
+        </w:tc>
+        <w:tc>
+          <w:tcPr>
+            <w:tcW w:type="dxa" w:w="1296"/>
+            <w:shd w:val="clear" w:fill="FFF4E0"/>
+          </w:tcPr>
+          <w:p>
+            <w:r/>
+            <w:r>
+              <w:rPr>
+                <w:b/>
+                <w:sz w:val="18"/>
+              </w:rPr>
+              <w:t>5/5</w:t>
+            </w:r>
+          </w:p>
+        </w:tc>
+        <w:tc>
+          <w:tcPr>
+            <w:tcW w:type="dxa" w:w="1440"/>
+            <w:shd w:val="clear" w:fill="FFF4E0"/>
+          </w:tcPr>
+          <w:p>
+            <w:r/>
+            <w:r>
+              <w:rPr>
+                <w:b/>
+                <w:sz w:val="18"/>
+              </w:rPr>
+              <w:t>0,1075</w:t>
+            </w:r>
+          </w:p>
+        </w:tc>
+      </w:tr>
+      <w:tr>
+        <w:tc>
+          <w:tcPr>
+            <w:tcW w:type="dxa" w:w="2160"/>
+          </w:tcPr>
+          <w:p>
+            <w:r/>
+            <w:r>
+              <w:rPr>
+                <w:sz w:val="18"/>
+              </w:rPr>
+              <w:t>COMPLETA</w:t>
+            </w:r>
+          </w:p>
+        </w:tc>
+        <w:tc>
+          <w:tcPr>
+            <w:tcW w:type="dxa" w:w="1152"/>
+          </w:tcPr>
+          <w:p>
+            <w:r/>
+            <w:r>
+              <w:rPr>
+                <w:sz w:val="18"/>
+              </w:rPr>
+              <w:t>1760</w:t>
+            </w:r>
+          </w:p>
+        </w:tc>
+        <w:tc>
+          <w:tcPr>
+            <w:tcW w:type="dxa" w:w="1728"/>
+          </w:tcPr>
+          <w:p>
+            <w:r/>
+            <w:r>
+              <w:rPr>
+                <w:sz w:val="18"/>
+              </w:rPr>
+              <w:t>+0,243</w:t>
+            </w:r>
+          </w:p>
+        </w:tc>
+        <w:tc>
+          <w:tcPr>
+            <w:tcW w:type="dxa" w:w="2016"/>
+          </w:tcPr>
+          <w:p>
+            <w:r/>
+            <w:r>
+              <w:rPr>
+                <w:sz w:val="18"/>
+              </w:rPr>
+              <w:t>+0,218</w:t>
+            </w:r>
+          </w:p>
+        </w:tc>
+        <w:tc>
+          <w:tcPr>
+            <w:tcW w:type="dxa" w:w="1296"/>
+          </w:tcPr>
+          <w:p>
+            <w:r/>
+            <w:r>
+              <w:rPr>
+                <w:sz w:val="18"/>
+              </w:rPr>
+              <w:t>4/5</w:t>
+            </w:r>
+          </w:p>
+        </w:tc>
+        <w:tc>
+          <w:tcPr>
+            <w:tcW w:type="dxa" w:w="1440"/>
+          </w:tcPr>
+          <w:p>
+            <w:r/>
+            <w:r>
+              <w:rPr>
+                <w:sz w:val="18"/>
+              </w:rPr>
+              <w:t>0,4213</w:t>
+            </w:r>
+          </w:p>
+        </w:tc>
+      </w:tr>
+    </w:tbl>
+    <w:p>
+      <w:pPr>
+        <w:spacing w:after="80"/>
+      </w:pPr>
+    </w:p>
+    <w:p>
+      <w:pPr>
+        <w:spacing w:after="120" w:before="0"/>
+      </w:pPr>
+      <w:r>
+        <w:rPr>
+          <w:b w:val="0"/>
+          <w:i w:val="0"/>
+          <w:color w:val="0B0B0B"/>
+          <w:sz w:val="21"/>
+        </w:rPr>
+        <w:t>Em 2021-2022 e em 2023-2026 — dois períodos independentes — o HAR-RV bate a persistência com R² positivo em termos absolutos, ou seja, superando a média incondicional, com apoio de 4 e 5 folds de 5. É exatamente o que Corsi (2009) desenhou o modelo para fazer: capturar volatilidade de curto prazo a partir de componentes de múltiplas escalas.</w:t>
+      </w:r>
+    </w:p>
+    <w:p>
+      <w:pPr>
+        <w:spacing w:after="120" w:before="0"/>
+      </w:pPr>
+      <w:r>
+        <w:rPr>
+          <w:b w:val="0"/>
+          <w:i w:val="0"/>
+          <w:color w:val="0B0B0B"/>
+          <w:sz w:val="21"/>
+        </w:rPr>
+        <w:t>O período 2018-2019 vai na direção contrária e está na tabela por isso — rodamos todos os subperíodos e reportamos todos, não apenas os favoráveis.</w:t>
+      </w:r>
+    </w:p>
+    <w:tbl>
+      <w:tblPr>
+        <w:tblStyle w:val="TableGrid"/>
+        <w:tblW w:type="auto" w:w="0"/>
+        <w:tblLook w:firstColumn="1" w:firstRow="1" w:lastColumn="0" w:lastRow="0" w:noHBand="0" w:noVBand="1" w:val="04A0"/>
+      </w:tblPr>
+      <w:tblGrid>
+        <w:gridCol w:w="9632"/>
+      </w:tblGrid>
+      <w:tr>
+        <w:tc>
+          <w:tcPr>
+            <w:tcW w:type="dxa" w:w="9632"/>
+            <w:shd w:val="clear" w:fill="F7F3E8"/>
+          </w:tcPr>
+          <w:p>
+            <w:r/>
+            <w:r>
+              <w:rPr>
+                <w:b/>
+                <w:color w:val="B8860B"/>
+                <w:sz w:val="20"/>
+              </w:rPr>
+              <w:t xml:space="preserve">Força exata desta evidência.  </w:t>
+            </w:r>
+            <w:r>
+              <w:rPr>
+                <w:sz w:val="19"/>
+              </w:rPr>
+              <w:t>Nenhuma janela pré-registrada atinge significância a 5%: os valores de p ficam em 0,11 e 0,17. A janela 2021-2026 agregada daria p = 0,0017, mas foi escolhida depois de observar quais subperíodos funcionavam — seleção pós-hoc, e por isso não a utilizamos. A leitura correta é: direção consistente e replicada, magnitude modesta, evidência SUGESTIVA e não estabelecida.</w:t>
+            </w:r>
+          </w:p>
+        </w:tc>
+      </w:tr>
+    </w:tbl>
+    <w:p>
+      <w:pPr>
+        <w:spacing w:after="120"/>
+      </w:pPr>
+    </w:p>
+    <w:p>
+      <w:pPr>
+        <w:pStyle w:val="Heading2"/>
+      </w:pPr>
+      <w:r>
+        <w:t>6.11 Combinação de previsões, e o quinto falso positivo</w:t>
+      </w:r>
+    </w:p>
+    <w:p>
+      <w:pPr>
+        <w:spacing w:after="120" w:before="0"/>
+      </w:pPr>
+      <w:r>
+        <w:rPr>
+          <w:b w:val="0"/>
+          <w:i w:val="0"/>
+          <w:color w:val="0B0B0B"/>
+          <w:sz w:val="21"/>
+        </w:rPr>
+        <w:t>A literatura de combinação de previsões (Bates &amp; Granger, 1969; Timmermann, 2006) sustenta que a média de previsões razoáveis costuma superar a melhor individual, e que pesos iguais batem pesos estimados — estimar pesos adiciona variância. Antes de testar, medimos a correlação entre os erros dos modelos, porque combinar só ajuda se eles errarem de formas diferentes: HAR e persistência ficam em 0,754, enquanto variantes do mesmo HAR ficam acima de 0,94. Isso explica retroativamente por que o ensemble testado antes não extraiu nada.</w:t>
+      </w:r>
+    </w:p>
+    <w:tbl>
+      <w:tblPr>
+        <w:tblStyle w:val="TableGrid"/>
+        <w:tblW w:type="auto" w:w="0"/>
+        <w:jc w:val="center"/>
+        <w:tblLook w:firstColumn="1" w:firstRow="1" w:lastColumn="0" w:lastRow="0" w:noHBand="0" w:noVBand="1" w:val="04A0"/>
+      </w:tblPr>
+      <w:tblGrid>
+        <w:gridCol w:w="1605"/>
+        <w:gridCol w:w="1605"/>
+        <w:gridCol w:w="1605"/>
+        <w:gridCol w:w="1605"/>
+        <w:gridCol w:w="1605"/>
+        <w:gridCol w:w="1605"/>
+      </w:tblGrid>
+      <w:tr>
+        <w:tc>
+          <w:tcPr>
             <w:tcW w:type="dxa" w:w="2016"/>
             <w:shd w:val="clear" w:fill="2A2A28"/>
           </w:tcPr>
@@ -12283,7 +13271,7 @@
           <w:color w:val="0B0B0B"/>
           <w:sz w:val="21"/>
         </w:rPr>
-        <w:t>Esta limitação foi PARCIALMENTE SUPERADA depois da primeira versão deste relatório, por um caminho alternativo descrito na Seção 6.7: invertendo Black-76 sobre preços efetivamente negociados, reconstruímos 7346 observações de volatilidade implícita em 198 pregões, cobrindo 2018-01-31 a 2023-03-27.</w:t>
+        <w:t>Esta limitação foi PARCIALMENTE SUPERADA depois da primeira versão deste relatório, por um caminho alternativo descrito na Seção 6.7: invertendo Black-76 sobre preços efetivamente negociados, reconstruímos 13350 observações de volatilidade implícita em 378 pregões, cobrindo 2018-01-31 a 2023-03-31.</w:t>
       </w:r>
     </w:p>
     <w:p>
